--- a/courts/tenth-circuit/oklahoma/federal/bankruptcy-eastern-district/motion-brief/usage/OUTPUT-motion-brief-2.docx
+++ b/courts/tenth-circuit/oklahoma/federal/bankruptcy-eastern-district/motion-brief/usage/OUTPUT-motion-brief-2.docx
@@ -4,23 +4,32 @@
   <w:body>
     <w:p>
       <w:pPr>
-        <w:pStyle w:val="Centered"/>
-      </w:pPr>
-      <w:r>
-        <w:rPr>
-          <w:b/>
+        <w:keepNext/>
+        <w:keepLines/>
+        <w:spacing w:before="0" w:after="0" w:line="276" w:lineRule="exact"/>
+        <w:ind w:left="0" w:firstLine="0"/>
+        <w:jc w:val="center"/>
+      </w:pPr>
+      <w:r>
+        <w:rPr>
+          <w:b/>
+          <w:bCs/>
         </w:rPr>
         <w:t xml:space="preserve">IN THE UNITED STATES BANKRUPTCY COURT</w:t>
       </w:r>
     </w:p>
     <w:p>
       <w:pPr>
-        <w:pStyle w:val="Centered"/>
-        <w:spacing w:after="432"/>
-      </w:pPr>
-      <w:r>
-        <w:rPr>
-          <w:b/>
+        <w:keepNext/>
+        <w:keepLines/>
+        <w:spacing w:before="0" w:after="552" w:line="276" w:lineRule="exact"/>
+        <w:ind w:left="0" w:firstLine="0"/>
+        <w:jc w:val="center"/>
+      </w:pPr>
+      <w:r>
+        <w:rPr>
+          <w:b/>
+          <w:bCs/>
         </w:rPr>
         <w:t xml:space="preserve">FOR THE EASTERN DISTRICT OF OKLAHOMA</w:t>
       </w:r>
@@ -28,34 +37,38 @@
     <w:tbl>
       <w:tblPr>
         <w:tblW w:w="9360" w:type="dxa"/>
-        <w:tblBorders>
-          <w:top w:val="nil"/>
-          <w:left w:val="nil"/>
-          <w:bottom w:val="nil"/>
-          <w:right w:val="nil"/>
-          <w:insideH w:val="nil"/>
-          <w:insideV w:val="nil"/>
-        </w:tblBorders>
         <w:tblLayout w:type="fixed"/>
         <w:tblCellMar>
+          <w:top w:w="0" w:type="dxa"/>
           <w:left w:w="0" w:type="dxa"/>
+          <w:bottom w:w="0" w:type="dxa"/>
           <w:right w:w="0" w:type="dxa"/>
         </w:tblCellMar>
+        <w:tblLook w:val="0000" w:firstRow="0" w:lastRow="0" w:firstColumn="0" w:lastColumn="0" w:noHBand="0" w:noVBand="0"/>
       </w:tblPr>
       <w:tblGrid>
         <w:gridCol w:w="5040"/>
         <w:gridCol w:w="4320"/>
       </w:tblGrid>
       <w:tr>
+        <w:trPr>
+          <w:cantSplit/>
+        </w:trPr>
         <w:tc>
           <w:tcPr>
             <w:tcW w:w="5040" w:type="dxa"/>
+            <w:tcBorders>
+              <w:right w:val="single" w:sz="6" w:space="0" w:color="000000"/>
+            </w:tcBorders>
+            <w:tcMar>
+              <w:right w:w="288" w:type="dxa"/>
+            </w:tcMar>
           </w:tcPr>
           <w:p>
             <w:pPr>
-              <w:pStyle w:val="Single"/>
-              <w:spacing w:after="216"/>
-              <w:ind w:right="288"/>
+              <w:spacing w:before="0" w:after="0" w:line="276" w:lineRule="exact"/>
+              <w:ind w:left="0" w:firstLine="0"/>
+              <w:jc w:val="left"/>
             </w:pPr>
             <w:r>
               <w:t xml:space="preserve">In re:</w:t>
@@ -63,9 +76,16 @@
           </w:p>
           <w:p>
             <w:pPr>
-              <w:pStyle w:val="Single"/>
-              <w:spacing w:after="48"/>
-              <w:ind w:left="720" w:right="288"/>
+              <w:spacing w:before="0" w:after="0" w:line="276" w:lineRule="exact"/>
+              <w:ind w:left="0" w:firstLine="0"/>
+              <w:jc w:val="left"/>
+            </w:pPr>
+          </w:p>
+          <w:p>
+            <w:pPr>
+              <w:spacing w:before="0" w:after="0" w:line="276" w:lineRule="exact"/>
+              <w:ind w:left="720" w:firstLine="0"/>
+              <w:jc w:val="left"/>
             </w:pPr>
             <w:r>
               <w:t xml:space="preserve">C M HEAVY MACHINERY, LLC,</w:t>
@@ -73,8 +93,9 @@
           </w:p>
           <w:p>
             <w:pPr>
-              <w:pStyle w:val="Single"/>
-              <w:ind w:left="3168" w:right="288"/>
+              <w:spacing w:before="0" w:after="0" w:line="276" w:lineRule="exact"/>
+              <w:ind w:left="3168" w:firstLine="0"/>
+              <w:jc w:val="left"/>
             </w:pPr>
             <w:r>
               <w:t xml:space="preserve">Debtor.</w:t>
@@ -84,24 +105,27 @@
         <w:tc>
           <w:tcPr>
             <w:tcW w:w="4320" w:type="dxa"/>
-            <w:tcBorders>
-              <w:left w:val="single" w:sz="6" w:space="0" w:color="000000"/>
-            </w:tcBorders>
+            <w:tcMar>
+              <w:left w:w="432" w:type="dxa"/>
+            </w:tcMar>
           </w:tcPr>
           <w:p>
             <w:pPr>
-              <w:pStyle w:val="Single"/>
-              <w:spacing w:after="288"/>
-              <w:ind w:left="432"/>
+              <w:spacing w:before="0" w:after="0" w:line="276" w:lineRule="exact"/>
+              <w:ind w:left="0" w:firstLine="0"/>
+              <w:jc w:val="left"/>
             </w:pPr>
             <w:r>
-              <w:t xml:space="preserve">Case No. 24-80617</w:t>
+              <w:t xml:space="preserve">Case No. 24</w:t>
+              <w:noBreakHyphen/>
+              <w:t xml:space="preserve">80617</w:t>
             </w:r>
           </w:p>
           <w:p>
             <w:pPr>
-              <w:pStyle w:val="Single"/>
-              <w:ind w:left="432"/>
+              <w:spacing w:before="276" w:after="0" w:line="276" w:lineRule="exact"/>
+              <w:ind w:left="0" w:firstLine="0"/>
+              <w:jc w:val="left"/>
             </w:pPr>
             <w:r>
               <w:t xml:space="preserve">Chapter 11</w:t>
@@ -112,20 +136,335 @@
     </w:tbl>
     <w:p>
       <w:pPr>
-        <w:pStyle w:val="Centered"/>
-        <w:spacing w:before="480" w:after="288"/>
-      </w:pPr>
-      <w:r>
-        <w:rPr>
-          <w:b/>
-        </w:rPr>
-        <w:t xml:space="preserve">GREAT PLAINS NATIONAL BANK’S CLOSING BRIEF IN SUPPORT OF MOTION TO DISMISS, OR ALTERNATIVELY, TO CONVERT THE BANKRUPTCY CASE TO CHAPTER 7 PROCEEDING</w:t>
-      </w:r>
-    </w:p>
-    <w:p>
-      <w:pPr>
-        <w:pStyle w:val="SigBlock"/>
         <w:keepNext/>
+        <w:keepLines/>
+        <w:spacing w:before="552" w:after="276" w:line="276" w:lineRule="exact"/>
+        <w:ind w:left="0" w:firstLine="0"/>
+        <w:jc w:val="center"/>
+      </w:pPr>
+      <w:r>
+        <w:rPr>
+          <w:b/>
+          <w:bCs/>
+        </w:rPr>
+        <w:t xml:space="preserve">GREAT</w:t>
+      </w:r>
+      <w:r>
+        <w:rPr>
+          <w:b/>
+          <w:bCs/>
+        </w:rPr>
+        <w:t xml:space="preserve"> </w:t>
+      </w:r>
+      <w:r>
+        <w:rPr>
+          <w:b/>
+          <w:bCs/>
+        </w:rPr>
+        <w:t xml:space="preserve">PLAINS</w:t>
+      </w:r>
+      <w:r>
+        <w:rPr>
+          <w:b/>
+          <w:bCs/>
+        </w:rPr>
+        <w:t xml:space="preserve"> </w:t>
+      </w:r>
+      <w:r>
+        <w:rPr>
+          <w:b/>
+          <w:bCs/>
+        </w:rPr>
+        <w:t xml:space="preserve">NATIONAL</w:t>
+      </w:r>
+      <w:r>
+        <w:rPr>
+          <w:b/>
+          <w:bCs/>
+        </w:rPr>
+        <w:t xml:space="preserve"> </w:t>
+      </w:r>
+      <w:r>
+        <w:rPr>
+          <w:b/>
+          <w:bCs/>
+        </w:rPr>
+        <w:t xml:space="preserve">BANK’S</w:t>
+      </w:r>
+      <w:r>
+        <w:rPr>
+          <w:b/>
+          <w:bCs/>
+        </w:rPr>
+        <w:t xml:space="preserve"> </w:t>
+      </w:r>
+      <w:r>
+        <w:rPr>
+          <w:b/>
+          <w:bCs/>
+        </w:rPr>
+        <w:t xml:space="preserve">CLOSING</w:t>
+      </w:r>
+      <w:r>
+        <w:rPr>
+          <w:b/>
+          <w:bCs/>
+        </w:rPr>
+        <w:t xml:space="preserve"> </w:t>
+      </w:r>
+      <w:r>
+        <w:rPr>
+          <w:b/>
+          <w:bCs/>
+        </w:rPr>
+        <w:t xml:space="preserve">BRIEF</w:t>
+      </w:r>
+      <w:r>
+        <w:rPr>
+          <w:b/>
+          <w:bCs/>
+        </w:rPr>
+        <w:t xml:space="preserve"> </w:t>
+      </w:r>
+      <w:r>
+        <w:rPr>
+          <w:b/>
+          <w:bCs/>
+        </w:rPr>
+        <w:t xml:space="preserve">IN</w:t>
+      </w:r>
+      <w:r>
+        <w:rPr>
+          <w:b/>
+          <w:bCs/>
+        </w:rPr>
+        <w:t xml:space="preserve"> </w:t>
+      </w:r>
+      <w:r>
+        <w:rPr>
+          <w:b/>
+          <w:bCs/>
+        </w:rPr>
+        <w:t xml:space="preserve">SUPPORT</w:t>
+      </w:r>
+      <w:r>
+        <w:rPr>
+          <w:b/>
+          <w:bCs/>
+        </w:rPr>
+        <w:t xml:space="preserve"> </w:t>
+      </w:r>
+      <w:r>
+        <w:rPr>
+          <w:b/>
+          <w:bCs/>
+        </w:rPr>
+        <w:t xml:space="preserve">OF</w:t>
+      </w:r>
+      <w:r>
+        <w:rPr>
+          <w:b/>
+          <w:bCs/>
+        </w:rPr>
+        <w:t xml:space="preserve"> </w:t>
+      </w:r>
+      <w:r>
+        <w:rPr>
+          <w:b/>
+          <w:bCs/>
+        </w:rPr>
+        <w:t xml:space="preserve">MOTION</w:t>
+      </w:r>
+      <w:r>
+        <w:rPr>
+          <w:b/>
+          <w:bCs/>
+        </w:rPr>
+        <w:t xml:space="preserve"> </w:t>
+      </w:r>
+      <w:r>
+        <w:rPr>
+          <w:b/>
+          <w:bCs/>
+        </w:rPr>
+        <w:t xml:space="preserve">TO</w:t>
+      </w:r>
+      <w:r>
+        <w:rPr>
+          <w:b/>
+          <w:bCs/>
+        </w:rPr>
+        <w:t xml:space="preserve"> </w:t>
+      </w:r>
+      <w:r>
+        <w:rPr>
+          <w:b/>
+          <w:bCs/>
+        </w:rPr>
+        <w:t xml:space="preserve">DISMISS,</w:t>
+      </w:r>
+      <w:r>
+        <w:rPr>
+          <w:b/>
+          <w:bCs/>
+        </w:rPr>
+        <w:t xml:space="preserve"> </w:t>
+      </w:r>
+      <w:r>
+        <w:rPr>
+          <w:b/>
+          <w:bCs/>
+        </w:rPr>
+        <w:t xml:space="preserve">OR</w:t>
+      </w:r>
+      <w:r>
+        <w:rPr>
+          <w:b/>
+          <w:bCs/>
+        </w:rPr>
+        <w:t xml:space="preserve"> </w:t>
+      </w:r>
+      <w:r>
+        <w:rPr>
+          <w:b/>
+          <w:bCs/>
+        </w:rPr>
+        <w:t xml:space="preserve">ALTERNATIVELY,</w:t>
+      </w:r>
+      <w:r>
+        <w:rPr>
+          <w:b/>
+          <w:bCs/>
+        </w:rPr>
+        <w:t xml:space="preserve"> </w:t>
+      </w:r>
+      <w:r>
+        <w:rPr>
+          <w:b/>
+          <w:bCs/>
+        </w:rPr>
+        <w:t xml:space="preserve">TO</w:t>
+      </w:r>
+      <w:r>
+        <w:rPr>
+          <w:b/>
+          <w:bCs/>
+        </w:rPr>
+        <w:t xml:space="preserve"> </w:t>
+      </w:r>
+      <w:r>
+        <w:rPr>
+          <w:b/>
+          <w:bCs/>
+        </w:rPr>
+        <w:t xml:space="preserve">CONVERT</w:t>
+      </w:r>
+      <w:r>
+        <w:rPr>
+          <w:b/>
+          <w:bCs/>
+        </w:rPr>
+        <w:t xml:space="preserve"> </w:t>
+      </w:r>
+      <w:r>
+        <w:rPr>
+          <w:b/>
+          <w:bCs/>
+        </w:rPr>
+        <w:t xml:space="preserve">THE</w:t>
+      </w:r>
+      <w:r>
+        <w:rPr>
+          <w:b/>
+          <w:bCs/>
+        </w:rPr>
+        <w:t xml:space="preserve"> </w:t>
+      </w:r>
+      <w:r>
+        <w:rPr>
+          <w:b/>
+          <w:bCs/>
+        </w:rPr>
+        <w:t xml:space="preserve">BANKRUPTCY</w:t>
+      </w:r>
+      <w:r>
+        <w:rPr>
+          <w:b/>
+          <w:bCs/>
+        </w:rPr>
+        <w:t xml:space="preserve"> </w:t>
+      </w:r>
+      <w:r>
+        <w:rPr>
+          <w:b/>
+          <w:bCs/>
+        </w:rPr>
+        <w:t xml:space="preserve">CASE</w:t>
+      </w:r>
+      <w:r>
+        <w:rPr>
+          <w:b/>
+          <w:bCs/>
+        </w:rPr>
+        <w:t xml:space="preserve"> </w:t>
+      </w:r>
+      <w:r>
+        <w:rPr>
+          <w:b/>
+          <w:bCs/>
+        </w:rPr>
+        <w:t xml:space="preserve">TO</w:t>
+      </w:r>
+      <w:r>
+        <w:rPr>
+          <w:b/>
+          <w:bCs/>
+        </w:rPr>
+        <w:t xml:space="preserve"> </w:t>
+      </w:r>
+      <w:r>
+        <w:rPr>
+          <w:b/>
+          <w:bCs/>
+        </w:rPr>
+        <w:t xml:space="preserve">CHAPTER</w:t>
+      </w:r>
+      <w:r>
+        <w:rPr>
+          <w:b/>
+          <w:bCs/>
+        </w:rPr>
+        <w:t xml:space="preserve"> </w:t>
+      </w:r>
+      <w:r>
+        <w:rPr>
+          <w:b/>
+          <w:bCs/>
+        </w:rPr>
+        <w:t xml:space="preserve">7</w:t>
+      </w:r>
+      <w:r>
+        <w:rPr>
+          <w:b/>
+          <w:bCs/>
+        </w:rPr>
+        <w:t xml:space="preserve"> </w:t>
+      </w:r>
+      <w:r>
+        <w:rPr>
+          <w:b/>
+          <w:bCs/>
+        </w:rPr>
+        <w:t xml:space="preserve">PROCEEDING</w:t>
+      </w:r>
+    </w:p>
+    <w:p>
+      <w:pPr>
+        <w:keepNext/>
+        <w:keepLines/>
+        <w:spacing w:before="276" w:after="0" w:line="276" w:lineRule="exact"/>
+        <w:ind w:left="4680" w:firstLine="0"/>
+        <w:jc w:val="left"/>
       </w:pPr>
       <w:r>
         <w:t xml:space="preserve">HALL, ESTILL HARDWICK, GABLE,</w:t>
@@ -133,8 +472,11 @@
     </w:p>
     <w:p>
       <w:pPr>
-        <w:pStyle w:val="SigBlock"/>
         <w:keepNext/>
+        <w:keepLines/>
+        <w:spacing w:before="0" w:after="0" w:line="276" w:lineRule="exact"/>
+        <w:ind w:left="4680" w:firstLine="0"/>
+        <w:jc w:val="left"/>
       </w:pPr>
       <w:r>
         <w:t xml:space="preserve">GOLDEN &amp; NELSON, P.C.</w:t>
@@ -142,44 +484,56 @@
     </w:p>
     <w:p>
       <w:pPr>
-        <w:pStyle w:val="SigBlock"/>
         <w:keepNext/>
-      </w:pPr>
-      <w:r>
-        <w:t xml:space="preserve"/>
-      </w:r>
-    </w:p>
-    <w:p>
-      <w:pPr>
-        <w:pStyle w:val="SigBlock"/>
+        <w:keepLines/>
+        <w:spacing w:before="0" w:after="0" w:line="276" w:lineRule="exact"/>
+        <w:ind w:left="4680" w:firstLine="0"/>
+        <w:jc w:val="left"/>
+      </w:pPr>
+    </w:p>
+    <w:p>
+      <w:pPr>
         <w:keepNext/>
-      </w:pPr>
-      <w:r>
-        <w:t xml:space="preserve">Steven W. Soulé, OBA No. 13781</w:t>
-      </w:r>
-    </w:p>
-    <w:p>
-      <w:pPr>
-        <w:pStyle w:val="SigBlock"/>
+        <w:keepLines/>
+        <w:spacing w:before="0" w:after="0" w:line="276" w:lineRule="exact"/>
+        <w:ind w:left="4680" w:firstLine="0"/>
+        <w:jc w:val="left"/>
+      </w:pPr>
+      <w:r>
+        <w:t xml:space="preserve">Steven W. Soulé, OBA No. 13781</w:t>
+      </w:r>
+    </w:p>
+    <w:p>
+      <w:pPr>
         <w:keepNext/>
-      </w:pPr>
-      <w:r>
-        <w:t xml:space="preserve">Christopher J. Gnaedig, OBA No. 33892</w:t>
-      </w:r>
-    </w:p>
-    <w:p>
-      <w:pPr>
-        <w:pStyle w:val="SigBlock"/>
+        <w:keepLines/>
+        <w:spacing w:before="0" w:after="0" w:line="276" w:lineRule="exact"/>
+        <w:ind w:left="4680" w:firstLine="0"/>
+        <w:jc w:val="left"/>
+      </w:pPr>
+      <w:r>
+        <w:t xml:space="preserve">Christopher J. Gnaedig, OBA No. 33892</w:t>
+      </w:r>
+    </w:p>
+    <w:p>
+      <w:pPr>
         <w:keepNext/>
-      </w:pPr>
-      <w:r>
-        <w:t xml:space="preserve">Connor M. Andreen, OBA No. 35047</w:t>
-      </w:r>
-    </w:p>
-    <w:p>
-      <w:pPr>
-        <w:pStyle w:val="SigBlock"/>
+        <w:keepLines/>
+        <w:spacing w:before="0" w:after="0" w:line="276" w:lineRule="exact"/>
+        <w:ind w:left="4680" w:firstLine="0"/>
+        <w:jc w:val="left"/>
+      </w:pPr>
+      <w:r>
+        <w:t xml:space="preserve">Connor M. Andreen, OBA No. 35047</w:t>
+      </w:r>
+    </w:p>
+    <w:p>
+      <w:pPr>
         <w:keepNext/>
+        <w:keepLines/>
+        <w:spacing w:before="0" w:after="0" w:line="276" w:lineRule="exact"/>
+        <w:ind w:left="4680" w:firstLine="0"/>
+        <w:jc w:val="left"/>
       </w:pPr>
       <w:r>
         <w:t xml:space="preserve">521 East 2nd St., Suite 1200</w:t>
@@ -187,8 +541,11 @@
     </w:p>
     <w:p>
       <w:pPr>
-        <w:pStyle w:val="SigBlock"/>
         <w:keepNext/>
+        <w:keepLines/>
+        <w:spacing w:before="0" w:after="0" w:line="276" w:lineRule="exact"/>
+        <w:ind w:left="4680" w:firstLine="0"/>
+        <w:jc w:val="left"/>
       </w:pPr>
       <w:r>
         <w:t xml:space="preserve">Tulsa, OK 74120</w:t>
@@ -196,26 +553,39 @@
     </w:p>
     <w:p>
       <w:pPr>
-        <w:pStyle w:val="SigBlock"/>
         <w:keepNext/>
-      </w:pPr>
-      <w:r>
-        <w:t xml:space="preserve">Telephone: (918) 594-0400</w:t>
-      </w:r>
-    </w:p>
-    <w:p>
-      <w:pPr>
-        <w:pStyle w:val="SigBlock"/>
+        <w:keepLines/>
+        <w:spacing w:before="0" w:after="0" w:line="276" w:lineRule="exact"/>
+        <w:ind w:left="4680" w:firstLine="0"/>
+        <w:jc w:val="left"/>
+      </w:pPr>
+      <w:r>
+        <w:t xml:space="preserve">Telephone: (918) 594</w:t>
+        <w:noBreakHyphen/>
+        <w:t xml:space="preserve">0400</w:t>
+      </w:r>
+    </w:p>
+    <w:p>
+      <w:pPr>
         <w:keepNext/>
-      </w:pPr>
-      <w:r>
-        <w:t xml:space="preserve">Facsimile: (918) 594-0505</w:t>
-      </w:r>
-    </w:p>
-    <w:p>
-      <w:pPr>
-        <w:pStyle w:val="SigBlock"/>
+        <w:keepLines/>
+        <w:spacing w:before="0" w:after="0" w:line="276" w:lineRule="exact"/>
+        <w:ind w:left="4680" w:firstLine="0"/>
+        <w:jc w:val="left"/>
+      </w:pPr>
+      <w:r>
+        <w:t xml:space="preserve">Facsimile: (918) 594</w:t>
+        <w:noBreakHyphen/>
+        <w:t xml:space="preserve">0505</w:t>
+      </w:r>
+    </w:p>
+    <w:p>
+      <w:pPr>
         <w:keepNext/>
+        <w:keepLines/>
+        <w:spacing w:before="0" w:after="0" w:line="276" w:lineRule="exact"/>
+        <w:ind w:left="4680" w:firstLine="0"/>
+        <w:jc w:val="left"/>
       </w:pPr>
       <w:r>
         <w:t xml:space="preserve">Email: ssoule@hallestill.com</w:t>
@@ -223,8 +593,11 @@
     </w:p>
     <w:p>
       <w:pPr>
-        <w:pStyle w:val="SigBlock"/>
         <w:keepNext/>
+        <w:keepLines/>
+        <w:spacing w:before="0" w:after="0" w:line="276" w:lineRule="exact"/>
+        <w:ind w:left="4680" w:firstLine="0"/>
+        <w:jc w:val="left"/>
       </w:pPr>
       <w:r>
         <w:t xml:space="preserve">Email: cgnaedig@hallestill.com</w:t>
@@ -232,8 +605,11 @@
     </w:p>
     <w:p>
       <w:pPr>
-        <w:pStyle w:val="SigBlock"/>
         <w:keepNext/>
+        <w:keepLines/>
+        <w:spacing w:before="0" w:after="0" w:line="276" w:lineRule="exact"/>
+        <w:ind w:left="4680" w:firstLine="0"/>
+        <w:jc w:val="left"/>
       </w:pPr>
       <w:r>
         <w:t xml:space="preserve">Email: candreen@hallestill.com</w:t>
@@ -241,17 +617,20 @@
     </w:p>
     <w:p>
       <w:pPr>
-        <w:pStyle w:val="SigBlock"/>
         <w:keepNext/>
-      </w:pPr>
-      <w:r>
-        <w:t xml:space="preserve"/>
-      </w:r>
-    </w:p>
-    <w:p>
-      <w:pPr>
-        <w:pStyle w:val="SigBlock"/>
+        <w:keepLines/>
+        <w:spacing w:before="0" w:after="0" w:line="276" w:lineRule="exact"/>
+        <w:ind w:left="4680" w:firstLine="0"/>
+        <w:jc w:val="left"/>
+      </w:pPr>
+    </w:p>
+    <w:p>
+      <w:pPr>
         <w:keepNext/>
+        <w:keepLines/>
+        <w:spacing w:before="0" w:after="0" w:line="276" w:lineRule="exact"/>
+        <w:ind w:left="4680" w:firstLine="0"/>
+        <w:jc w:val="left"/>
       </w:pPr>
       <w:r>
         <w:t xml:space="preserve">-and-</w:t>
@@ -259,26 +638,32 @@
     </w:p>
     <w:p>
       <w:pPr>
-        <w:pStyle w:val="SigBlock"/>
         <w:keepNext/>
-      </w:pPr>
-      <w:r>
-        <w:t xml:space="preserve"/>
-      </w:r>
-    </w:p>
-    <w:p>
-      <w:pPr>
-        <w:pStyle w:val="SigBlock"/>
+        <w:keepLines/>
+        <w:spacing w:before="0" w:after="0" w:line="276" w:lineRule="exact"/>
+        <w:ind w:left="4680" w:firstLine="0"/>
+        <w:jc w:val="left"/>
+      </w:pPr>
+    </w:p>
+    <w:p>
+      <w:pPr>
         <w:keepNext/>
-      </w:pPr>
-      <w:r>
-        <w:t xml:space="preserve">Daniel V. Carsey, OBA No. 21490</w:t>
-      </w:r>
-    </w:p>
-    <w:p>
-      <w:pPr>
-        <w:pStyle w:val="SigBlock"/>
+        <w:keepLines/>
+        <w:spacing w:before="0" w:after="0" w:line="276" w:lineRule="exact"/>
+        <w:ind w:left="4680" w:firstLine="0"/>
+        <w:jc w:val="left"/>
+      </w:pPr>
+      <w:r>
+        <w:t xml:space="preserve">Daniel V. Carsey, OBA No. 21490</w:t>
+      </w:r>
+    </w:p>
+    <w:p>
+      <w:pPr>
         <w:keepNext/>
+        <w:keepLines/>
+        <w:spacing w:before="0" w:after="0" w:line="276" w:lineRule="exact"/>
+        <w:ind w:left="4680" w:firstLine="0"/>
+        <w:jc w:val="left"/>
       </w:pPr>
       <w:r>
         <w:t xml:space="preserve">100 North Broadway, Suite 2900</w:t>
@@ -286,8 +671,11 @@
     </w:p>
     <w:p>
       <w:pPr>
-        <w:pStyle w:val="SigBlock"/>
         <w:keepNext/>
+        <w:keepLines/>
+        <w:spacing w:before="0" w:after="0" w:line="276" w:lineRule="exact"/>
+        <w:ind w:left="4680" w:firstLine="0"/>
+        <w:jc w:val="left"/>
       </w:pPr>
       <w:r>
         <w:t xml:space="preserve">Oklahoma City, OK 73102</w:t>
@@ -295,26 +683,39 @@
     </w:p>
     <w:p>
       <w:pPr>
-        <w:pStyle w:val="SigBlock"/>
         <w:keepNext/>
-      </w:pPr>
-      <w:r>
-        <w:t xml:space="preserve">Telephone: (405) 553-2828</w:t>
-      </w:r>
-    </w:p>
-    <w:p>
-      <w:pPr>
-        <w:pStyle w:val="SigBlock"/>
+        <w:keepLines/>
+        <w:spacing w:before="0" w:after="0" w:line="276" w:lineRule="exact"/>
+        <w:ind w:left="4680" w:firstLine="0"/>
+        <w:jc w:val="left"/>
+      </w:pPr>
+      <w:r>
+        <w:t xml:space="preserve">Telephone: (405) 553</w:t>
+        <w:noBreakHyphen/>
+        <w:t xml:space="preserve">2828</w:t>
+      </w:r>
+    </w:p>
+    <w:p>
+      <w:pPr>
         <w:keepNext/>
-      </w:pPr>
-      <w:r>
-        <w:t xml:space="preserve">Facsimile: (405) 553-2855</w:t>
-      </w:r>
-    </w:p>
-    <w:p>
-      <w:pPr>
-        <w:pStyle w:val="SigBlock"/>
+        <w:keepLines/>
+        <w:spacing w:before="0" w:after="0" w:line="276" w:lineRule="exact"/>
+        <w:ind w:left="4680" w:firstLine="0"/>
+        <w:jc w:val="left"/>
+      </w:pPr>
+      <w:r>
+        <w:t xml:space="preserve">Facsimile: (405) 553</w:t>
+        <w:noBreakHyphen/>
+        <w:t xml:space="preserve">2855</w:t>
+      </w:r>
+    </w:p>
+    <w:p>
+      <w:pPr>
         <w:keepNext/>
+        <w:keepLines/>
+        <w:spacing w:before="0" w:after="0" w:line="276" w:lineRule="exact"/>
+        <w:ind w:left="4680" w:firstLine="0"/>
+        <w:jc w:val="left"/>
       </w:pPr>
       <w:r>
         <w:t xml:space="preserve">Email: dcarsey@hallestill.com</w:t>
@@ -322,17 +723,18 @@
     </w:p>
     <w:p>
       <w:pPr>
-        <w:pStyle w:val="SigBlock"/>
         <w:keepNext/>
-      </w:pPr>
-      <w:r>
-        <w:t xml:space="preserve"/>
-      </w:r>
-    </w:p>
-    <w:p>
-      <w:pPr>
-        <w:pStyle w:val="SigBlock"/>
-        <w:spacing w:after="144"/>
+        <w:keepLines/>
+        <w:spacing w:before="0" w:after="0" w:line="276" w:lineRule="exact"/>
+        <w:ind w:left="4680" w:firstLine="0"/>
+        <w:jc w:val="left"/>
+      </w:pPr>
+    </w:p>
+    <w:p>
+      <w:pPr>
+        <w:spacing w:before="0" w:after="276" w:line="276" w:lineRule="exact"/>
+        <w:ind w:left="4680" w:firstLine="0"/>
+        <w:jc w:val="left"/>
       </w:pPr>
       <w:r>
         <w:t xml:space="preserve">ATTORNEYS FOR GREAT PLAINS NATIONAL BANK</w:t>
@@ -340,7 +742,7 @@
     </w:p>
     <w:p>
       <w:pPr>
-        <w:pStyle w:val="FirstParagraph"/>
+        <w:pStyle w:val="BodyText"/>
       </w:pPr>
       <w:r>
         <w:t xml:space="preserve">Great Plains National Bank (</w:t>
@@ -358,7 +760,7 @@
         <w:t xml:space="preserve">“Motion”</w:t>
       </w:r>
       <w:r>
-        <w:t xml:space="preserve">) filed on January 30, 2025 [Doc. No. 82] pursuant to the Court’s directive at the Evidentiary Hearing held April 9, 2025 and the Minute Entry [Doc. No. 159] dated April 10, 2025. Debtor C M Heavy Machinery, LLC (</w:t>
+        <w:t xml:space="preserve">) filed on January 30, 2025 [Doc. No. 82] pursuant to the Court’s directive at the Evidentiary Hearing held April 9, 2025 and the Minute Entry [Doc. No. 159] dated April 10, 2025. Debtor C M Heavy Machinery, LLC (</w:t>
       </w:r>
       <w:r>
         <w:t xml:space="preserve">“Debtor”</w:t>
@@ -375,17 +777,51 @@
     </w:p>
     <w:p>
       <w:pPr>
-        <w:pStyle w:val="Heading1"/>
-      </w:pPr>
-      <w:bookmarkStart w:id="9" w:name="_f5da2210b574b673eb6785aa9d1cd91f46c46af"/>
-      <w:r>
-        <w:t xml:space="preserve">ARGUMENTS AND AUTHORITIES</w:t>
-      </w:r>
-      <w:bookmarkEnd w:id="9"/>
-    </w:p>
-    <w:p>
-      <w:pPr>
-        <w:pStyle w:val="FirstParagraph"/>
+        <w:keepNext/>
+        <w:keepLines/>
+        <w:spacing w:before="276" w:after="276" w:line="276" w:lineRule="exact"/>
+        <w:ind w:left="0" w:firstLine="0"/>
+        <w:jc w:val="center"/>
+      </w:pPr>
+      <w:r>
+        <w:rPr>
+          <w:b/>
+          <w:bCs/>
+        </w:rPr>
+        <w:t xml:space="preserve">ARGUMENTS</w:t>
+      </w:r>
+      <w:r>
+        <w:rPr>
+          <w:b/>
+          <w:bCs/>
+        </w:rPr>
+        <w:t xml:space="preserve"> </w:t>
+      </w:r>
+      <w:r>
+        <w:rPr>
+          <w:b/>
+          <w:bCs/>
+        </w:rPr>
+        <w:t xml:space="preserve">AND</w:t>
+      </w:r>
+      <w:r>
+        <w:rPr>
+          <w:b/>
+          <w:bCs/>
+        </w:rPr>
+        <w:t xml:space="preserve"> </w:t>
+      </w:r>
+      <w:r>
+        <w:rPr>
+          <w:b/>
+          <w:bCs/>
+        </w:rPr>
+        <w:t xml:space="preserve">AUTHORITIES</w:t>
+      </w:r>
+    </w:p>
+    <w:p>
+      <w:pPr>
+        <w:pStyle w:val="BodyTextNote"/>
       </w:pPr>
       <w:r>
         <w:t xml:space="preserve">Under section 1112(b) of the Bankruptcy Code, the Court</w:t>
@@ -400,13 +836,55 @@
         <w:rPr>
           <w:rStyle w:val="FootnoteReference"/>
         </w:rPr>
+        <w:footnoteReference w:id="9"/>
+      </w:r>
+      <w:r>
+        <w:t xml:space="preserve"> </w:t>
+      </w:r>
+      <w:r>
+        <w:t xml:space="preserve">Grounds for</w:t>
+      </w:r>
+      <w:r>
+        <w:t xml:space="preserve"> </w:t>
+      </w:r>
+      <w:r>
+        <w:t xml:space="preserve">“cause”</w:t>
+      </w:r>
+      <w:r>
+        <w:t xml:space="preserve"> </w:t>
+      </w:r>
+      <w:r>
+        <w:t xml:space="preserve">include, among other things, a debtor’s</w:t>
+      </w:r>
+      <w:r>
+        <w:t xml:space="preserve"> </w:t>
+      </w:r>
+      <w:r>
+        <w:t xml:space="preserve">“gross mismanagement of the estate”</w:t>
+      </w:r>
+      <w:r>
+        <w:t xml:space="preserve"> </w:t>
+      </w:r>
+      <w:r>
+        <w:t xml:space="preserve">and a</w:t>
+      </w:r>
+      <w:r>
+        <w:t xml:space="preserve"> </w:t>
+      </w:r>
+      <w:r>
+        <w:t xml:space="preserve">“substantial or continuing loss to or diminution of the estate and the absence of a reasonable likelihood of rehabilitation.”</w:t>
+      </w:r>
+      <w:r>
+        <w:rPr>
+          <w:rStyle w:val="FootnoteReference"/>
+        </w:rPr>
         <w:footnoteReference w:id="10"/>
       </w:r>
       <w:r>
         <w:t xml:space="preserve"> </w:t>
       </w:r>
       <w:r>
-        <w:t xml:space="preserve">Grounds for</w:t>
+        <w:t xml:space="preserve">However, the Court may find</w:t>
       </w:r>
       <w:r>
         <w:t xml:space="preserve"> </w:t>
@@ -418,25 +896,7 @@
         <w:t xml:space="preserve"> </w:t>
       </w:r>
       <w:r>
-        <w:t xml:space="preserve">include, among other things, a debtor’s</w:t>
-      </w:r>
-      <w:r>
-        <w:t xml:space="preserve"> </w:t>
-      </w:r>
-      <w:r>
-        <w:t xml:space="preserve">“gross mismanagement of the estate”</w:t>
-      </w:r>
-      <w:r>
-        <w:t xml:space="preserve"> </w:t>
-      </w:r>
-      <w:r>
-        <w:t xml:space="preserve">and a</w:t>
-      </w:r>
-      <w:r>
-        <w:t xml:space="preserve"> </w:t>
-      </w:r>
-      <w:r>
-        <w:t xml:space="preserve">“substantial or continuing loss to or diminution of the estate and the absence of a reasonable likelihood of rehabilitation.”</w:t>
+        <w:t xml:space="preserve">on other facts if they demonstrate that conversion is equitable.</w:t>
       </w:r>
       <w:r>
         <w:rPr>
@@ -448,7 +908,7 @@
         <w:t xml:space="preserve"> </w:t>
       </w:r>
       <w:r>
-        <w:t xml:space="preserve">However, the Court may find</w:t>
+        <w:t xml:space="preserve">And</w:t>
       </w:r>
       <w:r>
         <w:t xml:space="preserve"> </w:t>
@@ -460,7 +920,7 @@
         <w:t xml:space="preserve"> </w:t>
       </w:r>
       <w:r>
-        <w:t xml:space="preserve">on other facts if they demonstrate that conversion is equitable.</w:t>
+        <w:t xml:space="preserve">need only be established by a preponderance of the evidence.</w:t>
       </w:r>
       <w:r>
         <w:rPr>
@@ -468,23 +928,423 @@
         </w:rPr>
         <w:footnoteReference w:id="12"/>
       </w:r>
-      <w:r>
-        <w:t xml:space="preserve"> </w:t>
-      </w:r>
-      <w:r>
-        <w:t xml:space="preserve">And</w:t>
-      </w:r>
-      <w:r>
-        <w:t xml:space="preserve"> </w:t>
-      </w:r>
-      <w:r>
-        <w:t xml:space="preserve">“cause”</w:t>
-      </w:r>
-      <w:r>
-        <w:t xml:space="preserve"> </w:t>
-      </w:r>
-      <w:r>
-        <w:t xml:space="preserve">need only be established by a preponderance of the evidence.</w:t>
+    </w:p>
+    <w:p>
+      <w:pPr>
+        <w:pStyle w:val="BodyText"/>
+      </w:pPr>
+      <w:r>
+        <w:t xml:space="preserve">Here, there is cause to convert the Bankruptcy Case to a chapter 7 case for at least three reasons. First, the evidence established that Clint Meadors (</w:t>
+      </w:r>
+      <w:r>
+        <w:t xml:space="preserve">“Meadors”</w:t>
+      </w:r>
+      <w:r>
+        <w:t xml:space="preserve">), the owner and sole employee of Debtor, is grossly mismanaging the bankruptcy estate. Second, the Debtor’s bankruptcy estate is suffering a continued diminution in value—despite paying no administrative expenses or professional fees to date—and does not have a reasonable likelihood of rehabilitation. Third, the Court should find cause exists on equitable grounds because of Meadors’ continued breach of his fiduciary duty to the bankruptcy estate and the Debtor’s potential interest in forty-four (44) pieces of heavy equipment that were not disclosed in its bankruptcy schedules.</w:t>
+      </w:r>
+    </w:p>
+    <w:p>
+      <w:pPr>
+        <w:keepNext/>
+        <w:keepLines/>
+        <w:spacing w:before="276" w:after="276" w:line="276" w:lineRule="exact"/>
+        <w:ind w:left="0" w:firstLine="0"/>
+        <w:jc w:val="left"/>
+      </w:pPr>
+      <w:r>
+        <w:rPr>
+          <w:b/>
+          <w:bCs/>
+        </w:rPr>
+        <w:t xml:space="preserve">I.</w:t>
+      </w:r>
+      <w:r>
+        <w:rPr>
+          <w:b/>
+          <w:bCs/>
+        </w:rPr>
+        <w:t xml:space="preserve"> </w:t>
+      </w:r>
+      <w:r>
+        <w:rPr>
+          <w:b/>
+          <w:bCs/>
+        </w:rPr>
+        <w:t xml:space="preserve">The</w:t>
+      </w:r>
+      <w:r>
+        <w:rPr>
+          <w:b/>
+          <w:bCs/>
+        </w:rPr>
+        <w:t xml:space="preserve"> </w:t>
+      </w:r>
+      <w:r>
+        <w:rPr>
+          <w:b/>
+          <w:bCs/>
+        </w:rPr>
+        <w:t xml:space="preserve">Debtor</w:t>
+      </w:r>
+      <w:r>
+        <w:rPr>
+          <w:b/>
+          <w:bCs/>
+        </w:rPr>
+        <w:t xml:space="preserve"> </w:t>
+      </w:r>
+      <w:r>
+        <w:rPr>
+          <w:b/>
+          <w:bCs/>
+        </w:rPr>
+        <w:t xml:space="preserve">has</w:t>
+      </w:r>
+      <w:r>
+        <w:rPr>
+          <w:b/>
+          <w:bCs/>
+        </w:rPr>
+        <w:t xml:space="preserve"> </w:t>
+      </w:r>
+      <w:r>
+        <w:rPr>
+          <w:b/>
+          <w:bCs/>
+        </w:rPr>
+        <w:t xml:space="preserve">grossly</w:t>
+      </w:r>
+      <w:r>
+        <w:rPr>
+          <w:b/>
+          <w:bCs/>
+        </w:rPr>
+        <w:t xml:space="preserve"> </w:t>
+      </w:r>
+      <w:r>
+        <w:rPr>
+          <w:b/>
+          <w:bCs/>
+        </w:rPr>
+        <w:t xml:space="preserve">mismanaged</w:t>
+      </w:r>
+      <w:r>
+        <w:rPr>
+          <w:b/>
+          <w:bCs/>
+        </w:rPr>
+        <w:t xml:space="preserve"> </w:t>
+      </w:r>
+      <w:r>
+        <w:rPr>
+          <w:b/>
+          <w:bCs/>
+        </w:rPr>
+        <w:t xml:space="preserve">the</w:t>
+      </w:r>
+      <w:r>
+        <w:rPr>
+          <w:b/>
+          <w:bCs/>
+        </w:rPr>
+        <w:t xml:space="preserve"> </w:t>
+      </w:r>
+      <w:r>
+        <w:rPr>
+          <w:b/>
+          <w:bCs/>
+        </w:rPr>
+        <w:t xml:space="preserve">Bankruptcy</w:t>
+      </w:r>
+      <w:r>
+        <w:rPr>
+          <w:b/>
+          <w:bCs/>
+        </w:rPr>
+        <w:t xml:space="preserve"> </w:t>
+      </w:r>
+      <w:r>
+        <w:rPr>
+          <w:b/>
+          <w:bCs/>
+        </w:rPr>
+        <w:t xml:space="preserve">Estate.</w:t>
+      </w:r>
+    </w:p>
+    <w:p>
+      <w:pPr>
+        <w:keepNext/>
+        <w:keepLines/>
+        <w:spacing w:before="276" w:after="276" w:line="276" w:lineRule="exact"/>
+        <w:ind w:left="720" w:firstLine="0"/>
+        <w:jc w:val="left"/>
+      </w:pPr>
+      <w:r>
+        <w:rPr>
+          <w:b/>
+          <w:bCs/>
+        </w:rPr>
+        <w:t xml:space="preserve">A.</w:t>
+      </w:r>
+      <w:r>
+        <w:rPr>
+          <w:b/>
+          <w:bCs/>
+        </w:rPr>
+        <w:t xml:space="preserve"> </w:t>
+      </w:r>
+      <w:r>
+        <w:rPr>
+          <w:b/>
+          <w:bCs/>
+        </w:rPr>
+        <w:t xml:space="preserve">Meadors</w:t>
+      </w:r>
+      <w:r>
+        <w:rPr>
+          <w:b/>
+          <w:bCs/>
+        </w:rPr>
+        <w:t xml:space="preserve"> </w:t>
+      </w:r>
+      <w:r>
+        <w:rPr>
+          <w:b/>
+          <w:bCs/>
+        </w:rPr>
+        <w:t xml:space="preserve">has</w:t>
+      </w:r>
+      <w:r>
+        <w:rPr>
+          <w:b/>
+          <w:bCs/>
+        </w:rPr>
+        <w:t xml:space="preserve"> </w:t>
+      </w:r>
+      <w:r>
+        <w:rPr>
+          <w:b/>
+          <w:bCs/>
+        </w:rPr>
+        <w:t xml:space="preserve">inaccurately</w:t>
+      </w:r>
+      <w:r>
+        <w:rPr>
+          <w:b/>
+          <w:bCs/>
+        </w:rPr>
+        <w:t xml:space="preserve"> </w:t>
+      </w:r>
+      <w:r>
+        <w:rPr>
+          <w:b/>
+          <w:bCs/>
+        </w:rPr>
+        <w:t xml:space="preserve">reported</w:t>
+      </w:r>
+      <w:r>
+        <w:rPr>
+          <w:b/>
+          <w:bCs/>
+        </w:rPr>
+        <w:t xml:space="preserve"> </w:t>
+      </w:r>
+      <w:r>
+        <w:rPr>
+          <w:b/>
+          <w:bCs/>
+        </w:rPr>
+        <w:t xml:space="preserve">the</w:t>
+      </w:r>
+      <w:r>
+        <w:rPr>
+          <w:b/>
+          <w:bCs/>
+        </w:rPr>
+        <w:t xml:space="preserve"> </w:t>
+      </w:r>
+      <w:r>
+        <w:rPr>
+          <w:b/>
+          <w:bCs/>
+        </w:rPr>
+        <w:t xml:space="preserve">Debtor’s</w:t>
+      </w:r>
+      <w:r>
+        <w:rPr>
+          <w:b/>
+          <w:bCs/>
+        </w:rPr>
+        <w:t xml:space="preserve"> </w:t>
+      </w:r>
+      <w:r>
+        <w:rPr>
+          <w:b/>
+          <w:bCs/>
+        </w:rPr>
+        <w:t xml:space="preserve">financial</w:t>
+      </w:r>
+      <w:r>
+        <w:rPr>
+          <w:b/>
+          <w:bCs/>
+        </w:rPr>
+        <w:t xml:space="preserve"> </w:t>
+      </w:r>
+      <w:r>
+        <w:rPr>
+          <w:b/>
+          <w:bCs/>
+        </w:rPr>
+        <w:t xml:space="preserve">condition</w:t>
+      </w:r>
+      <w:r>
+        <w:rPr>
+          <w:b/>
+          <w:bCs/>
+        </w:rPr>
+        <w:t xml:space="preserve"> </w:t>
+      </w:r>
+      <w:r>
+        <w:rPr>
+          <w:b/>
+          <w:bCs/>
+        </w:rPr>
+        <w:t xml:space="preserve">throughout</w:t>
+      </w:r>
+      <w:r>
+        <w:rPr>
+          <w:b/>
+          <w:bCs/>
+        </w:rPr>
+        <w:t xml:space="preserve"> </w:t>
+      </w:r>
+      <w:r>
+        <w:rPr>
+          <w:b/>
+          <w:bCs/>
+        </w:rPr>
+        <w:t xml:space="preserve">this</w:t>
+      </w:r>
+      <w:r>
+        <w:rPr>
+          <w:b/>
+          <w:bCs/>
+        </w:rPr>
+        <w:t xml:space="preserve"> </w:t>
+      </w:r>
+      <w:r>
+        <w:rPr>
+          <w:b/>
+          <w:bCs/>
+        </w:rPr>
+        <w:t xml:space="preserve">case</w:t>
+      </w:r>
+      <w:r>
+        <w:rPr>
+          <w:b/>
+          <w:bCs/>
+        </w:rPr>
+        <w:t xml:space="preserve"> </w:t>
+      </w:r>
+      <w:r>
+        <w:rPr>
+          <w:b/>
+          <w:bCs/>
+        </w:rPr>
+        <w:t xml:space="preserve">and</w:t>
+      </w:r>
+      <w:r>
+        <w:rPr>
+          <w:b/>
+          <w:bCs/>
+        </w:rPr>
+        <w:t xml:space="preserve"> </w:t>
+      </w:r>
+      <w:r>
+        <w:rPr>
+          <w:b/>
+          <w:bCs/>
+        </w:rPr>
+        <w:t xml:space="preserve">has</w:t>
+      </w:r>
+      <w:r>
+        <w:rPr>
+          <w:b/>
+          <w:bCs/>
+        </w:rPr>
+        <w:t xml:space="preserve"> </w:t>
+      </w:r>
+      <w:r>
+        <w:rPr>
+          <w:b/>
+          <w:bCs/>
+        </w:rPr>
+        <w:t xml:space="preserve">failed</w:t>
+      </w:r>
+      <w:r>
+        <w:rPr>
+          <w:b/>
+          <w:bCs/>
+        </w:rPr>
+        <w:t xml:space="preserve"> </w:t>
+      </w:r>
+      <w:r>
+        <w:rPr>
+          <w:b/>
+          <w:bCs/>
+        </w:rPr>
+        <w:t xml:space="preserve">to</w:t>
+      </w:r>
+      <w:r>
+        <w:rPr>
+          <w:b/>
+          <w:bCs/>
+        </w:rPr>
+        <w:t xml:space="preserve"> </w:t>
+      </w:r>
+      <w:r>
+        <w:rPr>
+          <w:b/>
+          <w:bCs/>
+        </w:rPr>
+        <w:t xml:space="preserve">correct</w:t>
+      </w:r>
+      <w:r>
+        <w:rPr>
+          <w:b/>
+          <w:bCs/>
+        </w:rPr>
+        <w:t xml:space="preserve"> </w:t>
+      </w:r>
+      <w:r>
+        <w:rPr>
+          <w:b/>
+          <w:bCs/>
+        </w:rPr>
+        <w:t xml:space="preserve">these</w:t>
+      </w:r>
+      <w:r>
+        <w:rPr>
+          <w:b/>
+          <w:bCs/>
+        </w:rPr>
+        <w:t xml:space="preserve"> </w:t>
+      </w:r>
+      <w:r>
+        <w:rPr>
+          <w:b/>
+          <w:bCs/>
+        </w:rPr>
+        <w:t xml:space="preserve">inaccuracies.</w:t>
+      </w:r>
+    </w:p>
+    <w:p>
+      <w:pPr>
+        <w:pStyle w:val="BodyTextNote"/>
+      </w:pPr>
+      <w:r>
+        <w:t xml:space="preserve">“A debtor-in-possession is vested with significant powers under the provision of the Bankruptcy Code.”</w:t>
       </w:r>
       <w:r>
         <w:rPr>
@@ -492,76 +1352,28 @@
         </w:rPr>
         <w:footnoteReference w:id="13"/>
       </w:r>
-    </w:p>
-    <w:p>
-      <w:pPr>
-        <w:pStyle w:val="BodyText"/>
-      </w:pPr>
-      <w:r>
-        <w:t xml:space="preserve">Here, there is cause to convert the Bankruptcy Case to a chapter 7 case for at least three reasons. First, the evidence established that Clint Meadors (</w:t>
-      </w:r>
-      <w:r>
-        <w:t xml:space="preserve">“Meadors”</w:t>
-      </w:r>
-      <w:r>
-        <w:t xml:space="preserve">), the owner and sole employee of Debtor, is grossly mismanaging the bankruptcy estate. Second, the Debtor’s bankruptcy estate is suffering a continued diminution in value—despite paying no administrative expenses or professional fees to date—and does not have a reasonable likelihood of rehabilitation. Third, the Court should find cause exists on equitable grounds because of Meadors’ continued breach of his fiduciary duty to the bankruptcy estate and the Debtor’s potential interest in forty-four (44) pieces of heavy equipment that were not disclosed in its bankruptcy schedules.</w:t>
-      </w:r>
-    </w:p>
-    <w:p>
-      <w:pPr>
-        <w:pStyle w:val="Heading2"/>
-      </w:pPr>
-      <w:bookmarkStart w:id="14" w:name="_4f72977f2d162bca03ab3ec5434a9c87ed52154"/>
-      <w:r>
-        <w:t xml:space="preserve">I. The Debtor has grossly mismanaged the Bankruptcy Estate.</w:t>
-      </w:r>
-      <w:bookmarkEnd w:id="14"/>
-    </w:p>
-    <w:p>
-      <w:pPr>
-        <w:pStyle w:val="Heading3"/>
-      </w:pPr>
-      <w:bookmarkStart w:id="15" w:name="_c54f82c36fe5309f4fa7646e7c84c912ab7bb71"/>
-      <w:r>
-        <w:t xml:space="preserve">A. Meadors has inaccurately reported the Debtor’s financial condition throughout this case and has failed to correct these inaccuracies.</w:t>
-      </w:r>
-      <w:bookmarkEnd w:id="15"/>
-    </w:p>
-    <w:p>
-      <w:pPr>
-        <w:pStyle w:val="FirstParagraph"/>
-      </w:pPr>
-      <w:r>
-        <w:t xml:space="preserve">“A debtor-in-possession is vested with significant powers under the provision of the Bankruptcy Code.”</w:t>
+      <w:r>
+        <w:t xml:space="preserve"> </w:t>
+      </w:r>
+      <w:r>
+        <w:t xml:space="preserve">Thus, debtors-in-possession must</w:t>
+      </w:r>
+      <w:r>
+        <w:t xml:space="preserve"> </w:t>
+      </w:r>
+      <w:r>
+        <w:t xml:space="preserve">“keep the Court and its creditors informed about the status and condition of its business.”</w:t>
       </w:r>
       <w:r>
         <w:rPr>
           <w:rStyle w:val="FootnoteReference"/>
         </w:rPr>
-        <w:footnoteReference w:id="16"/>
-      </w:r>
-      <w:r>
-        <w:t xml:space="preserve"> </w:t>
-      </w:r>
-      <w:r>
-        <w:t xml:space="preserve">Thus, debtors-in-possession must</w:t>
-      </w:r>
-      <w:r>
-        <w:t xml:space="preserve"> </w:t>
-      </w:r>
-      <w:r>
-        <w:t xml:space="preserve">“keep the Court and its creditors informed about the status and condition of its business.”</w:t>
-      </w:r>
-      <w:r>
-        <w:rPr>
-          <w:rStyle w:val="FootnoteReference"/>
-        </w:rPr>
-        <w:footnoteReference w:id="17"/>
-      </w:r>
-    </w:p>
-    <w:p>
-      <w:pPr>
-        <w:pStyle w:val="BodyText"/>
+        <w:footnoteReference w:id="14"/>
+      </w:r>
+    </w:p>
+    <w:p>
+      <w:pPr>
+        <w:pStyle w:val="BodyTextNote"/>
       </w:pPr>
       <w:r>
         <w:t xml:space="preserve">Hence, a debtor must file accurate financial reports. For instance, in</w:t>
@@ -583,7 +1395,7 @@
         <w:rPr>
           <w:rStyle w:val="FootnoteReference"/>
         </w:rPr>
-        <w:footnoteReference w:id="18"/>
+        <w:footnoteReference w:id="15"/>
       </w:r>
       <w:r>
         <w:t xml:space="preserve"> </w:t>
@@ -607,7 +1419,7 @@
         <w:rPr>
           <w:rStyle w:val="FootnoteReference"/>
         </w:rPr>
-        <w:footnoteReference w:id="19"/>
+        <w:footnoteReference w:id="16"/>
       </w:r>
       <w:r>
         <w:t xml:space="preserve"> </w:t>
@@ -637,7 +1449,7 @@
         <w:rPr>
           <w:rStyle w:val="FootnoteReference"/>
         </w:rPr>
-        <w:footnoteReference w:id="20"/>
+        <w:footnoteReference w:id="17"/>
       </w:r>
       <w:r>
         <w:t xml:space="preserve"> </w:t>
@@ -680,213 +1492,3473 @@
         <w:rPr>
           <w:rStyle w:val="FootnoteReference"/>
         </w:rPr>
+        <w:footnoteReference w:id="18"/>
+      </w:r>
+    </w:p>
+    <w:p>
+      <w:pPr>
+        <w:pStyle w:val="BodyTextNote"/>
+      </w:pPr>
+      <w:r>
+        <w:t xml:space="preserve">The court acknowledged that the debtor was required</w:t>
+      </w:r>
+      <w:r>
+        <w:t xml:space="preserve"> </w:t>
+      </w:r>
+      <w:r>
+        <w:t xml:space="preserve">“to provide the [c]ourt and parties in interest with an accurate financial picture of the debtor-in-possession.”</w:t>
+      </w:r>
+      <w:r>
+        <w:rPr>
+          <w:rStyle w:val="FootnoteReference"/>
+        </w:rPr>
+        <w:footnoteReference w:id="19"/>
+      </w:r>
+      <w:r>
+        <w:t xml:space="preserve"> </w:t>
+      </w:r>
+      <w:r>
+        <w:t xml:space="preserve">Accordingly,</w:t>
+      </w:r>
+      <w:r>
+        <w:t xml:space="preserve"> </w:t>
+      </w:r>
+      <w:r>
+        <w:t xml:space="preserve">“numerous inaccuracies in Debtor’s MORs can demonstrate gross mismanagement when paired [with] misconduct that leaves the Court and all parties in interest with an inaccurate picture of [the d]ebtor’s financial condition.”</w:t>
+      </w:r>
+      <w:r>
+        <w:rPr>
+          <w:rStyle w:val="FootnoteReference"/>
+        </w:rPr>
+        <w:footnoteReference w:id="20"/>
+      </w:r>
+    </w:p>
+    <w:p>
+      <w:pPr>
+        <w:pStyle w:val="BodyText"/>
+      </w:pPr>
+      <w:r>
+        <w:t xml:space="preserve">The same situation exists in this case. The Debtor, through Meadors, has completely neglected its duty to provide the Court and parties-in-interest with an accurate financial picture of its operations. Specifically:</w:t>
+      </w:r>
+    </w:p>
+    <w:p>
+      <w:pPr>
+        <w:pStyle w:val="BodyText"/>
+      </w:pPr>
+      <w:r>
+        <w:t xml:space="preserve">The Debtor’s Schedule A/​B:</w:t>
+      </w:r>
+    </w:p>
+    <w:p>
+      <w:pPr>
+        <w:spacing w:before="276" w:after="276" w:line="276" w:lineRule="exact"/>
+        <w:ind w:left="720" w:right="720" w:firstLine="0"/>
+        <w:jc w:val="left"/>
+      </w:pPr>
+      <w:r>
+        <w:t xml:space="preserve">Meadors</w:t>
+      </w:r>
+      <w:r>
+        <w:t xml:space="preserve"> </w:t>
+      </w:r>
+      <w:r>
+        <w:t xml:space="preserve">now</w:t>
+      </w:r>
+      <w:r>
+        <w:t xml:space="preserve"> </w:t>
+      </w:r>
+      <w:r>
+        <w:t xml:space="preserve">contends</w:t>
+      </w:r>
+      <w:r>
+        <w:t xml:space="preserve"> </w:t>
+      </w:r>
+      <w:r>
+        <w:t xml:space="preserve">he</w:t>
+      </w:r>
+      <w:r>
+        <w:t xml:space="preserve"> </w:t>
+      </w:r>
+      <w:r>
+        <w:t xml:space="preserve">personally</w:t>
+      </w:r>
+      <w:r>
+        <w:t xml:space="preserve"> </w:t>
+      </w:r>
+      <w:r>
+        <w:t xml:space="preserve">owns</w:t>
+      </w:r>
+      <w:r>
+        <w:t xml:space="preserve"> </w:t>
+      </w:r>
+      <w:r>
+        <w:t xml:space="preserve">several</w:t>
+      </w:r>
+      <w:r>
+        <w:t xml:space="preserve"> </w:t>
+      </w:r>
+      <w:r>
+        <w:t xml:space="preserve">pieces</w:t>
+      </w:r>
+      <w:r>
+        <w:t xml:space="preserve"> </w:t>
+      </w:r>
+      <w:r>
+        <w:t xml:space="preserve">of</w:t>
+      </w:r>
+      <w:r>
+        <w:t xml:space="preserve"> </w:t>
+      </w:r>
+      <w:r>
+        <w:t xml:space="preserve">valuable</w:t>
+      </w:r>
+      <w:r>
+        <w:t xml:space="preserve"> </w:t>
+      </w:r>
+      <w:r>
+        <w:t xml:space="preserve">equipment</w:t>
+      </w:r>
+      <w:r>
+        <w:t xml:space="preserve"> </w:t>
+      </w:r>
+      <w:r>
+        <w:t xml:space="preserve">that</w:t>
+      </w:r>
+      <w:r>
+        <w:t xml:space="preserve"> </w:t>
+      </w:r>
+      <w:r>
+        <w:t xml:space="preserve">are</w:t>
+      </w:r>
+      <w:r>
+        <w:t xml:space="preserve"> </w:t>
+      </w:r>
+      <w:r>
+        <w:t xml:space="preserve">listed</w:t>
+      </w:r>
+      <w:r>
+        <w:t xml:space="preserve"> </w:t>
+      </w:r>
+      <w:r>
+        <w:t xml:space="preserve">as</w:t>
+      </w:r>
+      <w:r>
+        <w:t xml:space="preserve"> </w:t>
+      </w:r>
+      <w:r>
+        <w:t xml:space="preserve">the</w:t>
+      </w:r>
+      <w:r>
+        <w:t xml:space="preserve"> </w:t>
+      </w:r>
+      <w:r>
+        <w:t xml:space="preserve">Debtor’s</w:t>
+      </w:r>
+      <w:r>
+        <w:t xml:space="preserve"> </w:t>
+      </w:r>
+      <w:r>
+        <w:t xml:space="preserve">in</w:t>
+      </w:r>
+      <w:r>
+        <w:t xml:space="preserve"> </w:t>
+      </w:r>
+      <w:r>
+        <w:t xml:space="preserve">its</w:t>
+      </w:r>
+      <w:r>
+        <w:t xml:space="preserve"> </w:t>
+      </w:r>
+      <w:r>
+        <w:t xml:space="preserve">Schedule</w:t>
+      </w:r>
+      <w:r>
+        <w:t xml:space="preserve"> </w:t>
+      </w:r>
+      <w:r>
+        <w:t xml:space="preserve">A/​B.</w:t>
+      </w:r>
+      <w:r>
+        <w:t xml:space="preserve"> </w:t>
+      </w:r>
+      <w:r>
+        <w:t xml:space="preserve">Transcript</w:t>
+      </w:r>
+      <w:r>
+        <w:t xml:space="preserve"> </w:t>
+      </w:r>
+      <w:r>
+        <w:t xml:space="preserve">at</w:t>
+      </w:r>
+      <w:r>
+        <w:t xml:space="preserve"> </w:t>
+      </w:r>
+      <w:r>
+        <w:t xml:space="preserve">18:1</w:t>
+        <w:noBreakHyphen/>
+        <w:t xml:space="preserve">21.</w:t>
+      </w:r>
+      <w:r>
+        <w:t xml:space="preserve"> </w:t>
+      </w:r>
+      <w:r>
+        <w:t xml:space="preserve">Meadors</w:t>
+      </w:r>
+      <w:r>
+        <w:t xml:space="preserve"> </w:t>
+      </w:r>
+      <w:r>
+        <w:t xml:space="preserve">contends</w:t>
+      </w:r>
+      <w:r>
+        <w:t xml:space="preserve"> </w:t>
+      </w:r>
+      <w:r>
+        <w:t xml:space="preserve">that</w:t>
+      </w:r>
+      <w:r>
+        <w:t xml:space="preserve"> </w:t>
+      </w:r>
+      <w:r>
+        <w:t xml:space="preserve">he</w:t>
+      </w:r>
+      <w:r>
+        <w:t xml:space="preserve"> </w:t>
+      </w:r>
+      <w:r>
+        <w:t xml:space="preserve">personally</w:t>
+      </w:r>
+      <w:r>
+        <w:t xml:space="preserve"> </w:t>
+      </w:r>
+      <w:r>
+        <w:t xml:space="preserve">owns</w:t>
+      </w:r>
+      <w:r>
+        <w:t xml:space="preserve"> </w:t>
+      </w:r>
+      <w:r>
+        <w:t xml:space="preserve">a</w:t>
+      </w:r>
+      <w:r>
+        <w:t xml:space="preserve"> </w:t>
+      </w:r>
+      <w:r>
+        <w:t xml:space="preserve">2021</w:t>
+      </w:r>
+      <w:r>
+        <w:t xml:space="preserve"> </w:t>
+      </w:r>
+      <w:r>
+        <w:t xml:space="preserve">McCormick</w:t>
+      </w:r>
+      <w:r>
+        <w:t xml:space="preserve"> </w:t>
+      </w:r>
+      <w:r>
+        <w:t xml:space="preserve">X6</w:t>
+      </w:r>
+      <w:r>
+        <w:t xml:space="preserve"> </w:t>
+      </w:r>
+      <w:r>
+        <w:t xml:space="preserve">470</w:t>
+      </w:r>
+      <w:r>
+        <w:t xml:space="preserve"> </w:t>
+      </w:r>
+      <w:r>
+        <w:t xml:space="preserve">that</w:t>
+      </w:r>
+      <w:r>
+        <w:t xml:space="preserve"> </w:t>
+      </w:r>
+      <w:r>
+        <w:t xml:space="preserve">the</w:t>
+      </w:r>
+      <w:r>
+        <w:t xml:space="preserve"> </w:t>
+      </w:r>
+      <w:r>
+        <w:t xml:space="preserve">Debtor</w:t>
+      </w:r>
+      <w:r>
+        <w:t xml:space="preserve"> </w:t>
+      </w:r>
+      <w:r>
+        <w:t xml:space="preserve">values</w:t>
+      </w:r>
+      <w:r>
+        <w:t xml:space="preserve"> </w:t>
+      </w:r>
+      <w:r>
+        <w:t xml:space="preserve">at</w:t>
+      </w:r>
+      <w:r>
+        <w:t xml:space="preserve"> </w:t>
+      </w:r>
+      <w:r>
+        <w:t xml:space="preserve">$105,000.00</w:t>
+      </w:r>
+      <w:r>
+        <w:t xml:space="preserve"> </w:t>
+      </w:r>
+      <w:r>
+        <w:t xml:space="preserve">in</w:t>
+      </w:r>
+      <w:r>
+        <w:t xml:space="preserve"> </w:t>
+      </w:r>
+      <w:r>
+        <w:t xml:space="preserve">Schedule</w:t>
+      </w:r>
+      <w:r>
+        <w:t xml:space="preserve"> </w:t>
+      </w:r>
+      <w:r>
+        <w:t xml:space="preserve">A/​B,</w:t>
+      </w:r>
+      <w:r>
+        <w:t xml:space="preserve"> </w:t>
+      </w:r>
+      <w:r>
+        <w:t xml:space="preserve">an</w:t>
+      </w:r>
+      <w:r>
+        <w:t xml:space="preserve"> </w:t>
+      </w:r>
+      <w:r>
+        <w:t xml:space="preserve">Attachment-Loader</w:t>
+      </w:r>
+      <w:r>
+        <w:t xml:space="preserve"> </w:t>
+      </w:r>
+      <w:r>
+        <w:t xml:space="preserve">valued</w:t>
+      </w:r>
+      <w:r>
+        <w:t xml:space="preserve"> </w:t>
+      </w:r>
+      <w:r>
+        <w:t xml:space="preserve">at</w:t>
+      </w:r>
+      <w:r>
+        <w:t xml:space="preserve"> </w:t>
+      </w:r>
+      <w:r>
+        <w:t xml:space="preserve">$15,000.00</w:t>
+      </w:r>
+      <w:r>
+        <w:t xml:space="preserve"> </w:t>
+      </w:r>
+      <w:r>
+        <w:t xml:space="preserve">in</w:t>
+      </w:r>
+      <w:r>
+        <w:t xml:space="preserve"> </w:t>
+      </w:r>
+      <w:r>
+        <w:t xml:space="preserve">Schedule</w:t>
+      </w:r>
+      <w:r>
+        <w:t xml:space="preserve"> </w:t>
+      </w:r>
+      <w:r>
+        <w:t xml:space="preserve">A/​B,</w:t>
+      </w:r>
+      <w:r>
+        <w:t xml:space="preserve"> </w:t>
+      </w:r>
+      <w:r>
+        <w:t xml:space="preserve">and</w:t>
+      </w:r>
+      <w:r>
+        <w:t xml:space="preserve"> </w:t>
+      </w:r>
+      <w:r>
+        <w:t xml:space="preserve">a</w:t>
+      </w:r>
+      <w:r>
+        <w:t xml:space="preserve"> </w:t>
+      </w:r>
+      <w:r>
+        <w:t xml:space="preserve">2021</w:t>
+      </w:r>
+      <w:r>
+        <w:t xml:space="preserve"> </w:t>
+      </w:r>
+      <w:r>
+        <w:t xml:space="preserve">Maschino</w:t>
+      </w:r>
+      <w:r>
+        <w:t xml:space="preserve"> </w:t>
+      </w:r>
+      <w:r>
+        <w:t xml:space="preserve">roller/​tiller</w:t>
+      </w:r>
+      <w:r>
+        <w:t xml:space="preserve"> </w:t>
+      </w:r>
+      <w:r>
+        <w:t xml:space="preserve">attachment</w:t>
+      </w:r>
+      <w:r>
+        <w:t xml:space="preserve"> </w:t>
+      </w:r>
+      <w:r>
+        <w:t xml:space="preserve">valued</w:t>
+      </w:r>
+      <w:r>
+        <w:t xml:space="preserve"> </w:t>
+      </w:r>
+      <w:r>
+        <w:t xml:space="preserve">at</w:t>
+      </w:r>
+      <w:r>
+        <w:t xml:space="preserve"> </w:t>
+      </w:r>
+      <w:r>
+        <w:t xml:space="preserve">$18,000.00</w:t>
+      </w:r>
+      <w:r>
+        <w:t xml:space="preserve"> </w:t>
+      </w:r>
+      <w:r>
+        <w:t xml:space="preserve">in</w:t>
+      </w:r>
+      <w:r>
+        <w:t xml:space="preserve"> </w:t>
+      </w:r>
+      <w:r>
+        <w:t xml:space="preserve">Schedule</w:t>
+      </w:r>
+      <w:r>
+        <w:t xml:space="preserve"> </w:t>
+      </w:r>
+      <w:r>
+        <w:t xml:space="preserve">A/​B.</w:t>
+      </w:r>
+      <w:r>
+        <w:t xml:space="preserve"> </w:t>
+      </w:r>
+      <w:r>
+        <w:t xml:space="preserve">Id.</w:t>
+      </w:r>
+      <w:r>
+        <w:t xml:space="preserve"> </w:t>
+      </w:r>
+      <w:r>
+        <w:t xml:space="preserve">at</w:t>
+      </w:r>
+      <w:r>
+        <w:t xml:space="preserve"> </w:t>
+      </w:r>
+      <w:r>
+        <w:t xml:space="preserve">19:16</w:t>
+        <w:noBreakHyphen/>
+        <w:t xml:space="preserve">20:22,</w:t>
+      </w:r>
+      <w:r>
+        <w:t xml:space="preserve"> </w:t>
+      </w:r>
+      <w:r>
+        <w:t xml:space="preserve">30:22</w:t>
+        <w:noBreakHyphen/>
+        <w:t xml:space="preserve">31:20;</w:t>
+      </w:r>
+      <w:r>
+        <w:t xml:space="preserve"> </w:t>
+      </w:r>
+      <w:r>
+        <w:t xml:space="preserve">Ex.</w:t>
+      </w:r>
+      <w:r>
+        <w:t xml:space="preserve"> </w:t>
+      </w:r>
+      <w:r>
+        <w:t xml:space="preserve">23.001</w:t>
+        <w:noBreakHyphen/>
+        <w:t xml:space="preserve">2.</w:t>
+      </w:r>
+    </w:p>
+    <w:p>
+      <w:pPr>
+        <w:spacing w:before="276" w:after="276" w:line="276" w:lineRule="exact"/>
+        <w:ind w:left="720" w:right="720" w:firstLine="0"/>
+        <w:jc w:val="left"/>
+      </w:pPr>
+      <w:r>
+        <w:t xml:space="preserve">The</w:t>
+      </w:r>
+      <w:r>
+        <w:t xml:space="preserve"> </w:t>
+      </w:r>
+      <w:r>
+        <w:t xml:space="preserve">Debtor’s</w:t>
+      </w:r>
+      <w:r>
+        <w:t xml:space="preserve"> </w:t>
+      </w:r>
+      <w:r>
+        <w:t xml:space="preserve">Schedule</w:t>
+      </w:r>
+      <w:r>
+        <w:t xml:space="preserve"> </w:t>
+      </w:r>
+      <w:r>
+        <w:t xml:space="preserve">A/​B</w:t>
+      </w:r>
+      <w:r>
+        <w:t xml:space="preserve"> </w:t>
+      </w:r>
+      <w:r>
+        <w:t xml:space="preserve">requires</w:t>
+      </w:r>
+      <w:r>
+        <w:t xml:space="preserve"> </w:t>
+      </w:r>
+      <w:r>
+        <w:t xml:space="preserve">the</w:t>
+      </w:r>
+      <w:r>
+        <w:t xml:space="preserve"> </w:t>
+      </w:r>
+      <w:r>
+        <w:t xml:space="preserve">Debtor</w:t>
+      </w:r>
+      <w:r>
+        <w:t xml:space="preserve"> </w:t>
+      </w:r>
+      <w:r>
+        <w:t xml:space="preserve">to</w:t>
+      </w:r>
+      <w:r>
+        <w:t xml:space="preserve"> </w:t>
+      </w:r>
+      <w:r>
+        <w:t xml:space="preserve">provide</w:t>
+      </w:r>
+      <w:r>
+        <w:t xml:space="preserve"> </w:t>
+      </w:r>
+      <w:r>
+        <w:t xml:space="preserve">the</w:t>
+      </w:r>
+      <w:r>
+        <w:t xml:space="preserve"> </w:t>
+      </w:r>
+      <w:r>
+        <w:t xml:space="preserve">“</w:t>
+      </w:r>
+      <w:r>
+        <w:t xml:space="preserve">[c]urrent</w:t>
+      </w:r>
+      <w:r>
+        <w:t xml:space="preserve"> </w:t>
+      </w:r>
+      <w:r>
+        <w:t xml:space="preserve">value</w:t>
+      </w:r>
+      <w:r>
+        <w:t xml:space="preserve"> </w:t>
+      </w:r>
+      <w:r>
+        <w:t xml:space="preserve">of</w:t>
+      </w:r>
+      <w:r>
+        <w:t xml:space="preserve"> </w:t>
+      </w:r>
+      <w:r>
+        <w:t xml:space="preserve">debtor’s</w:t>
+      </w:r>
+      <w:r>
+        <w:t xml:space="preserve"> </w:t>
+      </w:r>
+      <w:r>
+        <w:t xml:space="preserve">interest</w:t>
+      </w:r>
+      <w:r>
+        <w:t xml:space="preserve">”</w:t>
+      </w:r>
+      <w:r>
+        <w:t xml:space="preserve"> </w:t>
+      </w:r>
+      <w:r>
+        <w:t xml:space="preserve">in</w:t>
+      </w:r>
+      <w:r>
+        <w:t xml:space="preserve"> </w:t>
+      </w:r>
+      <w:r>
+        <w:t xml:space="preserve">its</w:t>
+      </w:r>
+      <w:r>
+        <w:t xml:space="preserve"> </w:t>
+      </w:r>
+      <w:r>
+        <w:t xml:space="preserve">assets.</w:t>
+      </w:r>
+      <w:r>
+        <w:t xml:space="preserve"> </w:t>
+      </w:r>
+      <w:r>
+        <w:t xml:space="preserve">Ex.</w:t>
+      </w:r>
+      <w:r>
+        <w:t xml:space="preserve"> </w:t>
+      </w:r>
+      <w:r>
+        <w:t xml:space="preserve">1.015</w:t>
+        <w:noBreakHyphen/>
+        <w:t xml:space="preserve">19</w:t>
+      </w:r>
+      <w:r>
+        <w:t xml:space="preserve"> </w:t>
+      </w:r>
+      <w:r>
+        <w:t xml:space="preserve">at</w:t>
+      </w:r>
+      <w:r>
+        <w:t xml:space="preserve"> </w:t>
+      </w:r>
+      <w:r>
+        <w:t xml:space="preserve">Item</w:t>
+      </w:r>
+      <w:r>
+        <w:t xml:space="preserve"> </w:t>
+      </w:r>
+      <w:r>
+        <w:t xml:space="preserve">22</w:t>
+      </w:r>
+      <w:r>
+        <w:t xml:space="preserve"> </w:t>
+      </w:r>
+      <w:r>
+        <w:t xml:space="preserve">and</w:t>
+      </w:r>
+      <w:r>
+        <w:t xml:space="preserve"> </w:t>
+      </w:r>
+      <w:r>
+        <w:t xml:space="preserve">Item</w:t>
+      </w:r>
+      <w:r>
+        <w:t xml:space="preserve"> </w:t>
+      </w:r>
+      <w:r>
+        <w:t xml:space="preserve">47.</w:t>
+      </w:r>
+      <w:r>
+        <w:t xml:space="preserve"> </w:t>
+      </w:r>
+      <w:r>
+        <w:t xml:space="preserve">But</w:t>
+      </w:r>
+      <w:r>
+        <w:t xml:space="preserve"> </w:t>
+      </w:r>
+      <w:r>
+        <w:t xml:space="preserve">the</w:t>
+      </w:r>
+      <w:r>
+        <w:t xml:space="preserve"> </w:t>
+      </w:r>
+      <w:r>
+        <w:t xml:space="preserve">Debtor</w:t>
+      </w:r>
+      <w:r>
+        <w:t xml:space="preserve"> </w:t>
+      </w:r>
+      <w:r>
+        <w:t xml:space="preserve">valued</w:t>
+      </w:r>
+      <w:r>
+        <w:t xml:space="preserve"> </w:t>
+      </w:r>
+      <w:r>
+        <w:t xml:space="preserve">its</w:t>
+      </w:r>
+      <w:r>
+        <w:t xml:space="preserve"> </w:t>
+      </w:r>
+      <w:r>
+        <w:t xml:space="preserve">property</w:t>
+      </w:r>
+      <w:r>
+        <w:t xml:space="preserve"> </w:t>
+      </w:r>
+      <w:r>
+        <w:t xml:space="preserve">as</w:t>
+      </w:r>
+      <w:r>
+        <w:t xml:space="preserve"> </w:t>
+      </w:r>
+      <w:r>
+        <w:t xml:space="preserve">of</w:t>
+      </w:r>
+      <w:r>
+        <w:t xml:space="preserve"> </w:t>
+      </w:r>
+      <w:r>
+        <w:t xml:space="preserve">the</w:t>
+      </w:r>
+      <w:r>
+        <w:t xml:space="preserve"> </w:t>
+      </w:r>
+      <w:r>
+        <w:t xml:space="preserve">date</w:t>
+      </w:r>
+      <w:r>
+        <w:t xml:space="preserve"> </w:t>
+      </w:r>
+      <w:r>
+        <w:t xml:space="preserve">it</w:t>
+      </w:r>
+      <w:r>
+        <w:t xml:space="preserve"> </w:t>
+      </w:r>
+      <w:r>
+        <w:t xml:space="preserve">took</w:t>
+      </w:r>
+      <w:r>
+        <w:t xml:space="preserve"> </w:t>
+      </w:r>
+      <w:r>
+        <w:t xml:space="preserve">the</w:t>
+      </w:r>
+      <w:r>
+        <w:t xml:space="preserve"> </w:t>
+      </w:r>
+      <w:r>
+        <w:t xml:space="preserve">loan</w:t>
+      </w:r>
+      <w:r>
+        <w:t xml:space="preserve"> </w:t>
+      </w:r>
+      <w:r>
+        <w:t xml:space="preserve">from</w:t>
+      </w:r>
+      <w:r>
+        <w:t xml:space="preserve"> </w:t>
+      </w:r>
+      <w:r>
+        <w:t xml:space="preserve">the</w:t>
+      </w:r>
+      <w:r>
+        <w:t xml:space="preserve"> </w:t>
+      </w:r>
+      <w:r>
+        <w:t xml:space="preserve">bank,</w:t>
+      </w:r>
+      <w:r>
+        <w:t xml:space="preserve"> </w:t>
+      </w:r>
+      <w:r>
+        <w:t xml:space="preserve">which</w:t>
+      </w:r>
+      <w:r>
+        <w:t xml:space="preserve"> </w:t>
+      </w:r>
+      <w:r>
+        <w:t xml:space="preserve">was</w:t>
+      </w:r>
+      <w:r>
+        <w:t xml:space="preserve"> </w:t>
+      </w:r>
+      <w:r>
+        <w:t xml:space="preserve">2019.</w:t>
+      </w:r>
+      <w:r>
+        <w:t xml:space="preserve"> </w:t>
+      </w:r>
+      <w:r>
+        <w:t xml:space="preserve">Transcript</w:t>
+      </w:r>
+      <w:r>
+        <w:t xml:space="preserve"> </w:t>
+      </w:r>
+      <w:r>
+        <w:t xml:space="preserve">at</w:t>
+      </w:r>
+      <w:r>
+        <w:t xml:space="preserve"> </w:t>
+      </w:r>
+      <w:r>
+        <w:t xml:space="preserve">21:3</w:t>
+        <w:noBreakHyphen/>
+        <w:t xml:space="preserve">25,</w:t>
+      </w:r>
+      <w:r>
+        <w:t xml:space="preserve"> </w:t>
+      </w:r>
+      <w:r>
+        <w:t xml:space="preserve">43:16</w:t>
+        <w:noBreakHyphen/>
+        <w:t xml:space="preserve">44:12,</w:t>
+      </w:r>
+      <w:r>
+        <w:t xml:space="preserve"> </w:t>
+      </w:r>
+      <w:r>
+        <w:t xml:space="preserve">46:19</w:t>
+        <w:noBreakHyphen/>
+        <w:t xml:space="preserve">47:13.</w:t>
+      </w:r>
+      <w:r>
+        <w:t xml:space="preserve"> </w:t>
+      </w:r>
+      <w:r>
+        <w:t xml:space="preserve">Meadors</w:t>
+      </w:r>
+      <w:r>
+        <w:t xml:space="preserve"> </w:t>
+      </w:r>
+      <w:r>
+        <w:t xml:space="preserve">testified</w:t>
+      </w:r>
+      <w:r>
+        <w:t xml:space="preserve"> </w:t>
+      </w:r>
+      <w:r>
+        <w:t xml:space="preserve">he</w:t>
+      </w:r>
+      <w:r>
+        <w:t xml:space="preserve"> </w:t>
+      </w:r>
+      <w:r>
+        <w:t xml:space="preserve">did</w:t>
+      </w:r>
+      <w:r>
+        <w:t xml:space="preserve"> </w:t>
+      </w:r>
+      <w:r>
+        <w:t xml:space="preserve">not</w:t>
+      </w:r>
+      <w:r>
+        <w:t xml:space="preserve"> </w:t>
+      </w:r>
+      <w:r>
+        <w:t xml:space="preserve">do</w:t>
+      </w:r>
+      <w:r>
+        <w:t xml:space="preserve"> </w:t>
+      </w:r>
+      <w:r>
+        <w:t xml:space="preserve">any</w:t>
+      </w:r>
+      <w:r>
+        <w:t xml:space="preserve"> </w:t>
+      </w:r>
+      <w:r>
+        <w:t xml:space="preserve">independent</w:t>
+      </w:r>
+      <w:r>
+        <w:t xml:space="preserve"> </w:t>
+      </w:r>
+      <w:r>
+        <w:t xml:space="preserve">investigation</w:t>
+      </w:r>
+      <w:r>
+        <w:t xml:space="preserve"> </w:t>
+      </w:r>
+      <w:r>
+        <w:t xml:space="preserve">regarding</w:t>
+      </w:r>
+      <w:r>
+        <w:t xml:space="preserve"> </w:t>
+      </w:r>
+      <w:r>
+        <w:t xml:space="preserve">the</w:t>
+      </w:r>
+      <w:r>
+        <w:t xml:space="preserve"> </w:t>
+      </w:r>
+      <w:r>
+        <w:t xml:space="preserve">value</w:t>
+      </w:r>
+      <w:r>
+        <w:t xml:space="preserve"> </w:t>
+      </w:r>
+      <w:r>
+        <w:t xml:space="preserve">of</w:t>
+      </w:r>
+      <w:r>
+        <w:t xml:space="preserve"> </w:t>
+      </w:r>
+      <w:r>
+        <w:t xml:space="preserve">the</w:t>
+      </w:r>
+      <w:r>
+        <w:t xml:space="preserve"> </w:t>
+      </w:r>
+      <w:r>
+        <w:t xml:space="preserve">Debtor’s</w:t>
+      </w:r>
+      <w:r>
+        <w:t xml:space="preserve"> </w:t>
+      </w:r>
+      <w:r>
+        <w:t xml:space="preserve">assets</w:t>
+      </w:r>
+      <w:r>
+        <w:t xml:space="preserve"> </w:t>
+      </w:r>
+      <w:r>
+        <w:t xml:space="preserve">before</w:t>
+      </w:r>
+      <w:r>
+        <w:t xml:space="preserve"> </w:t>
+      </w:r>
+      <w:r>
+        <w:t xml:space="preserve">filing</w:t>
+      </w:r>
+      <w:r>
+        <w:t xml:space="preserve"> </w:t>
+      </w:r>
+      <w:r>
+        <w:t xml:space="preserve">for</w:t>
+      </w:r>
+      <w:r>
+        <w:t xml:space="preserve"> </w:t>
+      </w:r>
+      <w:r>
+        <w:t xml:space="preserve">bankruptcy.</w:t>
+      </w:r>
+      <w:r>
+        <w:t xml:space="preserve"> </w:t>
+      </w:r>
+      <w:r>
+        <w:t xml:space="preserve">Id.</w:t>
+      </w:r>
+      <w:r>
+        <w:t xml:space="preserve"> </w:t>
+      </w:r>
+      <w:r>
+        <w:t xml:space="preserve">at</w:t>
+      </w:r>
+      <w:r>
+        <w:t xml:space="preserve"> </w:t>
+      </w:r>
+      <w:r>
+        <w:t xml:space="preserve">44:9</w:t>
+        <w:noBreakHyphen/>
+        <w:t xml:space="preserve">12.</w:t>
+      </w:r>
+    </w:p>
+    <w:p>
+      <w:pPr>
+        <w:spacing w:before="276" w:after="276" w:line="276" w:lineRule="exact"/>
+        <w:ind w:left="720" w:right="720" w:firstLine="0"/>
+        <w:jc w:val="left"/>
+      </w:pPr>
+      <w:r>
+        <w:t xml:space="preserve">In</w:t>
+      </w:r>
+      <w:r>
+        <w:t xml:space="preserve"> </w:t>
+      </w:r>
+      <w:r>
+        <w:t xml:space="preserve">Schedule</w:t>
+      </w:r>
+      <w:r>
+        <w:t xml:space="preserve"> </w:t>
+      </w:r>
+      <w:r>
+        <w:t xml:space="preserve">A/​B,</w:t>
+      </w:r>
+      <w:r>
+        <w:t xml:space="preserve"> </w:t>
+      </w:r>
+      <w:r>
+        <w:t xml:space="preserve">the</w:t>
+      </w:r>
+      <w:r>
+        <w:t xml:space="preserve"> </w:t>
+      </w:r>
+      <w:r>
+        <w:t xml:space="preserve">Debtor</w:t>
+      </w:r>
+      <w:r>
+        <w:t xml:space="preserve"> </w:t>
+      </w:r>
+      <w:r>
+        <w:t xml:space="preserve">falsely</w:t>
+      </w:r>
+      <w:r>
+        <w:t xml:space="preserve"> </w:t>
+      </w:r>
+      <w:r>
+        <w:t xml:space="preserve">certified</w:t>
+      </w:r>
+      <w:r>
+        <w:t xml:space="preserve"> </w:t>
+      </w:r>
+      <w:r>
+        <w:t xml:space="preserve">that</w:t>
+      </w:r>
+      <w:r>
+        <w:t xml:space="preserve"> </w:t>
+      </w:r>
+      <w:r>
+        <w:t xml:space="preserve">assets</w:t>
+      </w:r>
+      <w:r>
+        <w:t xml:space="preserve"> </w:t>
+      </w:r>
+      <w:r>
+        <w:t xml:space="preserve">had</w:t>
+      </w:r>
+      <w:r>
+        <w:t xml:space="preserve"> </w:t>
+      </w:r>
+      <w:r>
+        <w:t xml:space="preserve">not</w:t>
+      </w:r>
+      <w:r>
+        <w:t xml:space="preserve"> </w:t>
+      </w:r>
+      <w:r>
+        <w:t xml:space="preserve">been</w:t>
+      </w:r>
+      <w:r>
+        <w:t xml:space="preserve"> </w:t>
+      </w:r>
+      <w:r>
+        <w:t xml:space="preserve">appraised</w:t>
+      </w:r>
+      <w:r>
+        <w:t xml:space="preserve"> </w:t>
+      </w:r>
+      <w:r>
+        <w:t xml:space="preserve">by</w:t>
+      </w:r>
+      <w:r>
+        <w:t xml:space="preserve"> </w:t>
+      </w:r>
+      <w:r>
+        <w:t xml:space="preserve">a</w:t>
+      </w:r>
+      <w:r>
+        <w:t xml:space="preserve"> </w:t>
+      </w:r>
+      <w:r>
+        <w:t xml:space="preserve">professional</w:t>
+      </w:r>
+      <w:r>
+        <w:t xml:space="preserve"> </w:t>
+      </w:r>
+      <w:r>
+        <w:t xml:space="preserve">within</w:t>
+      </w:r>
+      <w:r>
+        <w:t xml:space="preserve"> </w:t>
+      </w:r>
+      <w:r>
+        <w:t xml:space="preserve">the</w:t>
+      </w:r>
+      <w:r>
+        <w:t xml:space="preserve"> </w:t>
+      </w:r>
+      <w:r>
+        <w:t xml:space="preserve">past</w:t>
+      </w:r>
+      <w:r>
+        <w:t xml:space="preserve"> </w:t>
+      </w:r>
+      <w:r>
+        <w:t xml:space="preserve">year.</w:t>
+      </w:r>
+      <w:r>
+        <w:t xml:space="preserve"> </w:t>
+      </w:r>
+      <w:r>
+        <w:t xml:space="preserve">Ex.</w:t>
+      </w:r>
+      <w:r>
+        <w:t xml:space="preserve"> </w:t>
+      </w:r>
+      <w:r>
+        <w:t xml:space="preserve">1.019</w:t>
+      </w:r>
+      <w:r>
+        <w:t xml:space="preserve"> </w:t>
+      </w:r>
+      <w:r>
+        <w:t xml:space="preserve">at</w:t>
+      </w:r>
+      <w:r>
+        <w:t xml:space="preserve"> </w:t>
+      </w:r>
+      <w:r>
+        <w:t xml:space="preserve">Item</w:t>
+      </w:r>
+      <w:r>
+        <w:t xml:space="preserve"> </w:t>
+      </w:r>
+      <w:r>
+        <w:t xml:space="preserve">53.</w:t>
+      </w:r>
+      <w:r>
+        <w:t xml:space="preserve"> </w:t>
+      </w:r>
+      <w:r>
+        <w:t xml:space="preserve">At</w:t>
+      </w:r>
+      <w:r>
+        <w:t xml:space="preserve"> </w:t>
+      </w:r>
+      <w:r>
+        <w:t xml:space="preserve">the</w:t>
+      </w:r>
+      <w:r>
+        <w:t xml:space="preserve"> </w:t>
+      </w:r>
+      <w:r>
+        <w:t xml:space="preserve">hearing,</w:t>
+      </w:r>
+      <w:r>
+        <w:t xml:space="preserve"> </w:t>
+      </w:r>
+      <w:r>
+        <w:t xml:space="preserve">Meadors</w:t>
+      </w:r>
+      <w:r>
+        <w:t xml:space="preserve"> </w:t>
+      </w:r>
+      <w:r>
+        <w:t xml:space="preserve">testified</w:t>
+      </w:r>
+      <w:r>
+        <w:t xml:space="preserve"> </w:t>
+      </w:r>
+      <w:r>
+        <w:t xml:space="preserve">that</w:t>
+      </w:r>
+      <w:r>
+        <w:t xml:space="preserve"> </w:t>
+      </w:r>
+      <w:r>
+        <w:t xml:space="preserve">the</w:t>
+      </w:r>
+      <w:r>
+        <w:t xml:space="preserve"> </w:t>
+      </w:r>
+      <w:r>
+        <w:t xml:space="preserve">Debtor’s</w:t>
+      </w:r>
+      <w:r>
+        <w:t xml:space="preserve"> </w:t>
+      </w:r>
+      <w:r>
+        <w:t xml:space="preserve">property</w:t>
+      </w:r>
+      <w:r>
+        <w:t xml:space="preserve"> </w:t>
+      </w:r>
+      <w:r>
+        <w:t xml:space="preserve">was</w:t>
+      </w:r>
+      <w:r>
+        <w:t xml:space="preserve"> </w:t>
+      </w:r>
+      <w:r>
+        <w:t xml:space="preserve">appraised</w:t>
+      </w:r>
+      <w:r>
+        <w:t xml:space="preserve"> </w:t>
+      </w:r>
+      <w:r>
+        <w:t xml:space="preserve">by</w:t>
+      </w:r>
+      <w:r>
+        <w:t xml:space="preserve"> </w:t>
+      </w:r>
+      <w:r>
+        <w:t xml:space="preserve">Ritchie</w:t>
+      </w:r>
+      <w:r>
+        <w:t xml:space="preserve"> </w:t>
+      </w:r>
+      <w:r>
+        <w:t xml:space="preserve">Bros.</w:t>
+      </w:r>
+      <w:r>
+        <w:t xml:space="preserve"> </w:t>
+      </w:r>
+      <w:r>
+        <w:t xml:space="preserve">and</w:t>
+      </w:r>
+      <w:r>
+        <w:t xml:space="preserve"> </w:t>
+      </w:r>
+      <w:r>
+        <w:t xml:space="preserve">that</w:t>
+      </w:r>
+      <w:r>
+        <w:t xml:space="preserve"> </w:t>
+      </w:r>
+      <w:r>
+        <w:t xml:space="preserve">the</w:t>
+      </w:r>
+      <w:r>
+        <w:t xml:space="preserve"> </w:t>
+      </w:r>
+      <w:r>
+        <w:t xml:space="preserve">date</w:t>
+      </w:r>
+      <w:r>
+        <w:t xml:space="preserve"> </w:t>
+      </w:r>
+      <w:r>
+        <w:t xml:space="preserve">that</w:t>
+      </w:r>
+      <w:r>
+        <w:t xml:space="preserve"> </w:t>
+      </w:r>
+      <w:r>
+        <w:t xml:space="preserve">establishes</w:t>
+      </w:r>
+      <w:r>
+        <w:t xml:space="preserve"> </w:t>
+      </w:r>
+      <w:r>
+        <w:t xml:space="preserve">“</w:t>
+      </w:r>
+      <w:r>
+        <w:t xml:space="preserve">when</w:t>
+      </w:r>
+      <w:r>
+        <w:t xml:space="preserve"> </w:t>
+      </w:r>
+      <w:r>
+        <w:t xml:space="preserve">the</w:t>
+      </w:r>
+      <w:r>
+        <w:t xml:space="preserve"> </w:t>
+      </w:r>
+      <w:r>
+        <w:t xml:space="preserve">appraisal</w:t>
+      </w:r>
+      <w:r>
+        <w:t xml:space="preserve"> </w:t>
+      </w:r>
+      <w:r>
+        <w:t xml:space="preserve">was</w:t>
+      </w:r>
+      <w:r>
+        <w:t xml:space="preserve">”</w:t>
+      </w:r>
+      <w:r>
+        <w:t xml:space="preserve"> </w:t>
+      </w:r>
+      <w:r>
+        <w:t xml:space="preserve">is</w:t>
+      </w:r>
+      <w:r>
+        <w:t xml:space="preserve"> </w:t>
+      </w:r>
+      <w:r>
+        <w:t xml:space="preserve">“</w:t>
+      </w:r>
+      <w:r>
+        <w:t xml:space="preserve">[w]henever</w:t>
+      </w:r>
+      <w:r>
+        <w:t xml:space="preserve"> </w:t>
+      </w:r>
+      <w:r>
+        <w:t xml:space="preserve">the</w:t>
+      </w:r>
+      <w:r>
+        <w:t xml:space="preserve"> </w:t>
+      </w:r>
+      <w:r>
+        <w:t xml:space="preserve">Debtor</w:t>
+      </w:r>
+      <w:r>
+        <w:t xml:space="preserve"> </w:t>
+      </w:r>
+      <w:r>
+        <w:t xml:space="preserve">put</w:t>
+      </w:r>
+      <w:r>
+        <w:t xml:space="preserve"> </w:t>
+      </w:r>
+      <w:r>
+        <w:t xml:space="preserve">some</w:t>
+      </w:r>
+      <w:r>
+        <w:t xml:space="preserve"> </w:t>
+      </w:r>
+      <w:r>
+        <w:t xml:space="preserve">equipment</w:t>
+      </w:r>
+      <w:r>
+        <w:t xml:space="preserve"> </w:t>
+      </w:r>
+      <w:r>
+        <w:t xml:space="preserve">in</w:t>
+      </w:r>
+      <w:r>
+        <w:t xml:space="preserve"> </w:t>
+      </w:r>
+      <w:r>
+        <w:t xml:space="preserve">a</w:t>
+      </w:r>
+      <w:r>
+        <w:t xml:space="preserve"> </w:t>
+      </w:r>
+      <w:r>
+        <w:t xml:space="preserve">Ritchie</w:t>
+      </w:r>
+      <w:r>
+        <w:t xml:space="preserve"> </w:t>
+      </w:r>
+      <w:r>
+        <w:t xml:space="preserve">Brothers’</w:t>
+      </w:r>
+      <w:r>
+        <w:t xml:space="preserve"> </w:t>
+      </w:r>
+      <w:r>
+        <w:t xml:space="preserve">auction.</w:t>
+      </w:r>
+      <w:r>
+        <w:t xml:space="preserve">”</w:t>
+      </w:r>
+      <w:r>
+        <w:t xml:space="preserve"> </w:t>
+      </w:r>
+      <w:r>
+        <w:t xml:space="preserve">Transcript</w:t>
+      </w:r>
+      <w:r>
+        <w:t xml:space="preserve"> </w:t>
+      </w:r>
+      <w:r>
+        <w:t xml:space="preserve">at</w:t>
+      </w:r>
+      <w:r>
+        <w:t xml:space="preserve"> </w:t>
+      </w:r>
+      <w:r>
+        <w:t xml:space="preserve">44:13</w:t>
+        <w:noBreakHyphen/>
+        <w:t xml:space="preserve">45:20.</w:t>
+      </w:r>
+      <w:r>
+        <w:t xml:space="preserve"> </w:t>
+      </w:r>
+      <w:r>
+        <w:t xml:space="preserve">This</w:t>
+      </w:r>
+      <w:r>
+        <w:t xml:space="preserve"> </w:t>
+      </w:r>
+      <w:r>
+        <w:t xml:space="preserve">auction</w:t>
+      </w:r>
+      <w:r>
+        <w:t xml:space="preserve"> </w:t>
+      </w:r>
+      <w:r>
+        <w:t xml:space="preserve">took</w:t>
+      </w:r>
+      <w:r>
+        <w:t xml:space="preserve"> </w:t>
+      </w:r>
+      <w:r>
+        <w:t xml:space="preserve">place</w:t>
+      </w:r>
+      <w:r>
+        <w:t xml:space="preserve"> </w:t>
+      </w:r>
+      <w:r>
+        <w:t xml:space="preserve">in</w:t>
+      </w:r>
+      <w:r>
+        <w:t xml:space="preserve"> </w:t>
+      </w:r>
+      <w:r>
+        <w:t xml:space="preserve">June</w:t>
+      </w:r>
+      <w:r>
+        <w:t xml:space="preserve"> </w:t>
+      </w:r>
+      <w:r>
+        <w:t xml:space="preserve">2024,</w:t>
+      </w:r>
+      <w:r>
+        <w:t xml:space="preserve"> </w:t>
+      </w:r>
+      <w:r>
+        <w:t xml:space="preserve">which</w:t>
+      </w:r>
+      <w:r>
+        <w:t xml:space="preserve"> </w:t>
+      </w:r>
+      <w:r>
+        <w:t xml:space="preserve">was</w:t>
+      </w:r>
+      <w:r>
+        <w:t xml:space="preserve"> </w:t>
+      </w:r>
+      <w:r>
+        <w:t xml:space="preserve">less</w:t>
+      </w:r>
+      <w:r>
+        <w:t xml:space="preserve"> </w:t>
+      </w:r>
+      <w:r>
+        <w:t xml:space="preserve">than</w:t>
+      </w:r>
+      <w:r>
+        <w:t xml:space="preserve"> </w:t>
+      </w:r>
+      <w:r>
+        <w:t xml:space="preserve">three</w:t>
+      </w:r>
+      <w:r>
+        <w:t xml:space="preserve"> </w:t>
+      </w:r>
+      <w:r>
+        <w:t xml:space="preserve">(3)</w:t>
+      </w:r>
+      <w:r>
+        <w:t xml:space="preserve"> </w:t>
+      </w:r>
+      <w:r>
+        <w:t xml:space="preserve">months</w:t>
+      </w:r>
+      <w:r>
+        <w:t xml:space="preserve"> </w:t>
+      </w:r>
+      <w:r>
+        <w:t xml:space="preserve">preceding</w:t>
+      </w:r>
+      <w:r>
+        <w:t xml:space="preserve"> </w:t>
+      </w:r>
+      <w:r>
+        <w:t xml:space="preserve">the</w:t>
+      </w:r>
+      <w:r>
+        <w:t xml:space="preserve"> </w:t>
+      </w:r>
+      <w:r>
+        <w:t xml:space="preserve">bankruptcy</w:t>
+      </w:r>
+      <w:r>
+        <w:t xml:space="preserve"> </w:t>
+      </w:r>
+      <w:r>
+        <w:t xml:space="preserve">filing.</w:t>
+      </w:r>
+      <w:r>
+        <w:t xml:space="preserve"> </w:t>
+      </w:r>
+      <w:r>
+        <w:t xml:space="preserve">Id.</w:t>
+      </w:r>
+      <w:r>
+        <w:t xml:space="preserve"> </w:t>
+      </w:r>
+      <w:r>
+        <w:t xml:space="preserve">at</w:t>
+      </w:r>
+      <w:r>
+        <w:t xml:space="preserve"> </w:t>
+      </w:r>
+      <w:r>
+        <w:t xml:space="preserve">207:8</w:t>
+        <w:noBreakHyphen/>
+        <w:t xml:space="preserve">208:13.</w:t>
+      </w:r>
+    </w:p>
+    <w:p>
+      <w:pPr>
+        <w:spacing w:before="276" w:after="276" w:line="276" w:lineRule="exact"/>
+        <w:ind w:left="720" w:right="720" w:firstLine="0"/>
+        <w:jc w:val="left"/>
+      </w:pPr>
+      <w:r>
+        <w:t xml:space="preserve">The</w:t>
+      </w:r>
+      <w:r>
+        <w:t xml:space="preserve"> </w:t>
+      </w:r>
+      <w:r>
+        <w:t xml:space="preserve">Debtor’s</w:t>
+      </w:r>
+      <w:r>
+        <w:t xml:space="preserve"> </w:t>
+      </w:r>
+      <w:r>
+        <w:t xml:space="preserve">Schedule</w:t>
+      </w:r>
+      <w:r>
+        <w:t xml:space="preserve"> </w:t>
+      </w:r>
+      <w:r>
+        <w:t xml:space="preserve">A/​B</w:t>
+      </w:r>
+      <w:r>
+        <w:t xml:space="preserve"> </w:t>
+      </w:r>
+      <w:r>
+        <w:t xml:space="preserve">includes</w:t>
+      </w:r>
+      <w:r>
+        <w:t xml:space="preserve"> </w:t>
+      </w:r>
+      <w:r>
+        <w:t xml:space="preserve">a</w:t>
+      </w:r>
+      <w:r>
+        <w:t xml:space="preserve"> </w:t>
+      </w:r>
+      <w:r>
+        <w:t xml:space="preserve">2005</w:t>
+      </w:r>
+      <w:r>
+        <w:t xml:space="preserve"> </w:t>
+      </w:r>
+      <w:r>
+        <w:t xml:space="preserve">Dodge</w:t>
+      </w:r>
+      <w:r>
+        <w:t xml:space="preserve"> </w:t>
+      </w:r>
+      <w:r>
+        <w:t xml:space="preserve">2500</w:t>
+      </w:r>
+      <w:r>
+        <w:t xml:space="preserve"> </w:t>
+      </w:r>
+      <w:r>
+        <w:t xml:space="preserve">truck</w:t>
+      </w:r>
+      <w:r>
+        <w:t xml:space="preserve"> </w:t>
+      </w:r>
+      <w:r>
+        <w:t xml:space="preserve">that</w:t>
+      </w:r>
+      <w:r>
+        <w:t xml:space="preserve"> </w:t>
+      </w:r>
+      <w:r>
+        <w:t xml:space="preserve">Meadors</w:t>
+      </w:r>
+      <w:r>
+        <w:t xml:space="preserve"> </w:t>
+      </w:r>
+      <w:r>
+        <w:t xml:space="preserve">asserts</w:t>
+      </w:r>
+      <w:r>
+        <w:t xml:space="preserve"> </w:t>
+      </w:r>
+      <w:r>
+        <w:t xml:space="preserve">was</w:t>
+      </w:r>
+      <w:r>
+        <w:t xml:space="preserve"> </w:t>
+      </w:r>
+      <w:r>
+        <w:t xml:space="preserve">his</w:t>
+      </w:r>
+      <w:r>
+        <w:t xml:space="preserve"> </w:t>
+      </w:r>
+      <w:r>
+        <w:t xml:space="preserve">personal</w:t>
+      </w:r>
+      <w:r>
+        <w:t xml:space="preserve"> </w:t>
+      </w:r>
+      <w:r>
+        <w:t xml:space="preserve">truck</w:t>
+      </w:r>
+      <w:r>
+        <w:t xml:space="preserve"> </w:t>
+      </w:r>
+      <w:r>
+        <w:t xml:space="preserve">and,</w:t>
+      </w:r>
+      <w:r>
+        <w:t xml:space="preserve"> </w:t>
+      </w:r>
+      <w:r>
+        <w:t xml:space="preserve">evidently,</w:t>
+      </w:r>
+      <w:r>
+        <w:t xml:space="preserve"> </w:t>
+      </w:r>
+      <w:r>
+        <w:t xml:space="preserve">was</w:t>
+      </w:r>
+      <w:r>
+        <w:t xml:space="preserve"> </w:t>
+      </w:r>
+      <w:r>
+        <w:t xml:space="preserve">sold</w:t>
+      </w:r>
+      <w:r>
+        <w:t xml:space="preserve"> </w:t>
+      </w:r>
+      <w:r>
+        <w:t xml:space="preserve">pre-petition.</w:t>
+      </w:r>
+      <w:r>
+        <w:t xml:space="preserve"> </w:t>
+      </w:r>
+      <w:r>
+        <w:t xml:space="preserve">Id.</w:t>
+      </w:r>
+      <w:r>
+        <w:t xml:space="preserve"> </w:t>
+      </w:r>
+      <w:r>
+        <w:t xml:space="preserve">at</w:t>
+      </w:r>
+      <w:r>
+        <w:t xml:space="preserve"> </w:t>
+      </w:r>
+      <w:r>
+        <w:t xml:space="preserve">36:24</w:t>
+        <w:noBreakHyphen/>
+        <w:t xml:space="preserve">37:6.</w:t>
+      </w:r>
+    </w:p>
+    <w:p>
+      <w:pPr>
+        <w:pStyle w:val="BodyText"/>
+      </w:pPr>
+      <w:r>
+        <w:t xml:space="preserve">The Debtor’s Initial Report and Monthly Operating Reports:</w:t>
+      </w:r>
+    </w:p>
+    <w:p>
+      <w:pPr>
+        <w:spacing w:before="276" w:after="276" w:line="276" w:lineRule="exact"/>
+        <w:ind w:left="720" w:right="720" w:firstLine="0"/>
+        <w:jc w:val="left"/>
+      </w:pPr>
+      <w:r>
+        <w:t xml:space="preserve">In</w:t>
+      </w:r>
+      <w:r>
+        <w:t xml:space="preserve"> </w:t>
+      </w:r>
+      <w:r>
+        <w:t xml:space="preserve">its</w:t>
+      </w:r>
+      <w:r>
+        <w:t xml:space="preserve"> </w:t>
+      </w:r>
+      <w:r>
+        <w:t xml:space="preserve">September</w:t>
+      </w:r>
+      <w:r>
+        <w:t xml:space="preserve"> </w:t>
+      </w:r>
+      <w:r>
+        <w:t xml:space="preserve">Monthly</w:t>
+      </w:r>
+      <w:r>
+        <w:t xml:space="preserve"> </w:t>
+      </w:r>
+      <w:r>
+        <w:t xml:space="preserve">Operating</w:t>
+      </w:r>
+      <w:r>
+        <w:t xml:space="preserve"> </w:t>
+      </w:r>
+      <w:r>
+        <w:t xml:space="preserve">Report,</w:t>
+      </w:r>
+      <w:r>
+        <w:t xml:space="preserve"> </w:t>
+      </w:r>
+      <w:r>
+        <w:t xml:space="preserve">the</w:t>
+      </w:r>
+      <w:r>
+        <w:t xml:space="preserve"> </w:t>
+      </w:r>
+      <w:r>
+        <w:t xml:space="preserve">Debtor</w:t>
+      </w:r>
+      <w:r>
+        <w:t xml:space="preserve"> </w:t>
+      </w:r>
+      <w:r>
+        <w:t xml:space="preserve">reports</w:t>
+      </w:r>
+      <w:r>
+        <w:t xml:space="preserve"> </w:t>
+      </w:r>
+      <w:r>
+        <w:t xml:space="preserve">that</w:t>
+      </w:r>
+      <w:r>
+        <w:t xml:space="preserve"> </w:t>
+      </w:r>
+      <w:r>
+        <w:t xml:space="preserve">it</w:t>
+      </w:r>
+      <w:r>
+        <w:t xml:space="preserve"> </w:t>
+      </w:r>
+      <w:r>
+        <w:t xml:space="preserve">had</w:t>
+      </w:r>
+      <w:r>
+        <w:t xml:space="preserve"> </w:t>
+      </w:r>
+      <w:r>
+        <w:t xml:space="preserve">a</w:t>
+      </w:r>
+      <w:r>
+        <w:t xml:space="preserve"> </w:t>
+      </w:r>
+      <w:r>
+        <w:t xml:space="preserve">profit</w:t>
+      </w:r>
+      <w:r>
+        <w:t xml:space="preserve"> </w:t>
+      </w:r>
+      <w:r>
+        <w:t xml:space="preserve">of</w:t>
+      </w:r>
+      <w:r>
+        <w:t xml:space="preserve"> </w:t>
+      </w:r>
+      <w:r>
+        <w:t xml:space="preserve">$67,566.88.</w:t>
+      </w:r>
+      <w:r>
+        <w:t xml:space="preserve"> </w:t>
+      </w:r>
+      <w:r>
+        <w:t xml:space="preserve">Ex.</w:t>
+      </w:r>
+      <w:r>
+        <w:t xml:space="preserve"> </w:t>
+      </w:r>
+      <w:r>
+        <w:t xml:space="preserve">4.002</w:t>
+      </w:r>
+      <w:r>
+        <w:t xml:space="preserve"> </w:t>
+      </w:r>
+      <w:r>
+        <w:t xml:space="preserve">at</w:t>
+      </w:r>
+      <w:r>
+        <w:t xml:space="preserve"> </w:t>
+      </w:r>
+      <w:r>
+        <w:t xml:space="preserve">Part</w:t>
+      </w:r>
+      <w:r>
+        <w:t xml:space="preserve"> </w:t>
+      </w:r>
+      <w:r>
+        <w:t xml:space="preserve">4,</w:t>
+      </w:r>
+      <w:r>
+        <w:t xml:space="preserve"> </w:t>
+      </w:r>
+      <w:r>
+        <w:t xml:space="preserve">Item</w:t>
+      </w:r>
+      <w:r>
+        <w:t xml:space="preserve"> </w:t>
+      </w:r>
+      <w:r>
+        <w:t xml:space="preserve">k.</w:t>
+      </w:r>
+      <w:r>
+        <w:t xml:space="preserve"> </w:t>
+      </w:r>
+      <w:r>
+        <w:t xml:space="preserve">This</w:t>
+      </w:r>
+      <w:r>
+        <w:t xml:space="preserve"> </w:t>
+      </w:r>
+      <w:r>
+        <w:t xml:space="preserve">is</w:t>
+      </w:r>
+      <w:r>
+        <w:t xml:space="preserve"> </w:t>
+      </w:r>
+      <w:r>
+        <w:t xml:space="preserve">incorrect.</w:t>
+      </w:r>
+      <w:r>
+        <w:t xml:space="preserve"> </w:t>
+      </w:r>
+      <w:r>
+        <w:t xml:space="preserve">The</w:t>
+      </w:r>
+      <w:r>
+        <w:t xml:space="preserve"> </w:t>
+      </w:r>
+      <w:r>
+        <w:t xml:space="preserve">Debtor’s</w:t>
+      </w:r>
+      <w:r>
+        <w:t xml:space="preserve"> </w:t>
+      </w:r>
+      <w:r>
+        <w:t xml:space="preserve">profit</w:t>
+      </w:r>
+      <w:r>
+        <w:t xml:space="preserve"> </w:t>
+      </w:r>
+      <w:r>
+        <w:t xml:space="preserve">and</w:t>
+      </w:r>
+      <w:r>
+        <w:t xml:space="preserve"> </w:t>
+      </w:r>
+      <w:r>
+        <w:t xml:space="preserve">loss</w:t>
+      </w:r>
+      <w:r>
+        <w:t xml:space="preserve"> </w:t>
+      </w:r>
+      <w:r>
+        <w:t xml:space="preserve">statement</w:t>
+      </w:r>
+      <w:r>
+        <w:t xml:space="preserve"> </w:t>
+      </w:r>
+      <w:r>
+        <w:t xml:space="preserve">shows</w:t>
+      </w:r>
+      <w:r>
+        <w:t xml:space="preserve"> </w:t>
+      </w:r>
+      <w:r>
+        <w:t xml:space="preserve">that</w:t>
+      </w:r>
+      <w:r>
+        <w:t xml:space="preserve"> </w:t>
+      </w:r>
+      <w:r>
+        <w:t xml:space="preserve">it</w:t>
+      </w:r>
+      <w:r>
+        <w:t xml:space="preserve"> </w:t>
+      </w:r>
+      <w:r>
+        <w:t xml:space="preserve">had</w:t>
+      </w:r>
+      <w:r>
+        <w:t xml:space="preserve"> </w:t>
+      </w:r>
+      <w:r>
+        <w:t xml:space="preserve">a</w:t>
+      </w:r>
+      <w:r>
+        <w:t xml:space="preserve"> </w:t>
+      </w:r>
+      <w:r>
+        <w:t xml:space="preserve">gross</w:t>
+      </w:r>
+      <w:r>
+        <w:t xml:space="preserve"> </w:t>
+      </w:r>
+      <w:r>
+        <w:t xml:space="preserve">profit</w:t>
+      </w:r>
+      <w:r>
+        <w:t xml:space="preserve"> </w:t>
+      </w:r>
+      <w:r>
+        <w:t xml:space="preserve">of</w:t>
+      </w:r>
+      <w:r>
+        <w:t xml:space="preserve"> </w:t>
+      </w:r>
+      <w:r>
+        <w:t xml:space="preserve">$10,374.00</w:t>
+      </w:r>
+      <w:r>
+        <w:t xml:space="preserve"> </w:t>
+      </w:r>
+      <w:r>
+        <w:t xml:space="preserve">in</w:t>
+      </w:r>
+      <w:r>
+        <w:t xml:space="preserve"> </w:t>
+      </w:r>
+      <w:r>
+        <w:t xml:space="preserve">September</w:t>
+      </w:r>
+      <w:r>
+        <w:t xml:space="preserve"> </w:t>
+      </w:r>
+      <w:r>
+        <w:t xml:space="preserve">2024,</w:t>
+      </w:r>
+      <w:r>
+        <w:t xml:space="preserve"> </w:t>
+      </w:r>
+      <w:r>
+        <w:t xml:space="preserve">with</w:t>
+      </w:r>
+      <w:r>
+        <w:t xml:space="preserve"> </w:t>
+      </w:r>
+      <w:r>
+        <w:t xml:space="preserve">$108,078.33</w:t>
+      </w:r>
+      <w:r>
+        <w:t xml:space="preserve"> </w:t>
+      </w:r>
+      <w:r>
+        <w:t xml:space="preserve">of</w:t>
+      </w:r>
+      <w:r>
+        <w:t xml:space="preserve"> </w:t>
+      </w:r>
+      <w:r>
+        <w:t xml:space="preserve">expenses,</w:t>
+      </w:r>
+      <w:r>
+        <w:t xml:space="preserve"> </w:t>
+      </w:r>
+      <w:r>
+        <w:t xml:space="preserve">resulting</w:t>
+      </w:r>
+      <w:r>
+        <w:t xml:space="preserve"> </w:t>
+      </w:r>
+      <w:r>
+        <w:t xml:space="preserve">in</w:t>
+      </w:r>
+      <w:r>
+        <w:t xml:space="preserve"> </w:t>
+      </w:r>
+      <w:r>
+        <w:t xml:space="preserve">a</w:t>
+      </w:r>
+      <w:r>
+        <w:t xml:space="preserve"> </w:t>
+      </w:r>
+      <w:r>
+        <w:t xml:space="preserve">net</w:t>
+      </w:r>
+      <w:r>
+        <w:t xml:space="preserve"> </w:t>
+      </w:r>
+      <w:r>
+        <w:t xml:space="preserve">operating</w:t>
+      </w:r>
+      <w:r>
+        <w:t xml:space="preserve"> </w:t>
+      </w:r>
+      <w:r>
+        <w:t xml:space="preserve">loss</w:t>
+      </w:r>
+      <w:r>
+        <w:t xml:space="preserve"> </w:t>
+      </w:r>
+      <w:r>
+        <w:t xml:space="preserve">of</w:t>
+      </w:r>
+      <w:r>
+        <w:t xml:space="preserve"> </w:t>
+      </w:r>
+      <w:r>
+        <w:t xml:space="preserve">$97,704.33</w:t>
+      </w:r>
+      <w:r>
+        <w:t xml:space="preserve"> </w:t>
+      </w:r>
+      <w:r>
+        <w:t xml:space="preserve">for</w:t>
+      </w:r>
+      <w:r>
+        <w:t xml:space="preserve"> </w:t>
+      </w:r>
+      <w:r>
+        <w:t xml:space="preserve">September</w:t>
+      </w:r>
+      <w:r>
+        <w:t xml:space="preserve"> </w:t>
+      </w:r>
+      <w:r>
+        <w:t xml:space="preserve">2024.</w:t>
+      </w:r>
+      <w:r>
+        <w:t xml:space="preserve"> </w:t>
+      </w:r>
+      <w:r>
+        <w:t xml:space="preserve">Ex.</w:t>
+      </w:r>
+      <w:r>
+        <w:t xml:space="preserve"> </w:t>
+      </w:r>
+      <w:r>
+        <w:t xml:space="preserve">4</w:t>
+      </w:r>
+      <w:r>
+        <w:t xml:space="preserve"> </w:t>
+      </w:r>
+      <w:r>
+        <w:t xml:space="preserve">at</w:t>
+      </w:r>
+      <w:r>
+        <w:t xml:space="preserve"> </w:t>
+      </w:r>
+      <w:r>
+        <w:t xml:space="preserve">4.013</w:t>
+      </w:r>
+      <w:r>
+        <w:t xml:space="preserve"> </w:t>
+      </w:r>
+      <w:r>
+        <w:t xml:space="preserve">at</w:t>
+      </w:r>
+      <w:r>
+        <w:t xml:space="preserve"> </w:t>
+      </w:r>
+      <w:r>
+        <w:t xml:space="preserve">Net</w:t>
+      </w:r>
+      <w:r>
+        <w:t xml:space="preserve"> </w:t>
+      </w:r>
+      <w:r>
+        <w:t xml:space="preserve">Operating</w:t>
+      </w:r>
+      <w:r>
+        <w:t xml:space="preserve"> </w:t>
+      </w:r>
+      <w:r>
+        <w:t xml:space="preserve">Income.</w:t>
+      </w:r>
+      <w:r>
+        <w:t xml:space="preserve"> </w:t>
+      </w:r>
+      <w:r>
+        <w:t xml:space="preserve">Meadors</w:t>
+      </w:r>
+      <w:r>
+        <w:t xml:space="preserve"> </w:t>
+      </w:r>
+      <w:r>
+        <w:t xml:space="preserve">also</w:t>
+      </w:r>
+      <w:r>
+        <w:t xml:space="preserve"> </w:t>
+      </w:r>
+      <w:r>
+        <w:t xml:space="preserve">testified</w:t>
+      </w:r>
+      <w:r>
+        <w:t xml:space="preserve"> </w:t>
+      </w:r>
+      <w:r>
+        <w:t xml:space="preserve">that</w:t>
+      </w:r>
+      <w:r>
+        <w:t xml:space="preserve"> </w:t>
+      </w:r>
+      <w:r>
+        <w:t xml:space="preserve">the</w:t>
+      </w:r>
+      <w:r>
+        <w:t xml:space="preserve"> </w:t>
+      </w:r>
+      <w:r>
+        <w:t xml:space="preserve">operating</w:t>
+      </w:r>
+      <w:r>
+        <w:t xml:space="preserve"> </w:t>
+      </w:r>
+      <w:r>
+        <w:t xml:space="preserve">income</w:t>
+      </w:r>
+      <w:r>
+        <w:t xml:space="preserve"> </w:t>
+      </w:r>
+      <w:r>
+        <w:t xml:space="preserve">for</w:t>
+      </w:r>
+      <w:r>
+        <w:t xml:space="preserve"> </w:t>
+      </w:r>
+      <w:r>
+        <w:t xml:space="preserve">September</w:t>
+      </w:r>
+      <w:r>
+        <w:t xml:space="preserve"> </w:t>
+      </w:r>
+      <w:r>
+        <w:t xml:space="preserve">2024</w:t>
+      </w:r>
+      <w:r>
+        <w:t xml:space="preserve"> </w:t>
+      </w:r>
+      <w:r>
+        <w:t xml:space="preserve">was</w:t>
+      </w:r>
+      <w:r>
+        <w:t xml:space="preserve"> </w:t>
+      </w:r>
+      <w:r>
+        <w:t xml:space="preserve">-$97,000.00.</w:t>
+      </w:r>
+      <w:r>
+        <w:t xml:space="preserve"> </w:t>
+      </w:r>
+      <w:r>
+        <w:t xml:space="preserve">Transcript</w:t>
+      </w:r>
+      <w:r>
+        <w:t xml:space="preserve"> </w:t>
+      </w:r>
+      <w:r>
+        <w:t xml:space="preserve">at</w:t>
+      </w:r>
+      <w:r>
+        <w:t xml:space="preserve"> </w:t>
+      </w:r>
+      <w:r>
+        <w:t xml:space="preserve">73:4</w:t>
+        <w:noBreakHyphen/>
+        <w:t xml:space="preserve">16.</w:t>
+      </w:r>
+    </w:p>
+    <w:p>
+      <w:pPr>
+        <w:spacing w:before="276" w:after="276" w:line="276" w:lineRule="exact"/>
+        <w:ind w:left="720" w:right="720" w:firstLine="0"/>
+        <w:jc w:val="left"/>
+      </w:pPr>
+      <w:r>
+        <w:t xml:space="preserve">The</w:t>
+      </w:r>
+      <w:r>
+        <w:t xml:space="preserve"> </w:t>
+      </w:r>
+      <w:r>
+        <w:t xml:space="preserve">Debtor’s</w:t>
+      </w:r>
+      <w:r>
+        <w:t xml:space="preserve"> </w:t>
+      </w:r>
+      <w:r>
+        <w:t xml:space="preserve">Initial</w:t>
+      </w:r>
+      <w:r>
+        <w:t xml:space="preserve"> </w:t>
+      </w:r>
+      <w:r>
+        <w:t xml:space="preserve">Report</w:t>
+      </w:r>
+      <w:r>
+        <w:t xml:space="preserve"> </w:t>
+      </w:r>
+      <w:r>
+        <w:t xml:space="preserve">identifies</w:t>
+      </w:r>
+      <w:r>
+        <w:t xml:space="preserve"> </w:t>
+      </w:r>
+      <w:r>
+        <w:t xml:space="preserve">many</w:t>
+      </w:r>
+      <w:r>
+        <w:t xml:space="preserve"> </w:t>
+      </w:r>
+      <w:r>
+        <w:t xml:space="preserve">of</w:t>
+      </w:r>
+      <w:r>
+        <w:t xml:space="preserve"> </w:t>
+      </w:r>
+      <w:r>
+        <w:t xml:space="preserve">Meadors’</w:t>
+      </w:r>
+      <w:r>
+        <w:t xml:space="preserve"> </w:t>
+      </w:r>
+      <w:r>
+        <w:t xml:space="preserve">personal</w:t>
+      </w:r>
+      <w:r>
+        <w:t xml:space="preserve"> </w:t>
+      </w:r>
+      <w:r>
+        <w:t xml:space="preserve">assets</w:t>
+      </w:r>
+      <w:r>
+        <w:t xml:space="preserve"> </w:t>
+      </w:r>
+      <w:r>
+        <w:t xml:space="preserve">and</w:t>
+      </w:r>
+      <w:r>
+        <w:t xml:space="preserve"> </w:t>
+      </w:r>
+      <w:r>
+        <w:t xml:space="preserve">liabilities.</w:t>
+      </w:r>
+      <w:r>
+        <w:t xml:space="preserve"> </w:t>
+      </w:r>
+      <w:r>
+        <w:t xml:space="preserve">Ex.</w:t>
+      </w:r>
+      <w:r>
+        <w:t xml:space="preserve"> </w:t>
+      </w:r>
+      <w:r>
+        <w:t xml:space="preserve">2.010;</w:t>
+      </w:r>
+      <w:r>
+        <w:t xml:space="preserve"> </w:t>
+      </w:r>
+      <w:r>
+        <w:t xml:space="preserve">Transcript</w:t>
+      </w:r>
+      <w:r>
+        <w:t xml:space="preserve"> </w:t>
+      </w:r>
+      <w:r>
+        <w:t xml:space="preserve">at</w:t>
+      </w:r>
+      <w:r>
+        <w:t xml:space="preserve"> </w:t>
+      </w:r>
+      <w:r>
+        <w:t xml:space="preserve">56:18</w:t>
+        <w:noBreakHyphen/>
+        <w:t xml:space="preserve">58:15,</w:t>
+      </w:r>
+      <w:r>
+        <w:t xml:space="preserve"> </w:t>
+      </w:r>
+      <w:r>
+        <w:t xml:space="preserve">60:10</w:t>
+        <w:noBreakHyphen/>
+        <w:t xml:space="preserve">61:3.</w:t>
+      </w:r>
+      <w:r>
+        <w:t xml:space="preserve"> </w:t>
+      </w:r>
+      <w:r>
+        <w:t xml:space="preserve">The</w:t>
+      </w:r>
+      <w:r>
+        <w:t xml:space="preserve"> </w:t>
+      </w:r>
+      <w:r>
+        <w:t xml:space="preserve">Debtor’s</w:t>
+      </w:r>
+      <w:r>
+        <w:t xml:space="preserve"> </w:t>
+      </w:r>
+      <w:r>
+        <w:t xml:space="preserve">operating</w:t>
+      </w:r>
+      <w:r>
+        <w:t xml:space="preserve"> </w:t>
+      </w:r>
+      <w:r>
+        <w:t xml:space="preserve">reports</w:t>
+      </w:r>
+      <w:r>
+        <w:t xml:space="preserve"> </w:t>
+      </w:r>
+      <w:r>
+        <w:t xml:space="preserve">continue</w:t>
+      </w:r>
+      <w:r>
+        <w:t xml:space="preserve"> </w:t>
+      </w:r>
+      <w:r>
+        <w:t xml:space="preserve">to</w:t>
+      </w:r>
+      <w:r>
+        <w:t xml:space="preserve"> </w:t>
+      </w:r>
+      <w:r>
+        <w:t xml:space="preserve">intermingle</w:t>
+      </w:r>
+      <w:r>
+        <w:t xml:space="preserve"> </w:t>
+      </w:r>
+      <w:r>
+        <w:t xml:space="preserve">the</w:t>
+      </w:r>
+      <w:r>
+        <w:t xml:space="preserve"> </w:t>
+      </w:r>
+      <w:r>
+        <w:t xml:space="preserve">Debtor’s</w:t>
+      </w:r>
+      <w:r>
+        <w:t xml:space="preserve"> </w:t>
+      </w:r>
+      <w:r>
+        <w:t xml:space="preserve">assets</w:t>
+      </w:r>
+      <w:r>
+        <w:t xml:space="preserve"> </w:t>
+      </w:r>
+      <w:r>
+        <w:t xml:space="preserve">and</w:t>
+      </w:r>
+      <w:r>
+        <w:t xml:space="preserve"> </w:t>
+      </w:r>
+      <w:r>
+        <w:t xml:space="preserve">liabilities</w:t>
+      </w:r>
+      <w:r>
+        <w:t xml:space="preserve"> </w:t>
+      </w:r>
+      <w:r>
+        <w:t xml:space="preserve">with</w:t>
+      </w:r>
+      <w:r>
+        <w:t xml:space="preserve"> </w:t>
+      </w:r>
+      <w:r>
+        <w:t xml:space="preserve">Meadors’</w:t>
+      </w:r>
+      <w:r>
+        <w:t xml:space="preserve"> </w:t>
+      </w:r>
+      <w:r>
+        <w:t xml:space="preserve">personal</w:t>
+      </w:r>
+      <w:r>
+        <w:t xml:space="preserve"> </w:t>
+      </w:r>
+      <w:r>
+        <w:t xml:space="preserve">assets</w:t>
+      </w:r>
+      <w:r>
+        <w:t xml:space="preserve"> </w:t>
+      </w:r>
+      <w:r>
+        <w:t xml:space="preserve">and</w:t>
+      </w:r>
+      <w:r>
+        <w:t xml:space="preserve"> </w:t>
+      </w:r>
+      <w:r>
+        <w:t xml:space="preserve">liabilities.</w:t>
+      </w:r>
+      <w:r>
+        <w:t xml:space="preserve"> </w:t>
+      </w:r>
+      <w:r>
+        <w:t xml:space="preserve">Ex.</w:t>
+      </w:r>
+      <w:r>
+        <w:t xml:space="preserve"> </w:t>
+      </w:r>
+      <w:r>
+        <w:t xml:space="preserve">5.015;</w:t>
+      </w:r>
+      <w:r>
+        <w:t xml:space="preserve"> </w:t>
+      </w:r>
+      <w:r>
+        <w:t xml:space="preserve">Ex.</w:t>
+      </w:r>
+      <w:r>
+        <w:t xml:space="preserve"> </w:t>
+      </w:r>
+      <w:r>
+        <w:t xml:space="preserve">7.013</w:t>
+        <w:noBreakHyphen/>
+        <w:t xml:space="preserve">14;</w:t>
+      </w:r>
+      <w:r>
+        <w:t xml:space="preserve"> </w:t>
+      </w:r>
+      <w:r>
+        <w:t xml:space="preserve">Ex.</w:t>
+      </w:r>
+      <w:r>
+        <w:t xml:space="preserve"> </w:t>
+      </w:r>
+      <w:r>
+        <w:t xml:space="preserve">8.013</w:t>
+        <w:noBreakHyphen/>
+        <w:t xml:space="preserve">14;</w:t>
+      </w:r>
+      <w:r>
+        <w:t xml:space="preserve"> </w:t>
+      </w:r>
+      <w:r>
+        <w:t xml:space="preserve">Ex.</w:t>
+      </w:r>
+      <w:r>
+        <w:t xml:space="preserve"> </w:t>
+      </w:r>
+      <w:r>
+        <w:t xml:space="preserve">9.013;</w:t>
+      </w:r>
+      <w:r>
+        <w:t xml:space="preserve"> </w:t>
+      </w:r>
+      <w:r>
+        <w:t xml:space="preserve">Ex.</w:t>
+      </w:r>
+      <w:r>
+        <w:t xml:space="preserve"> </w:t>
+      </w:r>
+      <w:r>
+        <w:t xml:space="preserve">21.013.</w:t>
+      </w:r>
+      <w:r>
+        <w:t xml:space="preserve"> </w:t>
+      </w:r>
+      <w:r>
+        <w:t xml:space="preserve">Meadors</w:t>
+      </w:r>
+      <w:r>
+        <w:t xml:space="preserve"> </w:t>
+      </w:r>
+      <w:r>
+        <w:t xml:space="preserve">admits</w:t>
+      </w:r>
+      <w:r>
+        <w:t xml:space="preserve"> </w:t>
+      </w:r>
+      <w:r>
+        <w:t xml:space="preserve">in</w:t>
+      </w:r>
+      <w:r>
+        <w:t xml:space="preserve"> </w:t>
+      </w:r>
+      <w:r>
+        <w:t xml:space="preserve">his</w:t>
+      </w:r>
+      <w:r>
+        <w:t xml:space="preserve"> </w:t>
+      </w:r>
+      <w:r>
+        <w:t xml:space="preserve">testimony</w:t>
+      </w:r>
+      <w:r>
+        <w:t xml:space="preserve"> </w:t>
+      </w:r>
+      <w:r>
+        <w:t xml:space="preserve">that</w:t>
+      </w:r>
+      <w:r>
+        <w:t xml:space="preserve"> </w:t>
+      </w:r>
+      <w:r>
+        <w:t xml:space="preserve">certain</w:t>
+      </w:r>
+      <w:r>
+        <w:t xml:space="preserve"> </w:t>
+      </w:r>
+      <w:r>
+        <w:t xml:space="preserve">errors</w:t>
+      </w:r>
+      <w:r>
+        <w:t xml:space="preserve"> </w:t>
+      </w:r>
+      <w:r>
+        <w:t xml:space="preserve">like</w:t>
+      </w:r>
+      <w:r>
+        <w:t xml:space="preserve"> </w:t>
+      </w:r>
+      <w:r>
+        <w:t xml:space="preserve">these</w:t>
+      </w:r>
+      <w:r>
+        <w:t xml:space="preserve"> </w:t>
+      </w:r>
+      <w:r>
+        <w:t xml:space="preserve">“</w:t>
+      </w:r>
+      <w:r>
+        <w:t xml:space="preserve">need[]</w:t>
+      </w:r>
+      <w:r>
+        <w:t xml:space="preserve"> </w:t>
+      </w:r>
+      <w:r>
+        <w:t xml:space="preserve">to</w:t>
+      </w:r>
+      <w:r>
+        <w:t xml:space="preserve"> </w:t>
+      </w:r>
+      <w:r>
+        <w:t xml:space="preserve">be</w:t>
+      </w:r>
+      <w:r>
+        <w:t xml:space="preserve"> </w:t>
+      </w:r>
+      <w:r>
+        <w:t xml:space="preserve">changed.</w:t>
+      </w:r>
+      <w:r>
+        <w:t xml:space="preserve">”</w:t>
+      </w:r>
+      <w:r>
+        <w:t xml:space="preserve"> </w:t>
+      </w:r>
+      <w:r>
+        <w:t xml:space="preserve">Transcript</w:t>
+      </w:r>
+      <w:r>
+        <w:t xml:space="preserve"> </w:t>
+      </w:r>
+      <w:r>
+        <w:t xml:space="preserve">at</w:t>
+      </w:r>
+      <w:r>
+        <w:t xml:space="preserve"> </w:t>
+      </w:r>
+      <w:r>
+        <w:t xml:space="preserve">81:16</w:t>
+        <w:noBreakHyphen/>
+        <w:t xml:space="preserve">25.</w:t>
+      </w:r>
+      <w:r>
+        <w:t xml:space="preserve"> </w:t>
+      </w:r>
+      <w:r>
+        <w:t xml:space="preserve">The</w:t>
+      </w:r>
+      <w:r>
+        <w:t xml:space="preserve"> </w:t>
+      </w:r>
+      <w:r>
+        <w:t xml:space="preserve">Debtor</w:t>
+      </w:r>
+      <w:r>
+        <w:t xml:space="preserve"> </w:t>
+      </w:r>
+      <w:r>
+        <w:t xml:space="preserve">has</w:t>
+      </w:r>
+      <w:r>
+        <w:t xml:space="preserve"> </w:t>
+      </w:r>
+      <w:r>
+        <w:t xml:space="preserve">not</w:t>
+      </w:r>
+      <w:r>
+        <w:t xml:space="preserve"> </w:t>
+      </w:r>
+      <w:r>
+        <w:t xml:space="preserve">corrected</w:t>
+      </w:r>
+      <w:r>
+        <w:t xml:space="preserve"> </w:t>
+      </w:r>
+      <w:r>
+        <w:t xml:space="preserve">any</w:t>
+      </w:r>
+      <w:r>
+        <w:t xml:space="preserve"> </w:t>
+      </w:r>
+      <w:r>
+        <w:t xml:space="preserve">of</w:t>
+      </w:r>
+      <w:r>
+        <w:t xml:space="preserve"> </w:t>
+      </w:r>
+      <w:r>
+        <w:t xml:space="preserve">these</w:t>
+      </w:r>
+      <w:r>
+        <w:t xml:space="preserve"> </w:t>
+      </w:r>
+      <w:r>
+        <w:t xml:space="preserve">errors.</w:t>
+      </w:r>
+    </w:p>
+    <w:p>
+      <w:pPr>
+        <w:spacing w:before="276" w:after="276" w:line="276" w:lineRule="exact"/>
+        <w:ind w:left="720" w:right="720" w:firstLine="0"/>
+        <w:jc w:val="left"/>
+      </w:pPr>
+      <w:r>
+        <w:t xml:space="preserve">The</w:t>
+      </w:r>
+      <w:r>
+        <w:t xml:space="preserve"> </w:t>
+      </w:r>
+      <w:r>
+        <w:t xml:space="preserve">Debtor’s</w:t>
+      </w:r>
+      <w:r>
+        <w:t xml:space="preserve"> </w:t>
+      </w:r>
+      <w:r>
+        <w:t xml:space="preserve">financial</w:t>
+      </w:r>
+      <w:r>
+        <w:t xml:space="preserve"> </w:t>
+      </w:r>
+      <w:r>
+        <w:t xml:space="preserve">records—throughout</w:t>
+      </w:r>
+      <w:r>
+        <w:t xml:space="preserve"> </w:t>
+      </w:r>
+      <w:r>
+        <w:t xml:space="preserve">the</w:t>
+      </w:r>
+      <w:r>
+        <w:t xml:space="preserve"> </w:t>
+      </w:r>
+      <w:r>
+        <w:t xml:space="preserve">pendency</w:t>
+      </w:r>
+      <w:r>
+        <w:t xml:space="preserve"> </w:t>
+      </w:r>
+      <w:r>
+        <w:t xml:space="preserve">of</w:t>
+      </w:r>
+      <w:r>
+        <w:t xml:space="preserve"> </w:t>
+      </w:r>
+      <w:r>
+        <w:t xml:space="preserve">this</w:t>
+      </w:r>
+      <w:r>
+        <w:t xml:space="preserve"> </w:t>
+      </w:r>
+      <w:r>
+        <w:t xml:space="preserve">case—indicate</w:t>
+      </w:r>
+      <w:r>
+        <w:t xml:space="preserve"> </w:t>
+      </w:r>
+      <w:r>
+        <w:t xml:space="preserve">the</w:t>
+      </w:r>
+      <w:r>
+        <w:t xml:space="preserve"> </w:t>
+      </w:r>
+      <w:r>
+        <w:t xml:space="preserve">Debtor</w:t>
+      </w:r>
+      <w:r>
+        <w:t xml:space="preserve"> </w:t>
+      </w:r>
+      <w:r>
+        <w:t xml:space="preserve">owns</w:t>
+      </w:r>
+      <w:r>
+        <w:t xml:space="preserve"> </w:t>
+      </w:r>
+      <w:r>
+        <w:t xml:space="preserve">a</w:t>
+      </w:r>
+      <w:r>
+        <w:t xml:space="preserve"> </w:t>
+      </w:r>
+      <w:r>
+        <w:t xml:space="preserve">$1,000,000</w:t>
+      </w:r>
+      <w:r>
+        <w:t xml:space="preserve"> </w:t>
+      </w:r>
+      <w:r>
+        <w:t xml:space="preserve">interest</w:t>
+      </w:r>
+      <w:r>
+        <w:t xml:space="preserve"> </w:t>
+      </w:r>
+      <w:r>
+        <w:t xml:space="preserve">in</w:t>
+      </w:r>
+      <w:r>
+        <w:t xml:space="preserve"> </w:t>
+      </w:r>
+      <w:r>
+        <w:t xml:space="preserve">digging</w:t>
+      </w:r>
+      <w:r>
+        <w:t xml:space="preserve"> </w:t>
+      </w:r>
+      <w:r>
+        <w:t xml:space="preserve">mats</w:t>
+      </w:r>
+      <w:r>
+        <w:t xml:space="preserve"> </w:t>
+      </w:r>
+      <w:r>
+        <w:t xml:space="preserve">located</w:t>
+      </w:r>
+      <w:r>
+        <w:t xml:space="preserve"> </w:t>
+      </w:r>
+      <w:r>
+        <w:t xml:space="preserve">in</w:t>
+      </w:r>
+      <w:r>
+        <w:t xml:space="preserve"> </w:t>
+      </w:r>
+      <w:r>
+        <w:t xml:space="preserve">North</w:t>
+      </w:r>
+      <w:r>
+        <w:t xml:space="preserve"> </w:t>
+      </w:r>
+      <w:r>
+        <w:t xml:space="preserve">Carolina.</w:t>
+      </w:r>
+      <w:r>
+        <w:t xml:space="preserve"> </w:t>
+      </w:r>
+      <w:r>
+        <w:t xml:space="preserve">E.g.,</w:t>
+      </w:r>
+      <w:r>
+        <w:t xml:space="preserve"> </w:t>
+      </w:r>
+      <w:r>
+        <w:t xml:space="preserve">Ex.</w:t>
+      </w:r>
+      <w:r>
+        <w:t xml:space="preserve"> </w:t>
+      </w:r>
+      <w:r>
+        <w:t xml:space="preserve">9.013.</w:t>
+      </w:r>
+      <w:r>
+        <w:t xml:space="preserve"> </w:t>
+      </w:r>
+      <w:r>
+        <w:t xml:space="preserve">However,</w:t>
+      </w:r>
+      <w:r>
+        <w:t xml:space="preserve"> </w:t>
+      </w:r>
+      <w:r>
+        <w:t xml:space="preserve">the</w:t>
+      </w:r>
+      <w:r>
+        <w:t xml:space="preserve"> </w:t>
+      </w:r>
+      <w:r>
+        <w:t xml:space="preserve">Debtor</w:t>
+      </w:r>
+      <w:r>
+        <w:t xml:space="preserve"> </w:t>
+      </w:r>
+      <w:r>
+        <w:t xml:space="preserve">has</w:t>
+      </w:r>
+      <w:r>
+        <w:t xml:space="preserve"> </w:t>
+      </w:r>
+      <w:r>
+        <w:t xml:space="preserve">not</w:t>
+      </w:r>
+      <w:r>
+        <w:t xml:space="preserve"> </w:t>
+      </w:r>
+      <w:r>
+        <w:t xml:space="preserve">had</w:t>
+      </w:r>
+      <w:r>
+        <w:t xml:space="preserve"> </w:t>
+      </w:r>
+      <w:r>
+        <w:t xml:space="preserve">any</w:t>
+      </w:r>
+      <w:r>
+        <w:t xml:space="preserve"> </w:t>
+      </w:r>
+      <w:r>
+        <w:t xml:space="preserve">such</w:t>
+      </w:r>
+      <w:r>
+        <w:t xml:space="preserve"> </w:t>
+      </w:r>
+      <w:r>
+        <w:t xml:space="preserve">interest</w:t>
+      </w:r>
+      <w:r>
+        <w:t xml:space="preserve"> </w:t>
+      </w:r>
+      <w:r>
+        <w:t xml:space="preserve">since</w:t>
+      </w:r>
+      <w:r>
+        <w:t xml:space="preserve"> </w:t>
+      </w:r>
+      <w:r>
+        <w:t xml:space="preserve">the</w:t>
+      </w:r>
+      <w:r>
+        <w:t xml:space="preserve"> </w:t>
+      </w:r>
+      <w:r>
+        <w:t xml:space="preserve">beginning</w:t>
+      </w:r>
+      <w:r>
+        <w:t xml:space="preserve"> </w:t>
+      </w:r>
+      <w:r>
+        <w:t xml:space="preserve">of</w:t>
+      </w:r>
+      <w:r>
+        <w:t xml:space="preserve"> </w:t>
+      </w:r>
+      <w:r>
+        <w:t xml:space="preserve">this</w:t>
+      </w:r>
+      <w:r>
+        <w:t xml:space="preserve"> </w:t>
+      </w:r>
+      <w:r>
+        <w:t xml:space="preserve">case,</w:t>
+      </w:r>
+      <w:r>
+        <w:t xml:space="preserve"> </w:t>
+      </w:r>
+      <w:r>
+        <w:t xml:space="preserve">and</w:t>
+      </w:r>
+      <w:r>
+        <w:t xml:space="preserve"> </w:t>
+      </w:r>
+      <w:r>
+        <w:t xml:space="preserve">this</w:t>
+      </w:r>
+      <w:r>
+        <w:t xml:space="preserve"> </w:t>
+      </w:r>
+      <w:r>
+        <w:t xml:space="preserve">has</w:t>
+      </w:r>
+      <w:r>
+        <w:t xml:space="preserve"> </w:t>
+      </w:r>
+      <w:r>
+        <w:t xml:space="preserve">not</w:t>
+      </w:r>
+      <w:r>
+        <w:t xml:space="preserve"> </w:t>
+      </w:r>
+      <w:r>
+        <w:t xml:space="preserve">been</w:t>
+      </w:r>
+      <w:r>
+        <w:t xml:space="preserve"> </w:t>
+      </w:r>
+      <w:r>
+        <w:t xml:space="preserve">corrected</w:t>
+      </w:r>
+      <w:r>
+        <w:t xml:space="preserve"> </w:t>
+      </w:r>
+      <w:r>
+        <w:t xml:space="preserve">in</w:t>
+      </w:r>
+      <w:r>
+        <w:t xml:space="preserve"> </w:t>
+      </w:r>
+      <w:r>
+        <w:t xml:space="preserve">the</w:t>
+      </w:r>
+      <w:r>
+        <w:t xml:space="preserve"> </w:t>
+      </w:r>
+      <w:r>
+        <w:t xml:space="preserve">Debtor’s</w:t>
+      </w:r>
+      <w:r>
+        <w:t xml:space="preserve"> </w:t>
+      </w:r>
+      <w:r>
+        <w:t xml:space="preserve">submissions—which</w:t>
+      </w:r>
+      <w:r>
+        <w:t xml:space="preserve"> </w:t>
+      </w:r>
+      <w:r>
+        <w:t xml:space="preserve">are</w:t>
+      </w:r>
+      <w:r>
+        <w:t xml:space="preserve"> </w:t>
+      </w:r>
+      <w:r>
+        <w:t xml:space="preserve">filed</w:t>
+      </w:r>
+      <w:r>
+        <w:t xml:space="preserve"> </w:t>
+      </w:r>
+      <w:r>
+        <w:t xml:space="preserve">under</w:t>
+      </w:r>
+      <w:r>
+        <w:t xml:space="preserve"> </w:t>
+      </w:r>
+      <w:r>
+        <w:t xml:space="preserve">penalty</w:t>
+      </w:r>
+      <w:r>
+        <w:t xml:space="preserve"> </w:t>
+      </w:r>
+      <w:r>
+        <w:t xml:space="preserve">of</w:t>
+      </w:r>
+      <w:r>
+        <w:t xml:space="preserve"> </w:t>
+      </w:r>
+      <w:r>
+        <w:t xml:space="preserve">perjury—even</w:t>
+      </w:r>
+      <w:r>
+        <w:t xml:space="preserve"> </w:t>
+      </w:r>
+      <w:r>
+        <w:t xml:space="preserve">though</w:t>
+      </w:r>
+      <w:r>
+        <w:t xml:space="preserve"> </w:t>
+      </w:r>
+      <w:r>
+        <w:t xml:space="preserve">such</w:t>
+      </w:r>
+      <w:r>
+        <w:t xml:space="preserve"> </w:t>
+      </w:r>
+      <w:r>
+        <w:t xml:space="preserve">inaccuracy</w:t>
+      </w:r>
+      <w:r>
+        <w:t xml:space="preserve"> </w:t>
+      </w:r>
+      <w:r>
+        <w:t xml:space="preserve">“</w:t>
+      </w:r>
+      <w:r>
+        <w:t xml:space="preserve">has</w:t>
+      </w:r>
+      <w:r>
+        <w:t xml:space="preserve"> </w:t>
+      </w:r>
+      <w:r>
+        <w:t xml:space="preserve">been</w:t>
+      </w:r>
+      <w:r>
+        <w:t xml:space="preserve"> </w:t>
+      </w:r>
+      <w:r>
+        <w:t xml:space="preserve">noticed</w:t>
+      </w:r>
+      <w:r>
+        <w:t xml:space="preserve">”</w:t>
+      </w:r>
+      <w:r>
+        <w:t xml:space="preserve"> </w:t>
+      </w:r>
+      <w:r>
+        <w:t xml:space="preserve">by</w:t>
+      </w:r>
+      <w:r>
+        <w:t xml:space="preserve"> </w:t>
+      </w:r>
+      <w:r>
+        <w:t xml:space="preserve">Meadors.</w:t>
+      </w:r>
+      <w:r>
+        <w:t xml:space="preserve"> </w:t>
+      </w:r>
+      <w:r>
+        <w:t xml:space="preserve">Transcript</w:t>
+      </w:r>
+      <w:r>
+        <w:t xml:space="preserve"> </w:t>
+      </w:r>
+      <w:r>
+        <w:t xml:space="preserve">at</w:t>
+      </w:r>
+      <w:r>
+        <w:t xml:space="preserve"> </w:t>
+      </w:r>
+      <w:r>
+        <w:t xml:space="preserve">80:12</w:t>
+        <w:noBreakHyphen/>
+        <w:t xml:space="preserve">81:15.</w:t>
+      </w:r>
+    </w:p>
+    <w:p>
+      <w:pPr>
+        <w:spacing w:before="276" w:after="276" w:line="276" w:lineRule="exact"/>
+        <w:ind w:left="720" w:right="720" w:firstLine="0"/>
+        <w:jc w:val="left"/>
+      </w:pPr>
+      <w:r>
+        <w:t xml:space="preserve">The</w:t>
+      </w:r>
+      <w:r>
+        <w:t xml:space="preserve"> </w:t>
+      </w:r>
+      <w:r>
+        <w:t xml:space="preserve">Debtor</w:t>
+      </w:r>
+      <w:r>
+        <w:t xml:space="preserve"> </w:t>
+      </w:r>
+      <w:r>
+        <w:t xml:space="preserve">accounted</w:t>
+      </w:r>
+      <w:r>
+        <w:t xml:space="preserve"> </w:t>
+      </w:r>
+      <w:r>
+        <w:t xml:space="preserve">for</w:t>
+      </w:r>
+      <w:r>
+        <w:t xml:space="preserve"> </w:t>
+      </w:r>
+      <w:r>
+        <w:t xml:space="preserve">the</w:t>
+      </w:r>
+      <w:r>
+        <w:t xml:space="preserve"> </w:t>
+      </w:r>
+      <w:r>
+        <w:t xml:space="preserve">exact</w:t>
+      </w:r>
+      <w:r>
+        <w:t xml:space="preserve"> </w:t>
+      </w:r>
+      <w:r>
+        <w:t xml:space="preserve">same</w:t>
+      </w:r>
+      <w:r>
+        <w:t xml:space="preserve"> </w:t>
+      </w:r>
+      <w:r>
+        <w:t xml:space="preserve">$35,000.00</w:t>
+      </w:r>
+      <w:r>
+        <w:t xml:space="preserve"> </w:t>
+      </w:r>
+      <w:r>
+        <w:t xml:space="preserve">of</w:t>
+      </w:r>
+      <w:r>
+        <w:t xml:space="preserve"> </w:t>
+      </w:r>
+      <w:r>
+        <w:t xml:space="preserve">income</w:t>
+      </w:r>
+      <w:r>
+        <w:t xml:space="preserve"> </w:t>
+      </w:r>
+      <w:r>
+        <w:t xml:space="preserve">for</w:t>
+      </w:r>
+      <w:r>
+        <w:t xml:space="preserve"> </w:t>
+      </w:r>
+      <w:r>
+        <w:t xml:space="preserve">providing</w:t>
+      </w:r>
+      <w:r>
+        <w:t xml:space="preserve"> </w:t>
+      </w:r>
+      <w:r>
+        <w:t xml:space="preserve">services</w:t>
+      </w:r>
+      <w:r>
+        <w:t xml:space="preserve"> </w:t>
+      </w:r>
+      <w:r>
+        <w:t xml:space="preserve">in</w:t>
+      </w:r>
+      <w:r>
+        <w:t xml:space="preserve"> </w:t>
+      </w:r>
+      <w:r>
+        <w:t xml:space="preserve">both</w:t>
+      </w:r>
+      <w:r>
+        <w:t xml:space="preserve"> </w:t>
+      </w:r>
+      <w:r>
+        <w:t xml:space="preserve">the</w:t>
+      </w:r>
+      <w:r>
+        <w:t xml:space="preserve"> </w:t>
+      </w:r>
+      <w:r>
+        <w:t xml:space="preserve">December</w:t>
+      </w:r>
+      <w:r>
+        <w:t xml:space="preserve"> </w:t>
+      </w:r>
+      <w:r>
+        <w:t xml:space="preserve">and</w:t>
+      </w:r>
+      <w:r>
+        <w:t xml:space="preserve"> </w:t>
+      </w:r>
+      <w:r>
+        <w:t xml:space="preserve">January</w:t>
+      </w:r>
+      <w:r>
+        <w:t xml:space="preserve"> </w:t>
+      </w:r>
+      <w:r>
+        <w:t xml:space="preserve">monthly</w:t>
+      </w:r>
+      <w:r>
+        <w:t xml:space="preserve"> </w:t>
+      </w:r>
+      <w:r>
+        <w:t xml:space="preserve">operating</w:t>
+      </w:r>
+      <w:r>
+        <w:t xml:space="preserve"> </w:t>
+      </w:r>
+      <w:r>
+        <w:t xml:space="preserve">reports.</w:t>
+      </w:r>
+      <w:r>
+        <w:t xml:space="preserve"> </w:t>
+      </w:r>
+      <w:r>
+        <w:t xml:space="preserve">Compare</w:t>
+      </w:r>
+      <w:r>
+        <w:t xml:space="preserve"> </w:t>
+      </w:r>
+      <w:r>
+        <w:t xml:space="preserve">Ex.</w:t>
+      </w:r>
+      <w:r>
+        <w:t xml:space="preserve"> </w:t>
+      </w:r>
+      <w:r>
+        <w:t xml:space="preserve">8.017</w:t>
+      </w:r>
+      <w:r>
+        <w:t xml:space="preserve"> </w:t>
+      </w:r>
+      <w:r>
+        <w:t xml:space="preserve">(calculating</w:t>
+      </w:r>
+      <w:r>
+        <w:t xml:space="preserve"> </w:t>
+      </w:r>
+      <w:r>
+        <w:t xml:space="preserve">$35,000.00</w:t>
+      </w:r>
+      <w:r>
+        <w:t xml:space="preserve"> </w:t>
+      </w:r>
+      <w:r>
+        <w:t xml:space="preserve">of</w:t>
+      </w:r>
+      <w:r>
+        <w:t xml:space="preserve"> </w:t>
+      </w:r>
+      <w:r>
+        <w:t xml:space="preserve">Service</w:t>
+      </w:r>
+      <w:r>
+        <w:t xml:space="preserve"> </w:t>
+      </w:r>
+      <w:r>
+        <w:t xml:space="preserve">Dept.</w:t>
+      </w:r>
+      <w:r>
+        <w:t xml:space="preserve"> </w:t>
+      </w:r>
+      <w:r>
+        <w:t xml:space="preserve">Income</w:t>
+      </w:r>
+      <w:r>
+        <w:t xml:space="preserve"> </w:t>
+      </w:r>
+      <w:r>
+        <w:t xml:space="preserve">into</w:t>
+      </w:r>
+      <w:r>
+        <w:t xml:space="preserve"> </w:t>
+      </w:r>
+      <w:r>
+        <w:t xml:space="preserve">its</w:t>
+      </w:r>
+      <w:r>
+        <w:t xml:space="preserve"> </w:t>
+      </w:r>
+      <w:r>
+        <w:t xml:space="preserve">income</w:t>
+      </w:r>
+      <w:r>
+        <w:t xml:space="preserve"> </w:t>
+      </w:r>
+      <w:r>
+        <w:t xml:space="preserve">for</w:t>
+      </w:r>
+      <w:r>
+        <w:t xml:space="preserve"> </w:t>
+      </w:r>
+      <w:r>
+        <w:t xml:space="preserve">December</w:t>
+      </w:r>
+      <w:r>
+        <w:t xml:space="preserve"> </w:t>
+      </w:r>
+      <w:r>
+        <w:t xml:space="preserve">2024),</w:t>
+      </w:r>
+      <w:r>
+        <w:t xml:space="preserve"> </w:t>
+      </w:r>
+      <w:r>
+        <w:t xml:space="preserve">with</w:t>
+      </w:r>
+      <w:r>
+        <w:t xml:space="preserve"> </w:t>
+      </w:r>
+      <w:r>
+        <w:t xml:space="preserve">Ex.</w:t>
+      </w:r>
+      <w:r>
+        <w:t xml:space="preserve"> </w:t>
+      </w:r>
+      <w:r>
+        <w:t xml:space="preserve">9.017</w:t>
+      </w:r>
+      <w:r>
+        <w:t xml:space="preserve"> </w:t>
+      </w:r>
+      <w:r>
+        <w:t xml:space="preserve">(calculating</w:t>
+      </w:r>
+      <w:r>
+        <w:t xml:space="preserve"> </w:t>
+      </w:r>
+      <w:r>
+        <w:t xml:space="preserve">$35,000.00</w:t>
+      </w:r>
+      <w:r>
+        <w:t xml:space="preserve"> </w:t>
+      </w:r>
+      <w:r>
+        <w:t xml:space="preserve">of</w:t>
+      </w:r>
+      <w:r>
+        <w:t xml:space="preserve"> </w:t>
+      </w:r>
+      <w:r>
+        <w:t xml:space="preserve">Service</w:t>
+      </w:r>
+      <w:r>
+        <w:t xml:space="preserve"> </w:t>
+      </w:r>
+      <w:r>
+        <w:t xml:space="preserve">Dept.</w:t>
+      </w:r>
+      <w:r>
+        <w:t xml:space="preserve"> </w:t>
+      </w:r>
+      <w:r>
+        <w:t xml:space="preserve">Income</w:t>
+      </w:r>
+      <w:r>
+        <w:t xml:space="preserve"> </w:t>
+      </w:r>
+      <w:r>
+        <w:t xml:space="preserve">into</w:t>
+      </w:r>
+      <w:r>
+        <w:t xml:space="preserve"> </w:t>
+      </w:r>
+      <w:r>
+        <w:t xml:space="preserve">its</w:t>
+      </w:r>
+      <w:r>
+        <w:t xml:space="preserve"> </w:t>
+      </w:r>
+      <w:r>
+        <w:t xml:space="preserve">income</w:t>
+      </w:r>
+      <w:r>
+        <w:t xml:space="preserve"> </w:t>
+      </w:r>
+      <w:r>
+        <w:t xml:space="preserve">for</w:t>
+      </w:r>
+      <w:r>
+        <w:t xml:space="preserve"> </w:t>
+      </w:r>
+      <w:r>
+        <w:t xml:space="preserve">January</w:t>
+      </w:r>
+      <w:r>
+        <w:t xml:space="preserve"> </w:t>
+      </w:r>
+      <w:r>
+        <w:t xml:space="preserve">2025).</w:t>
+      </w:r>
+      <w:r>
+        <w:t xml:space="preserve"> </w:t>
+      </w:r>
+      <w:r>
+        <w:t xml:space="preserve">See</w:t>
+      </w:r>
+      <w:r>
+        <w:t xml:space="preserve"> </w:t>
+      </w:r>
+      <w:r>
+        <w:t xml:space="preserve">also</w:t>
+      </w:r>
+      <w:r>
+        <w:t xml:space="preserve"> </w:t>
+      </w:r>
+      <w:r>
+        <w:t xml:space="preserve">Transcript</w:t>
+      </w:r>
+      <w:r>
+        <w:t xml:space="preserve"> </w:t>
+      </w:r>
+      <w:r>
+        <w:t xml:space="preserve">at</w:t>
+      </w:r>
+      <w:r>
+        <w:t xml:space="preserve"> </w:t>
+      </w:r>
+      <w:r>
+        <w:t xml:space="preserve">148:5</w:t>
+        <w:noBreakHyphen/>
+        <w:t xml:space="preserve">150:3</w:t>
+      </w:r>
+      <w:r>
+        <w:t xml:space="preserve"> </w:t>
+      </w:r>
+      <w:r>
+        <w:t xml:space="preserve">(testifying</w:t>
+      </w:r>
+      <w:r>
+        <w:t xml:space="preserve"> </w:t>
+      </w:r>
+      <w:r>
+        <w:t xml:space="preserve">that</w:t>
+      </w:r>
+      <w:r>
+        <w:t xml:space="preserve"> </w:t>
+      </w:r>
+      <w:r>
+        <w:t xml:space="preserve">this</w:t>
+      </w:r>
+      <w:r>
+        <w:t xml:space="preserve"> </w:t>
+      </w:r>
+      <w:r>
+        <w:t xml:space="preserve">income</w:t>
+      </w:r>
+      <w:r>
+        <w:t xml:space="preserve"> </w:t>
+      </w:r>
+      <w:r>
+        <w:t xml:space="preserve">is</w:t>
+      </w:r>
+      <w:r>
+        <w:t xml:space="preserve"> </w:t>
+      </w:r>
+      <w:r>
+        <w:t xml:space="preserve">counted</w:t>
+      </w:r>
+      <w:r>
+        <w:t xml:space="preserve"> </w:t>
+      </w:r>
+      <w:r>
+        <w:t xml:space="preserve">as</w:t>
+      </w:r>
+      <w:r>
+        <w:t xml:space="preserve"> </w:t>
+      </w:r>
+      <w:r>
+        <w:t xml:space="preserve">income</w:t>
+      </w:r>
+      <w:r>
+        <w:t xml:space="preserve"> </w:t>
+      </w:r>
+      <w:r>
+        <w:t xml:space="preserve">twice</w:t>
+      </w:r>
+      <w:r>
+        <w:t xml:space="preserve"> </w:t>
+      </w:r>
+      <w:r>
+        <w:t xml:space="preserve">in</w:t>
+      </w:r>
+      <w:r>
+        <w:t xml:space="preserve"> </w:t>
+      </w:r>
+      <w:r>
+        <w:t xml:space="preserve">the</w:t>
+      </w:r>
+      <w:r>
+        <w:t xml:space="preserve"> </w:t>
+      </w:r>
+      <w:r>
+        <w:t xml:space="preserve">Debtor’s</w:t>
+      </w:r>
+      <w:r>
+        <w:t xml:space="preserve"> </w:t>
+      </w:r>
+      <w:r>
+        <w:t xml:space="preserve">monthly</w:t>
+      </w:r>
+      <w:r>
+        <w:t xml:space="preserve"> </w:t>
+      </w:r>
+      <w:r>
+        <w:t xml:space="preserve">operating</w:t>
+      </w:r>
+      <w:r>
+        <w:t xml:space="preserve"> </w:t>
+      </w:r>
+      <w:r>
+        <w:t xml:space="preserve">reports).</w:t>
+      </w:r>
+    </w:p>
+    <w:p>
+      <w:pPr>
+        <w:pStyle w:val="BodyTextNote"/>
+      </w:pPr>
+      <w:r>
+        <w:t xml:space="preserve">These errors are not inconsequential. For instance, the Debtor’s incorrect reporting of income—through double reporting $35,000.00 of income in December 2024 and January 2025 and by presenting a net operating income of $67,567 rather than a net loss of $97,704.33 in September 2024—is seriously misleading to the Court and the parties in interest in this case. The Debtor’s Supplement to the Disclosure Statement incorporates these financial errors and overstates the profit and loss from September 2024 and January 2025 by $165,567 and $35,000.00, respectively. See Ex. 12.003. The Debtor’s monthly representations are materially incorrect and are misleading the Court and creditors in this case.</w:t>
+      </w:r>
+      <w:r>
+        <w:rPr>
+          <w:rStyle w:val="FootnoteReference"/>
+        </w:rPr>
         <w:footnoteReference w:id="21"/>
       </w:r>
-    </w:p>
-    <w:p>
-      <w:pPr>
-        <w:pStyle w:val="BodyText"/>
-      </w:pPr>
-      <w:r>
-        <w:t xml:space="preserve">The court acknowledged that the debtor was required</w:t>
-      </w:r>
-      <w:r>
-        <w:t xml:space="preserve"> </w:t>
-      </w:r>
-      <w:r>
-        <w:t xml:space="preserve">“to provide the [c]ourt and parties in interest with an accurate financial picture of the debtor-in-possession.”</w:t>
-      </w:r>
-      <w:r>
-        <w:rPr>
-          <w:rStyle w:val="FootnoteReference"/>
-        </w:rPr>
-        <w:footnoteReference w:id="22"/>
-      </w:r>
-      <w:r>
-        <w:t xml:space="preserve"> </w:t>
-      </w:r>
-      <w:r>
-        <w:t xml:space="preserve">Accordingly,</w:t>
-      </w:r>
-      <w:r>
-        <w:t xml:space="preserve"> </w:t>
-      </w:r>
-      <w:r>
-        <w:t xml:space="preserve">“numerous inaccuracies in Debtor’s MORs can demonstrate gross mismanagement when paired [with] misconduct that leaves the Court and all parties in interest with an inaccurate picture of [the d]ebtor’s financial condition.”</w:t>
-      </w:r>
-      <w:r>
-        <w:rPr>
-          <w:rStyle w:val="FootnoteReference"/>
-        </w:rPr>
-        <w:footnoteReference w:id="23"/>
-      </w:r>
-    </w:p>
-    <w:p>
-      <w:pPr>
-        <w:pStyle w:val="BodyText"/>
-      </w:pPr>
-      <w:r>
-        <w:t xml:space="preserve">The same situation exists in this case. The Debtor, through Meadors, has completely neglected its duty to provide the Court and parties-in-interest with an accurate financial picture of its operations. Specifically:</w:t>
-      </w:r>
-    </w:p>
-    <w:p>
-      <w:pPr>
-        <w:pStyle w:val="BodyText"/>
-      </w:pPr>
-      <w:r>
-        <w:t xml:space="preserve">The Debtor’s Schedule A/B:</w:t>
-      </w:r>
-    </w:p>
-    <w:p>
-      <w:pPr>
-        <w:pStyle w:val="BlockText"/>
-      </w:pPr>
-      <w:r>
-        <w:t xml:space="preserve">Meadors now contends he personally owns several pieces of valuable equipment that are listed as the Debtor’s in its Schedule A/B. Transcript at 18:1-21. Meadors contends that he personally owns a 2021 McCormick X6 470 that the Debtor values at $105,000.00 in Schedule A/B, an Attachment-Loader valued at $15,000.00 in Schedule A/B, and a 2021 Maschino roller/tiller attachment valued at $18,000.00 in Schedule A/B. Id. at 19:16-20:22, 30:22-31:20; Ex. 23.001-2.</w:t>
-      </w:r>
-    </w:p>
-    <w:p>
-      <w:pPr>
-        <w:pStyle w:val="BlockText"/>
-      </w:pPr>
-      <w:r>
-        <w:t xml:space="preserve">The Debtor’s Schedule A/B requires the Debtor to provide the</w:t>
-      </w:r>
-      <w:r>
-        <w:t xml:space="preserve"> </w:t>
-      </w:r>
-      <w:r>
-        <w:t xml:space="preserve">“[c]urrent value of debtor’s interest”</w:t>
-      </w:r>
-      <w:r>
-        <w:t xml:space="preserve"> </w:t>
-      </w:r>
-      <w:r>
-        <w:t xml:space="preserve">in its assets. Ex. 1.015-19 at Item 22 and Item 47. But the Debtor valued its property as of the date it took the loan from the bank, which was 2019. Transcript at 21:3-25, 43:16-44:12, 46:19-47:13. Meadors testified he did not do any independent investigation regarding the value of the Debtor’s assets before filing for bankruptcy. Id. at 44:9-12.</w:t>
-      </w:r>
-    </w:p>
-    <w:p>
-      <w:pPr>
-        <w:pStyle w:val="BlockText"/>
-      </w:pPr>
-      <w:r>
-        <w:t xml:space="preserve">In Schedule A/B, the Debtor falsely certified that assets had not been appraised by a professional within the past year. Ex. 1.019 at Item 53. At the hearing, Meadors testified that the Debtor’s property was appraised by Ritchie Bros. and that the date that establishes</w:t>
-      </w:r>
-      <w:r>
-        <w:t xml:space="preserve"> </w:t>
-      </w:r>
-      <w:r>
-        <w:t xml:space="preserve">“when the appraisal was”</w:t>
-      </w:r>
-      <w:r>
-        <w:t xml:space="preserve"> </w:t>
-      </w:r>
-      <w:r>
-        <w:t xml:space="preserve">is</w:t>
-      </w:r>
-      <w:r>
-        <w:t xml:space="preserve"> </w:t>
-      </w:r>
-      <w:r>
-        <w:t xml:space="preserve">“[w]henever the Debtor put some equipment in a Ritchie Brothers’ auction.”</w:t>
-      </w:r>
-      <w:r>
-        <w:t xml:space="preserve"> </w:t>
-      </w:r>
-      <w:r>
-        <w:t xml:space="preserve">Transcript at 44:13-45:20. This auction took place in June 2024, which was less than three (3) months preceding the bankruptcy filing. Id. at 207:8-208:13.</w:t>
-      </w:r>
-    </w:p>
-    <w:p>
-      <w:pPr>
-        <w:pStyle w:val="BlockText"/>
-      </w:pPr>
-      <w:r>
-        <w:t xml:space="preserve">The Debtor’s Schedule A/B includes a 2005 Dodge 2500 truck that Meadors asserts was his personal truck and, evidently, was sold pre-petition. Id. at 36:24-37:6.</w:t>
-      </w:r>
-    </w:p>
-    <w:p>
-      <w:pPr>
-        <w:pStyle w:val="FirstParagraph"/>
-      </w:pPr>
-      <w:r>
-        <w:t xml:space="preserve">The Debtor’s Initial Report and Monthly Operating Reports:</w:t>
-      </w:r>
-    </w:p>
-    <w:p>
-      <w:pPr>
-        <w:pStyle w:val="BlockText"/>
-      </w:pPr>
-      <w:r>
-        <w:t xml:space="preserve">In its September Monthly Operating Report, the Debtor reports that it had a profit of $67,566.88. Ex. 4.002 at Part 4, Item k. This is incorrect. The Debtor’s profit and loss statement shows that it had a gross profit of $10,374.00 in September 2024, with $108,078.33 of expenses, resulting in a net operating loss of $97,704.33 for September 2024. Ex. 4 at 4.013 at Net Operating Income. Meadors also testified that the operating income for September 2024 was -$97,000.00. Transcript at 73:4-16.</w:t>
-      </w:r>
-    </w:p>
-    <w:p>
-      <w:pPr>
-        <w:pStyle w:val="BlockText"/>
-      </w:pPr>
-      <w:r>
-        <w:t xml:space="preserve">The Debtor’s Initial Report identifies many of Meadors’ personal assets and liabilities. Ex. 2.010; Transcript at 56:18-58:15, 60:10-61:3. The Debtor’s operating reports continue to intermingle the Debtor’s assets and liabilities with Meadors’ personal assets and liabilities. Ex. 5.015; Ex. 7.013-14; Ex. 8.013-14; Ex. 9.013; Ex. 21.013. Meadors admits in his testimony that certain errors like these</w:t>
-      </w:r>
-      <w:r>
-        <w:t xml:space="preserve"> </w:t>
-      </w:r>
-      <w:r>
-        <w:t xml:space="preserve">“need[] to be changed.”</w:t>
-      </w:r>
-      <w:r>
-        <w:t xml:space="preserve"> </w:t>
-      </w:r>
-      <w:r>
-        <w:t xml:space="preserve">Transcript at 81:16-25. The Debtor has not corrected any of these errors.</w:t>
-      </w:r>
-    </w:p>
-    <w:p>
-      <w:pPr>
-        <w:pStyle w:val="BlockText"/>
-      </w:pPr>
-      <w:r>
-        <w:t xml:space="preserve">The Debtor’s financial records—throughout the pendency of this case—indicate the Debtor owns a $1,000,000 interest in digging mats located in North Carolina. E.g., Ex. 9.013. However, the Debtor has not had any such interest since the beginning of this case, and this has not been corrected in the Debtor’s submissions—which are filed under penalty of perjury—even though such inaccuracy</w:t>
-      </w:r>
-      <w:r>
-        <w:t xml:space="preserve"> </w:t>
-      </w:r>
-      <w:r>
-        <w:t xml:space="preserve">“has been noticed”</w:t>
-      </w:r>
-      <w:r>
-        <w:t xml:space="preserve"> </w:t>
-      </w:r>
-      <w:r>
-        <w:t xml:space="preserve">by Meadors. Transcript at 80:12-81:15.</w:t>
-      </w:r>
-    </w:p>
-    <w:p>
-      <w:pPr>
-        <w:pStyle w:val="BlockText"/>
-      </w:pPr>
-      <w:r>
-        <w:t xml:space="preserve">The Debtor accounted for the exact same $35,000.00 of income for providing services in both the December and January monthly operating reports. Compare Ex. 8.017 (calculating $35,000.00 of Service Dept. Income into its income for December 2024), with Ex. 9.017 (calculating $35,000.00 of Service Dept. Income into its income for January 2025). See also Transcript at 148:5-150:3 (testifying that this income is counted as income twice in the Debtor’s monthly operating reports).</w:t>
-      </w:r>
-    </w:p>
-    <w:p>
-      <w:pPr>
-        <w:pStyle w:val="FirstParagraph"/>
-      </w:pPr>
-      <w:r>
-        <w:t xml:space="preserve">These errors are not inconsequential. For instance, the Debtor’s incorrect reporting of income—through double reporting $35,000.00 of income in December 2024 and January 2025 and by presenting a net operating income of $67,567 rather than a net loss of $97,704.33 in September 2024—is seriously misleading to the Court and the parties in interest in this case. The Debtor’s Supplement to the Disclosure Statement incorporates these financial errors and overstates the profit and loss from September 2024 and January 2025 by $165,567 and $35,000.00, respectively. See Ex. 12.003. The Debtor’s monthly representations are materially incorrect and are misleading the Court and creditors in this case.</w:t>
-      </w:r>
-      <w:r>
-        <w:rPr>
-          <w:rStyle w:val="FootnoteReference"/>
-        </w:rPr>
-        <w:footnoteReference w:id="24"/>
-      </w:r>
-      <w:r>
-        <w:t xml:space="preserve"> </w:t>
-      </w:r>
-      <w:r>
-        <w:t xml:space="preserve">Further, the post-petition expenses do not include any professional fees, which Ms. Goodson acknowledged in her testimony have not been paid post-petition, and thus the Debtor is not operating at a</w:t>
+      <w:r>
+        <w:t xml:space="preserve"> </w:t>
+      </w:r>
+      <w:r>
+        <w:t xml:space="preserve">Further, the post-petition expenses do not include any professional fees, which Ms. Goodson acknowledged in her testimony have not been paid post-petition, and thus the Debtor is not operating at a</w:t>
       </w:r>
       <w:r>
         <w:t xml:space="preserve"> </w:t>
@@ -898,7 +4970,13 @@
         <w:t xml:space="preserve"> </w:t>
       </w:r>
       <w:r>
-        <w:t xml:space="preserve">as it contends. Transcript at 160:16-161:13; Doc. No. 104 at 6 (asserting the Debtor has</w:t>
+        <w:t xml:space="preserve">as it contends. Transcript at 160:16</w:t>
+      </w:r>
+      <w:r>
+        <w:noBreakHyphen/>
+      </w:r>
+      <w:r>
+        <w:t xml:space="preserve">161:13; Doc. No. 104 at 6 (asserting the Debtor has</w:t>
       </w:r>
       <w:r>
         <w:t xml:space="preserve"> </w:t>
@@ -912,7 +4990,7 @@
     </w:p>
     <w:p>
       <w:pPr>
-        <w:pStyle w:val="BodyText"/>
+        <w:pStyle w:val="BodyTextNote"/>
       </w:pPr>
       <w:r>
         <w:t xml:space="preserve">Simply put, the numerous, significant inaccuracies in the Debtor’s filings demonstrate the Debtor’s gross mismanagement of the bankruptcy estate. Just as in</w:t>
@@ -940,13 +5018,13 @@
         <w:t xml:space="preserve"> </w:t>
       </w:r>
       <w:r>
-        <w:t xml:space="preserve">and is unjustifiably deferring to Ms. Goodson regarding the same.</w:t>
+        <w:t xml:space="preserve">and is unjustifiably deferring to Ms. Goodson regarding the same.</w:t>
       </w:r>
       <w:r>
         <w:rPr>
           <w:rStyle w:val="FootnoteReference"/>
         </w:rPr>
-        <w:footnoteReference w:id="25"/>
+        <w:footnoteReference w:id="22"/>
       </w:r>
       <w:r>
         <w:t xml:space="preserve"> </w:t>
@@ -989,7 +5067,7 @@
         <w:rPr>
           <w:rStyle w:val="FootnoteReference"/>
         </w:rPr>
-        <w:footnoteReference w:id="26"/>
+        <w:footnoteReference w:id="23"/>
       </w:r>
       <w:r>
         <w:t xml:space="preserve"> </w:t>
@@ -1049,17 +5127,177 @@
     </w:p>
     <w:p>
       <w:pPr>
-        <w:pStyle w:val="Heading3"/>
-      </w:pPr>
-      <w:bookmarkStart w:id="27" w:name="_2dffb7b240104878ef4d032102b37495604fa9b"/>
-      <w:r>
-        <w:t xml:space="preserve">B. Neither Meadors nor Holly Goodson are effective at managing the Debtor.</w:t>
-      </w:r>
-      <w:bookmarkEnd w:id="27"/>
-    </w:p>
-    <w:p>
-      <w:pPr>
-        <w:pStyle w:val="FirstParagraph"/>
+        <w:keepNext/>
+        <w:keepLines/>
+        <w:spacing w:before="276" w:after="276" w:line="276" w:lineRule="exact"/>
+        <w:ind w:left="720" w:firstLine="0"/>
+        <w:jc w:val="left"/>
+      </w:pPr>
+      <w:r>
+        <w:rPr>
+          <w:b/>
+          <w:bCs/>
+        </w:rPr>
+        <w:t xml:space="preserve">B.</w:t>
+      </w:r>
+      <w:r>
+        <w:rPr>
+          <w:b/>
+          <w:bCs/>
+        </w:rPr>
+        <w:t xml:space="preserve"> </w:t>
+      </w:r>
+      <w:r>
+        <w:rPr>
+          <w:b/>
+          <w:bCs/>
+        </w:rPr>
+        <w:t xml:space="preserve">Neither</w:t>
+      </w:r>
+      <w:r>
+        <w:rPr>
+          <w:b/>
+          <w:bCs/>
+        </w:rPr>
+        <w:t xml:space="preserve"> </w:t>
+      </w:r>
+      <w:r>
+        <w:rPr>
+          <w:b/>
+          <w:bCs/>
+        </w:rPr>
+        <w:t xml:space="preserve">Meadors</w:t>
+      </w:r>
+      <w:r>
+        <w:rPr>
+          <w:b/>
+          <w:bCs/>
+        </w:rPr>
+        <w:t xml:space="preserve"> </w:t>
+      </w:r>
+      <w:r>
+        <w:rPr>
+          <w:b/>
+          <w:bCs/>
+        </w:rPr>
+        <w:t xml:space="preserve">nor</w:t>
+      </w:r>
+      <w:r>
+        <w:rPr>
+          <w:b/>
+          <w:bCs/>
+        </w:rPr>
+        <w:t xml:space="preserve"> </w:t>
+      </w:r>
+      <w:r>
+        <w:rPr>
+          <w:b/>
+          <w:bCs/>
+        </w:rPr>
+        <w:t xml:space="preserve">Holly</w:t>
+      </w:r>
+      <w:r>
+        <w:rPr>
+          <w:b/>
+          <w:bCs/>
+        </w:rPr>
+        <w:t xml:space="preserve"> </w:t>
+      </w:r>
+      <w:r>
+        <w:rPr>
+          <w:b/>
+          <w:bCs/>
+        </w:rPr>
+        <w:t xml:space="preserve">Goodson</w:t>
+      </w:r>
+      <w:r>
+        <w:rPr>
+          <w:b/>
+          <w:bCs/>
+        </w:rPr>
+        <w:t xml:space="preserve"> </w:t>
+      </w:r>
+      <w:r>
+        <w:rPr>
+          <w:b/>
+          <w:bCs/>
+        </w:rPr>
+        <w:t xml:space="preserve">are</w:t>
+      </w:r>
+      <w:r>
+        <w:rPr>
+          <w:b/>
+          <w:bCs/>
+        </w:rPr>
+        <w:t xml:space="preserve"> </w:t>
+      </w:r>
+      <w:r>
+        <w:rPr>
+          <w:b/>
+          <w:bCs/>
+        </w:rPr>
+        <w:t xml:space="preserve">effective</w:t>
+      </w:r>
+      <w:r>
+        <w:rPr>
+          <w:b/>
+          <w:bCs/>
+        </w:rPr>
+        <w:t xml:space="preserve"> </w:t>
+      </w:r>
+      <w:r>
+        <w:rPr>
+          <w:b/>
+          <w:bCs/>
+        </w:rPr>
+        <w:t xml:space="preserve">at</w:t>
+      </w:r>
+      <w:r>
+        <w:rPr>
+          <w:b/>
+          <w:bCs/>
+        </w:rPr>
+        <w:t xml:space="preserve"> </w:t>
+      </w:r>
+      <w:r>
+        <w:rPr>
+          <w:b/>
+          <w:bCs/>
+        </w:rPr>
+        <w:t xml:space="preserve">managing</w:t>
+      </w:r>
+      <w:r>
+        <w:rPr>
+          <w:b/>
+          <w:bCs/>
+        </w:rPr>
+        <w:t xml:space="preserve"> </w:t>
+      </w:r>
+      <w:r>
+        <w:rPr>
+          <w:b/>
+          <w:bCs/>
+        </w:rPr>
+        <w:t xml:space="preserve">the</w:t>
+      </w:r>
+      <w:r>
+        <w:rPr>
+          <w:b/>
+          <w:bCs/>
+        </w:rPr>
+        <w:t xml:space="preserve"> </w:t>
+      </w:r>
+      <w:r>
+        <w:rPr>
+          <w:b/>
+          <w:bCs/>
+        </w:rPr>
+        <w:t xml:space="preserve">Debtor.</w:t>
+      </w:r>
+    </w:p>
+    <w:p>
+      <w:pPr>
+        <w:pStyle w:val="BodyTextNote"/>
       </w:pPr>
       <w:r>
         <w:t xml:space="preserve">A debtor’s</w:t>
@@ -1080,7 +5318,7 @@
         <w:rPr>
           <w:rStyle w:val="FootnoteReference"/>
         </w:rPr>
-        <w:footnoteReference w:id="28"/>
+        <w:footnoteReference w:id="24"/>
       </w:r>
       <w:r>
         <w:t xml:space="preserve"> </w:t>
@@ -1106,7 +5344,13 @@
         <w:t xml:space="preserve"> </w:t>
       </w:r>
       <w:r>
-        <w:t xml:space="preserve">and rendered the Debtor’s records unreliable. Ex. 1.005-6. The Debtor also acknowledged that it had</w:t>
+        <w:t xml:space="preserve">and rendered the Debtor’s records unreliable. Ex. 1.005</w:t>
+      </w:r>
+      <w:r>
+        <w:noBreakHyphen/>
+      </w:r>
+      <w:r>
+        <w:t xml:space="preserve">6. The Debtor also acknowledged that it had</w:t>
       </w:r>
       <w:r>
         <w:t xml:space="preserve"> </w:t>
@@ -1150,7 +5394,43 @@
         <w:pStyle w:val="BodyText"/>
       </w:pPr>
       <w:r>
-        <w:t xml:space="preserve">However, the Debtor’s management is doing little to nothing to address these issues. Meadors—the sole employee of the Debtor—knows very little about the Debtor’s finances. He testified that he plays no role in the debtor’s books, records, or financials at all. Transcript at 16:18. During his testimony, Meadors repeatedly deferred to Ms. Goodson and asserted that she is in charge of overseeing and correcting the Debtor’s finances. Id. at 13:22-14:13, 32:4-8, 54:11-15, 55:21-56:8. But Ms. Goodson is a volunteer bookkeeper. Id. at 14:6-12. She is not obligated to continue working for the Debtor and is doing so solely at her goodwill. Id. at 161:5-13. Even so, Ms. Goodson testified that she has done nothing to correct pre-petition financial records other than</w:t>
+        <w:t xml:space="preserve">However, the Debtor’s management is doing little to nothing to address these issues. Meadors—the sole employee of the Debtor—knows very little about the Debtor’s finances. He testified that he plays no role in the debtor’s books, records, or financials at all. Transcript at 16:18. During his testimony, Meadors repeatedly deferred to Ms. Goodson and asserted that she is in charge of overseeing and correcting the Debtor’s finances. Id. at 13:22</w:t>
+      </w:r>
+      <w:r>
+        <w:noBreakHyphen/>
+      </w:r>
+      <w:r>
+        <w:t xml:space="preserve">14:13, 32:4</w:t>
+      </w:r>
+      <w:r>
+        <w:noBreakHyphen/>
+      </w:r>
+      <w:r>
+        <w:t xml:space="preserve">8, 54:11</w:t>
+      </w:r>
+      <w:r>
+        <w:noBreakHyphen/>
+      </w:r>
+      <w:r>
+        <w:t xml:space="preserve">15, 55:21</w:t>
+      </w:r>
+      <w:r>
+        <w:noBreakHyphen/>
+      </w:r>
+      <w:r>
+        <w:t xml:space="preserve">56:8. But Ms. Goodson is a volunteer bookkeeper. Id. at 14:6</w:t>
+      </w:r>
+      <w:r>
+        <w:noBreakHyphen/>
+      </w:r>
+      <w:r>
+        <w:t xml:space="preserve">12. She is not obligated to continue working for the Debtor and is doing so solely at her goodwill. Id. at 161:5</w:t>
+      </w:r>
+      <w:r>
+        <w:noBreakHyphen/>
+      </w:r>
+      <w:r>
+        <w:t xml:space="preserve">13. Even so, Ms. Goodson testified that she has done nothing to correct pre-petition financial records other than</w:t>
       </w:r>
       <w:r>
         <w:t xml:space="preserve"> </w:t>
@@ -1162,7 +5442,13 @@
         <w:t xml:space="preserve"> </w:t>
       </w:r>
       <w:r>
-        <w:t xml:space="preserve">Id. at 129:17-130:18. Thus, Ms. Goodson is not doing anything</w:t>
+        <w:t xml:space="preserve">Id. at 129:17</w:t>
+      </w:r>
+      <w:r>
+        <w:noBreakHyphen/>
+      </w:r>
+      <w:r>
+        <w:t xml:space="preserve">130:18. Thus, Ms. Goodson is not doing anything</w:t>
       </w:r>
       <w:r>
         <w:t xml:space="preserve"> </w:t>
@@ -1186,7 +5472,13 @@
         <w:t xml:space="preserve"> </w:t>
       </w:r>
       <w:r>
-        <w:t xml:space="preserve">Id. at 130:8-18. She also does not understand the Debtor’s current financial records. For instance, she testified that she does not know what the Debtor’s</w:t>
+        <w:t xml:space="preserve">Id. at 130:8</w:t>
+      </w:r>
+      <w:r>
+        <w:noBreakHyphen/>
+      </w:r>
+      <w:r>
+        <w:t xml:space="preserve">18. She also does not understand the Debtor’s current financial records. For instance, she testified that she does not know what the Debtor’s</w:t>
       </w:r>
       <w:r>
         <w:t xml:space="preserve"> </w:t>
@@ -1210,7 +5502,19 @@
         <w:t xml:space="preserve"> </w:t>
       </w:r>
       <w:r>
-        <w:t xml:space="preserve">constitutes on the financial statements she created. Id. at 146:14-25, 147:19-25. She also testified that she has</w:t>
+        <w:t xml:space="preserve">constitutes on the financial statements she created. Id. at 146:14</w:t>
+      </w:r>
+      <w:r>
+        <w:noBreakHyphen/>
+      </w:r>
+      <w:r>
+        <w:t xml:space="preserve">25, 147:19</w:t>
+      </w:r>
+      <w:r>
+        <w:noBreakHyphen/>
+      </w:r>
+      <w:r>
+        <w:t xml:space="preserve">25. She also testified that she has</w:t>
       </w:r>
       <w:r>
         <w:t xml:space="preserve"> </w:t>
@@ -1222,7 +5526,13 @@
         <w:t xml:space="preserve"> </w:t>
       </w:r>
       <w:r>
-        <w:t xml:space="preserve">why Meadors’ personal assets and liabilities are listed on the balance sheet of the Debtor submitted to the Court each month. Id. at 143:19-144:11 (emphasis added).</w:t>
+        <w:t xml:space="preserve">why Meadors’ personal assets and liabilities are listed on the balance sheet of the Debtor submitted to the Court each month. Id. at 143:19</w:t>
+      </w:r>
+      <w:r>
+        <w:noBreakHyphen/>
+      </w:r>
+      <w:r>
+        <w:t xml:space="preserve">144:11 (emphasis added).</w:t>
       </w:r>
     </w:p>
     <w:p>
@@ -1238,7 +5548,19 @@
         <w:pStyle w:val="BodyText"/>
       </w:pPr>
       <w:r>
-        <w:t xml:space="preserve">Lastly, the Debtor has not taken basic steps to recover a valuable asset: its accounts receivable in excess of $1 million. Ms. Goodson testified that the Debtor has taken no action (other than submit and subsequently withdraw an application to employ a collection agency) to collect accounts receivable, which are allegedly worth more than $1 million. Id. at 138:24-139:23. Ms. Goodson testified that the Debtor has not even sent invoices or reminder statements for these accounts receivable. Id. at 129:20-23.</w:t>
+        <w:t xml:space="preserve">Lastly, the Debtor has not taken basic steps to recover a valuable asset: its accounts receivable in excess of $1 million. Ms. Goodson testified that the Debtor has taken no action (other than submit and subsequently withdraw an application to employ a collection agency) to collect accounts receivable, which are allegedly worth more than $1 million. Id. at 138:24</w:t>
+      </w:r>
+      <w:r>
+        <w:noBreakHyphen/>
+      </w:r>
+      <w:r>
+        <w:t xml:space="preserve">139:23. Ms. Goodson testified that the Debtor has not even sent invoices or reminder statements for these accounts receivable. Id. at 129:20</w:t>
+      </w:r>
+      <w:r>
+        <w:noBreakHyphen/>
+      </w:r>
+      <w:r>
+        <w:t xml:space="preserve">23.</w:t>
       </w:r>
     </w:p>
     <w:p>
@@ -1246,7 +5568,13 @@
         <w:pStyle w:val="BodyText"/>
       </w:pPr>
       <w:r>
-        <w:t xml:space="preserve">In sum, the Debtor must have an effective corporate management team to fulfill its fiduciary obligation to creditors. Neither Meadors nor Ms. Goodson are doing anything to correct past or current financial records or to file taxes, and the Debtor has not sought to employ a tax professional or an accountant to correct these financial records. Id. at 16:17-17:20 (stipulating that</w:t>
+        <w:t xml:space="preserve">In sum, the Debtor must have an effective corporate management team to fulfill its fiduciary obligation to creditors. Neither Meadors nor Ms. Goodson are doing anything to correct past or current financial records or to file taxes, and the Debtor has not sought to employ a tax professional or an accountant to correct these financial records. Id. at 16:17</w:t>
+      </w:r>
+      <w:r>
+        <w:noBreakHyphen/>
+      </w:r>
+      <w:r>
+        <w:t xml:space="preserve">17:20 (stipulating that</w:t>
       </w:r>
       <w:r>
         <w:t xml:space="preserve"> </w:t>
@@ -1280,20 +5608,326 @@
     </w:p>
     <w:p>
       <w:pPr>
-        <w:pStyle w:val="Heading3"/>
-      </w:pPr>
-      <w:bookmarkStart w:id="29" w:name="_7e0a590b00767933b9e7dc410fcd75e98fc4d48"/>
-      <w:r>
-        <w:t xml:space="preserve">C. Meadors used the Debtor’s funds post-petition and failed to repay these amounts despite taking a $5,000.00 monthly salary from the Debtor.</w:t>
-      </w:r>
-      <w:bookmarkEnd w:id="29"/>
-    </w:p>
-    <w:p>
-      <w:pPr>
-        <w:pStyle w:val="FirstParagraph"/>
-      </w:pPr>
-      <w:r>
-        <w:t xml:space="preserve">At the commencement of this case, Meadors certified that he read and understood the United States Trustee Chapter 11 operating guidelines and agreed to conduct himself accordingly. Transcript at 52:4-53:5. Meadors then proceeded to use at least $10,491.75 of the Debtor’s funds for his own personal purposes. Ex. 11.024 at Section 4.4. Meadors claims he spent this money because he did not</w:t>
+        <w:keepNext/>
+        <w:keepLines/>
+        <w:spacing w:before="276" w:after="276" w:line="276" w:lineRule="exact"/>
+        <w:ind w:left="720" w:firstLine="0"/>
+        <w:jc w:val="left"/>
+      </w:pPr>
+      <w:r>
+        <w:rPr>
+          <w:b/>
+          <w:bCs/>
+        </w:rPr>
+        <w:t xml:space="preserve">C.</w:t>
+      </w:r>
+      <w:r>
+        <w:rPr>
+          <w:b/>
+          <w:bCs/>
+        </w:rPr>
+        <w:t xml:space="preserve"> </w:t>
+      </w:r>
+      <w:r>
+        <w:rPr>
+          <w:b/>
+          <w:bCs/>
+        </w:rPr>
+        <w:t xml:space="preserve">Meadors</w:t>
+      </w:r>
+      <w:r>
+        <w:rPr>
+          <w:b/>
+          <w:bCs/>
+        </w:rPr>
+        <w:t xml:space="preserve"> </w:t>
+      </w:r>
+      <w:r>
+        <w:rPr>
+          <w:b/>
+          <w:bCs/>
+        </w:rPr>
+        <w:t xml:space="preserve">used</w:t>
+      </w:r>
+      <w:r>
+        <w:rPr>
+          <w:b/>
+          <w:bCs/>
+        </w:rPr>
+        <w:t xml:space="preserve"> </w:t>
+      </w:r>
+      <w:r>
+        <w:rPr>
+          <w:b/>
+          <w:bCs/>
+        </w:rPr>
+        <w:t xml:space="preserve">the</w:t>
+      </w:r>
+      <w:r>
+        <w:rPr>
+          <w:b/>
+          <w:bCs/>
+        </w:rPr>
+        <w:t xml:space="preserve"> </w:t>
+      </w:r>
+      <w:r>
+        <w:rPr>
+          <w:b/>
+          <w:bCs/>
+        </w:rPr>
+        <w:t xml:space="preserve">Debtor’s</w:t>
+      </w:r>
+      <w:r>
+        <w:rPr>
+          <w:b/>
+          <w:bCs/>
+        </w:rPr>
+        <w:t xml:space="preserve"> </w:t>
+      </w:r>
+      <w:r>
+        <w:rPr>
+          <w:b/>
+          <w:bCs/>
+        </w:rPr>
+        <w:t xml:space="preserve">funds</w:t>
+      </w:r>
+      <w:r>
+        <w:rPr>
+          <w:b/>
+          <w:bCs/>
+        </w:rPr>
+        <w:t xml:space="preserve"> </w:t>
+      </w:r>
+      <w:r>
+        <w:rPr>
+          <w:b/>
+          <w:bCs/>
+        </w:rPr>
+        <w:t xml:space="preserve">post-petition</w:t>
+      </w:r>
+      <w:r>
+        <w:rPr>
+          <w:b/>
+          <w:bCs/>
+        </w:rPr>
+        <w:t xml:space="preserve"> </w:t>
+      </w:r>
+      <w:r>
+        <w:rPr>
+          <w:b/>
+          <w:bCs/>
+        </w:rPr>
+        <w:t xml:space="preserve">and</w:t>
+      </w:r>
+      <w:r>
+        <w:rPr>
+          <w:b/>
+          <w:bCs/>
+        </w:rPr>
+        <w:t xml:space="preserve"> </w:t>
+      </w:r>
+      <w:r>
+        <w:rPr>
+          <w:b/>
+          <w:bCs/>
+        </w:rPr>
+        <w:t xml:space="preserve">failed</w:t>
+      </w:r>
+      <w:r>
+        <w:rPr>
+          <w:b/>
+          <w:bCs/>
+        </w:rPr>
+        <w:t xml:space="preserve"> </w:t>
+      </w:r>
+      <w:r>
+        <w:rPr>
+          <w:b/>
+          <w:bCs/>
+        </w:rPr>
+        <w:t xml:space="preserve">to</w:t>
+      </w:r>
+      <w:r>
+        <w:rPr>
+          <w:b/>
+          <w:bCs/>
+        </w:rPr>
+        <w:t xml:space="preserve"> </w:t>
+      </w:r>
+      <w:r>
+        <w:rPr>
+          <w:b/>
+          <w:bCs/>
+        </w:rPr>
+        <w:t xml:space="preserve">repay</w:t>
+      </w:r>
+      <w:r>
+        <w:rPr>
+          <w:b/>
+          <w:bCs/>
+        </w:rPr>
+        <w:t xml:space="preserve"> </w:t>
+      </w:r>
+      <w:r>
+        <w:rPr>
+          <w:b/>
+          <w:bCs/>
+        </w:rPr>
+        <w:t xml:space="preserve">these</w:t>
+      </w:r>
+      <w:r>
+        <w:rPr>
+          <w:b/>
+          <w:bCs/>
+        </w:rPr>
+        <w:t xml:space="preserve"> </w:t>
+      </w:r>
+      <w:r>
+        <w:rPr>
+          <w:b/>
+          <w:bCs/>
+        </w:rPr>
+        <w:t xml:space="preserve">amounts</w:t>
+      </w:r>
+      <w:r>
+        <w:rPr>
+          <w:b/>
+          <w:bCs/>
+        </w:rPr>
+        <w:t xml:space="preserve"> </w:t>
+      </w:r>
+      <w:r>
+        <w:rPr>
+          <w:b/>
+          <w:bCs/>
+        </w:rPr>
+        <w:t xml:space="preserve">despite</w:t>
+      </w:r>
+      <w:r>
+        <w:rPr>
+          <w:b/>
+          <w:bCs/>
+        </w:rPr>
+        <w:t xml:space="preserve"> </w:t>
+      </w:r>
+      <w:r>
+        <w:rPr>
+          <w:b/>
+          <w:bCs/>
+        </w:rPr>
+        <w:t xml:space="preserve">taking</w:t>
+      </w:r>
+      <w:r>
+        <w:rPr>
+          <w:b/>
+          <w:bCs/>
+        </w:rPr>
+        <w:t xml:space="preserve"> </w:t>
+      </w:r>
+      <w:r>
+        <w:rPr>
+          <w:b/>
+          <w:bCs/>
+        </w:rPr>
+        <w:t xml:space="preserve">a</w:t>
+      </w:r>
+      <w:r>
+        <w:rPr>
+          <w:b/>
+          <w:bCs/>
+        </w:rPr>
+        <w:t xml:space="preserve"> </w:t>
+      </w:r>
+      <w:r>
+        <w:rPr>
+          <w:b/>
+          <w:bCs/>
+        </w:rPr>
+        <w:t xml:space="preserve">$5,000.00</w:t>
+      </w:r>
+      <w:r>
+        <w:rPr>
+          <w:b/>
+          <w:bCs/>
+        </w:rPr>
+        <w:t xml:space="preserve"> </w:t>
+      </w:r>
+      <w:r>
+        <w:rPr>
+          <w:b/>
+          <w:bCs/>
+        </w:rPr>
+        <w:t xml:space="preserve">monthly</w:t>
+      </w:r>
+      <w:r>
+        <w:rPr>
+          <w:b/>
+          <w:bCs/>
+        </w:rPr>
+        <w:t xml:space="preserve"> </w:t>
+      </w:r>
+      <w:r>
+        <w:rPr>
+          <w:b/>
+          <w:bCs/>
+        </w:rPr>
+        <w:t xml:space="preserve">salary</w:t>
+      </w:r>
+      <w:r>
+        <w:rPr>
+          <w:b/>
+          <w:bCs/>
+        </w:rPr>
+        <w:t xml:space="preserve"> </w:t>
+      </w:r>
+      <w:r>
+        <w:rPr>
+          <w:b/>
+          <w:bCs/>
+        </w:rPr>
+        <w:t xml:space="preserve">from</w:t>
+      </w:r>
+      <w:r>
+        <w:rPr>
+          <w:b/>
+          <w:bCs/>
+        </w:rPr>
+        <w:t xml:space="preserve"> </w:t>
+      </w:r>
+      <w:r>
+        <w:rPr>
+          <w:b/>
+          <w:bCs/>
+        </w:rPr>
+        <w:t xml:space="preserve">the</w:t>
+      </w:r>
+      <w:r>
+        <w:rPr>
+          <w:b/>
+          <w:bCs/>
+        </w:rPr>
+        <w:t xml:space="preserve"> </w:t>
+      </w:r>
+      <w:r>
+        <w:rPr>
+          <w:b/>
+          <w:bCs/>
+        </w:rPr>
+        <w:t xml:space="preserve">Debtor.</w:t>
+      </w:r>
+    </w:p>
+    <w:p>
+      <w:pPr>
+        <w:pStyle w:val="BodyText"/>
+      </w:pPr>
+      <w:r>
+        <w:t xml:space="preserve">At the commencement of this case, Meadors certified that he read and understood the United States Trustee Chapter 11 operating guidelines and agreed to conduct himself accordingly. Transcript at 52:4</w:t>
+      </w:r>
+      <w:r>
+        <w:noBreakHyphen/>
+      </w:r>
+      <w:r>
+        <w:t xml:space="preserve">53:5. Meadors then proceeded to use at least $10,491.75 of the Debtor’s funds for his own personal purposes. Ex. 11.024 at Section 4.4. Meadors claims he spent this money because he did not</w:t>
       </w:r>
       <w:r>
         <w:t xml:space="preserve"> </w:t>
@@ -1317,7 +5951,13 @@
         <w:t xml:space="preserve"> </w:t>
       </w:r>
       <w:r>
-        <w:t xml:space="preserve">when the case commenced. Transcript at 53:23-54:10.</w:t>
+        <w:t xml:space="preserve">when the case commenced. Transcript at 53:23</w:t>
+      </w:r>
+      <w:r>
+        <w:noBreakHyphen/>
+      </w:r>
+      <w:r>
+        <w:t xml:space="preserve">54:10.</w:t>
       </w:r>
     </w:p>
     <w:p>
@@ -1341,23 +5981,345 @@
         <w:t xml:space="preserve"> </w:t>
       </w:r>
       <w:r>
-        <w:t xml:space="preserve">at 52:4-53:5. It is also inconsistent with the facts of his personal expenditures, specifically:</w:t>
-      </w:r>
-    </w:p>
-    <w:p>
-      <w:pPr>
-        <w:pStyle w:val="PropertyList"/>
-      </w:pPr>
-      <w:r>
-        <w:t xml:space="preserve">Meadors made monthly payments for his Corvette of $2,136.02 through November, 2024, which is four months into this case. Ex. 4.016 at Loan 482237; Ex. 5.019 at Loan 482237; Ex. 7.017 at Loan 482237; Transcript at 74:10-19, 76:4-24; 82:1-15.</w:t>
-      </w:r>
-    </w:p>
-    <w:p>
-      <w:pPr>
-        <w:pStyle w:val="PropertyList"/>
-      </w:pPr>
-      <w:r>
-        <w:t xml:space="preserve">Meadors spent $661.00 at Harbors View Marina on October 24, 2024,</w:t>
+        <w:t xml:space="preserve">at 52:4</w:t>
+      </w:r>
+      <w:r>
+        <w:noBreakHyphen/>
+      </w:r>
+      <w:r>
+        <w:t xml:space="preserve">53:5. It is also inconsistent with the facts of his personal expenditures, specifically:</w:t>
+      </w:r>
+    </w:p>
+    <w:p>
+      <w:pPr>
+        <w:tabs>
+          <w:tab w:val="left" w:pos="1080"/>
+        </w:tabs>
+        <w:spacing w:before="276" w:after="276" w:line="276" w:lineRule="exact"/>
+        <w:ind w:left="1080" w:hanging="360"/>
+        <w:jc w:val="left"/>
+      </w:pPr>
+      <w:r>
+        <w:t xml:space="preserve">•</w:t>
+      </w:r>
+      <w:r>
+        <w:tab/>
+      </w:r>
+      <w:r>
+        <w:t xml:space="preserve">Meadors</w:t>
+      </w:r>
+      <w:r>
+        <w:t xml:space="preserve"> </w:t>
+      </w:r>
+      <w:r>
+        <w:t xml:space="preserve">made</w:t>
+      </w:r>
+      <w:r>
+        <w:t xml:space="preserve"> </w:t>
+      </w:r>
+      <w:r>
+        <w:t xml:space="preserve">monthly</w:t>
+      </w:r>
+      <w:r>
+        <w:t xml:space="preserve"> </w:t>
+      </w:r>
+      <w:r>
+        <w:t xml:space="preserve">payments</w:t>
+      </w:r>
+      <w:r>
+        <w:t xml:space="preserve"> </w:t>
+      </w:r>
+      <w:r>
+        <w:t xml:space="preserve">for</w:t>
+      </w:r>
+      <w:r>
+        <w:t xml:space="preserve"> </w:t>
+      </w:r>
+      <w:r>
+        <w:t xml:space="preserve">his</w:t>
+      </w:r>
+      <w:r>
+        <w:t xml:space="preserve"> </w:t>
+      </w:r>
+      <w:r>
+        <w:t xml:space="preserve">Corvette</w:t>
+      </w:r>
+      <w:r>
+        <w:t xml:space="preserve"> </w:t>
+      </w:r>
+      <w:r>
+        <w:t xml:space="preserve">of</w:t>
+      </w:r>
+      <w:r>
+        <w:t xml:space="preserve"> </w:t>
+      </w:r>
+      <w:r>
+        <w:t xml:space="preserve">$2,136.02</w:t>
+      </w:r>
+      <w:r>
+        <w:t xml:space="preserve"> </w:t>
+      </w:r>
+      <w:r>
+        <w:t xml:space="preserve">through</w:t>
+      </w:r>
+      <w:r>
+        <w:t xml:space="preserve"> </w:t>
+      </w:r>
+      <w:r>
+        <w:t xml:space="preserve">November,</w:t>
+      </w:r>
+      <w:r>
+        <w:t xml:space="preserve"> </w:t>
+      </w:r>
+      <w:r>
+        <w:t xml:space="preserve">2024,</w:t>
+      </w:r>
+      <w:r>
+        <w:t xml:space="preserve"> </w:t>
+      </w:r>
+      <w:r>
+        <w:t xml:space="preserve">which</w:t>
+      </w:r>
+      <w:r>
+        <w:t xml:space="preserve"> </w:t>
+      </w:r>
+      <w:r>
+        <w:t xml:space="preserve">is</w:t>
+      </w:r>
+      <w:r>
+        <w:t xml:space="preserve"> </w:t>
+      </w:r>
+      <w:r>
+        <w:t xml:space="preserve">four</w:t>
+      </w:r>
+      <w:r>
+        <w:t xml:space="preserve"> </w:t>
+      </w:r>
+      <w:r>
+        <w:t xml:space="preserve">months</w:t>
+      </w:r>
+      <w:r>
+        <w:t xml:space="preserve"> </w:t>
+      </w:r>
+      <w:r>
+        <w:t xml:space="preserve">into</w:t>
+      </w:r>
+      <w:r>
+        <w:t xml:space="preserve"> </w:t>
+      </w:r>
+      <w:r>
+        <w:t xml:space="preserve">this</w:t>
+      </w:r>
+      <w:r>
+        <w:t xml:space="preserve"> </w:t>
+      </w:r>
+      <w:r>
+        <w:t xml:space="preserve">case.</w:t>
+      </w:r>
+      <w:r>
+        <w:t xml:space="preserve"> </w:t>
+      </w:r>
+      <w:r>
+        <w:t xml:space="preserve">Ex.</w:t>
+      </w:r>
+      <w:r>
+        <w:t xml:space="preserve"> </w:t>
+      </w:r>
+      <w:r>
+        <w:t xml:space="preserve">4.016</w:t>
+      </w:r>
+      <w:r>
+        <w:t xml:space="preserve"> </w:t>
+      </w:r>
+      <w:r>
+        <w:t xml:space="preserve">at</w:t>
+      </w:r>
+      <w:r>
+        <w:t xml:space="preserve"> </w:t>
+      </w:r>
+      <w:r>
+        <w:t xml:space="preserve">Loan</w:t>
+      </w:r>
+      <w:r>
+        <w:t xml:space="preserve"> </w:t>
+      </w:r>
+      <w:r>
+        <w:t xml:space="preserve">482237;</w:t>
+      </w:r>
+      <w:r>
+        <w:t xml:space="preserve"> </w:t>
+      </w:r>
+      <w:r>
+        <w:t xml:space="preserve">Ex.</w:t>
+      </w:r>
+      <w:r>
+        <w:t xml:space="preserve"> </w:t>
+      </w:r>
+      <w:r>
+        <w:t xml:space="preserve">5.019</w:t>
+      </w:r>
+      <w:r>
+        <w:t xml:space="preserve"> </w:t>
+      </w:r>
+      <w:r>
+        <w:t xml:space="preserve">at</w:t>
+      </w:r>
+      <w:r>
+        <w:t xml:space="preserve"> </w:t>
+      </w:r>
+      <w:r>
+        <w:t xml:space="preserve">Loan</w:t>
+      </w:r>
+      <w:r>
+        <w:t xml:space="preserve"> </w:t>
+      </w:r>
+      <w:r>
+        <w:t xml:space="preserve">482237;</w:t>
+      </w:r>
+      <w:r>
+        <w:t xml:space="preserve"> </w:t>
+      </w:r>
+      <w:r>
+        <w:t xml:space="preserve">Ex.</w:t>
+      </w:r>
+      <w:r>
+        <w:t xml:space="preserve"> </w:t>
+      </w:r>
+      <w:r>
+        <w:t xml:space="preserve">7.017</w:t>
+      </w:r>
+      <w:r>
+        <w:t xml:space="preserve"> </w:t>
+      </w:r>
+      <w:r>
+        <w:t xml:space="preserve">at</w:t>
+      </w:r>
+      <w:r>
+        <w:t xml:space="preserve"> </w:t>
+      </w:r>
+      <w:r>
+        <w:t xml:space="preserve">Loan</w:t>
+      </w:r>
+      <w:r>
+        <w:t xml:space="preserve"> </w:t>
+      </w:r>
+      <w:r>
+        <w:t xml:space="preserve">482237;</w:t>
+      </w:r>
+      <w:r>
+        <w:t xml:space="preserve"> </w:t>
+      </w:r>
+      <w:r>
+        <w:t xml:space="preserve">Transcript</w:t>
+      </w:r>
+      <w:r>
+        <w:t xml:space="preserve"> </w:t>
+      </w:r>
+      <w:r>
+        <w:t xml:space="preserve">at</w:t>
+      </w:r>
+      <w:r>
+        <w:t xml:space="preserve"> </w:t>
+      </w:r>
+      <w:r>
+        <w:t xml:space="preserve">74:10</w:t>
+        <w:noBreakHyphen/>
+        <w:t xml:space="preserve">19,</w:t>
+      </w:r>
+      <w:r>
+        <w:t xml:space="preserve"> </w:t>
+      </w:r>
+      <w:r>
+        <w:t xml:space="preserve">76:4</w:t>
+        <w:noBreakHyphen/>
+        <w:t xml:space="preserve">24;</w:t>
+      </w:r>
+      <w:r>
+        <w:t xml:space="preserve"> </w:t>
+      </w:r>
+      <w:r>
+        <w:t xml:space="preserve">82:1</w:t>
+        <w:noBreakHyphen/>
+        <w:t xml:space="preserve">15.</w:t>
+      </w:r>
+    </w:p>
+    <w:p>
+      <w:pPr>
+        <w:tabs>
+          <w:tab w:val="left" w:pos="1080"/>
+        </w:tabs>
+        <w:spacing w:before="276" w:after="276" w:line="276" w:lineRule="exact"/>
+        <w:ind w:left="1080" w:hanging="360"/>
+        <w:jc w:val="left"/>
+      </w:pPr>
+      <w:r>
+        <w:t xml:space="preserve">•</w:t>
+      </w:r>
+      <w:r>
+        <w:tab/>
+      </w:r>
+      <w:r>
+        <w:t xml:space="preserve">Meadors</w:t>
+      </w:r>
+      <w:r>
+        <w:t xml:space="preserve"> </w:t>
+      </w:r>
+      <w:r>
+        <w:t xml:space="preserve">spent</w:t>
+      </w:r>
+      <w:r>
+        <w:t xml:space="preserve"> </w:t>
+      </w:r>
+      <w:r>
+        <w:t xml:space="preserve">$661.00</w:t>
+      </w:r>
+      <w:r>
+        <w:t xml:space="preserve"> </w:t>
+      </w:r>
+      <w:r>
+        <w:t xml:space="preserve">at</w:t>
+      </w:r>
+      <w:r>
+        <w:t xml:space="preserve"> </w:t>
+      </w:r>
+      <w:r>
+        <w:t xml:space="preserve">Harbors</w:t>
+      </w:r>
+      <w:r>
+        <w:t xml:space="preserve"> </w:t>
+      </w:r>
+      <w:r>
+        <w:t xml:space="preserve">View</w:t>
+      </w:r>
+      <w:r>
+        <w:t xml:space="preserve"> </w:t>
+      </w:r>
+      <w:r>
+        <w:t xml:space="preserve">Marina</w:t>
+      </w:r>
+      <w:r>
+        <w:t xml:space="preserve"> </w:t>
+      </w:r>
+      <w:r>
+        <w:t xml:space="preserve">on</w:t>
+      </w:r>
+      <w:r>
+        <w:t xml:space="preserve"> </w:t>
+      </w:r>
+      <w:r>
+        <w:t xml:space="preserve">October</w:t>
+      </w:r>
+      <w:r>
+        <w:t xml:space="preserve"> </w:t>
+      </w:r>
+      <w:r>
+        <w:t xml:space="preserve">24,</w:t>
+      </w:r>
+      <w:r>
+        <w:t xml:space="preserve"> </w:t>
+      </w:r>
+      <w:r>
+        <w:t xml:space="preserve">2024,</w:t>
       </w:r>
       <w:r>
         <w:t xml:space="preserve"> </w:t>
@@ -1373,49 +6335,277 @@
         <w:t xml:space="preserve"> </w:t>
       </w:r>
       <w:r>
-        <w:t xml:space="preserve">at 77:17-78:4.</w:t>
-      </w:r>
-    </w:p>
-    <w:p>
-      <w:pPr>
-        <w:pStyle w:val="PropertyList"/>
-      </w:pPr>
-      <w:r>
-        <w:t xml:space="preserve">Meadors spent $737.81 at a Western Outfitters store on November 20, 2024. Ex. 7.023. Meadors testified that this $737.81 expense accounted for the purchase of</w:t>
-      </w:r>
-      <w:r>
-        <w:t xml:space="preserve"> </w:t>
-      </w:r>
-      <w:r>
-        <w:t xml:space="preserve">“a pair of jeans and a shirt.”</w:t>
-      </w:r>
-      <w:r>
-        <w:t xml:space="preserve"> </w:t>
-      </w:r>
-      <w:r>
-        <w:t xml:space="preserve">Transcript at 82:16-25.</w:t>
-      </w:r>
-    </w:p>
-    <w:p>
-      <w:r>
-        <w:pict>
-          <v:rect style="width:0;height:1.5pt" o:hralign="center" o:hrstd="t" o:hr="t"/>
-        </w:pict>
-      </w:r>
-    </w:p>
-    <w:p>
-      <w:pPr>
-        <w:pStyle w:val="Heading2"/>
-      </w:pPr>
-      <w:bookmarkStart w:id="30" w:name="_conclusion"/>
-      <w:r>
+        <w:t xml:space="preserve">at</w:t>
+      </w:r>
+      <w:r>
+        <w:t xml:space="preserve"> </w:t>
+      </w:r>
+      <w:r>
+        <w:t xml:space="preserve">77:17</w:t>
+        <w:noBreakHyphen/>
+        <w:t xml:space="preserve">78:4.</w:t>
+      </w:r>
+    </w:p>
+    <w:p>
+      <w:pPr>
+        <w:tabs>
+          <w:tab w:val="left" w:pos="1080"/>
+        </w:tabs>
+        <w:spacing w:before="276" w:after="276" w:line="276" w:lineRule="exact"/>
+        <w:ind w:left="1080" w:hanging="360"/>
+        <w:jc w:val="left"/>
+      </w:pPr>
+      <w:r>
+        <w:t xml:space="preserve">•</w:t>
+      </w:r>
+      <w:r>
+        <w:tab/>
+      </w:r>
+      <w:r>
+        <w:t xml:space="preserve">Meadors</w:t>
+      </w:r>
+      <w:r>
+        <w:t xml:space="preserve"> </w:t>
+      </w:r>
+      <w:r>
+        <w:t xml:space="preserve">spent</w:t>
+      </w:r>
+      <w:r>
+        <w:t xml:space="preserve"> </w:t>
+      </w:r>
+      <w:r>
+        <w:t xml:space="preserve">$737.81</w:t>
+      </w:r>
+      <w:r>
+        <w:t xml:space="preserve"> </w:t>
+      </w:r>
+      <w:r>
+        <w:t xml:space="preserve">at</w:t>
+      </w:r>
+      <w:r>
+        <w:t xml:space="preserve"> </w:t>
+      </w:r>
+      <w:r>
+        <w:t xml:space="preserve">a</w:t>
+      </w:r>
+      <w:r>
+        <w:t xml:space="preserve"> </w:t>
+      </w:r>
+      <w:r>
+        <w:t xml:space="preserve">Western</w:t>
+      </w:r>
+      <w:r>
+        <w:t xml:space="preserve"> </w:t>
+      </w:r>
+      <w:r>
+        <w:t xml:space="preserve">Outfitters</w:t>
+      </w:r>
+      <w:r>
+        <w:t xml:space="preserve"> </w:t>
+      </w:r>
+      <w:r>
+        <w:t xml:space="preserve">store</w:t>
+      </w:r>
+      <w:r>
+        <w:t xml:space="preserve"> </w:t>
+      </w:r>
+      <w:r>
+        <w:t xml:space="preserve">on</w:t>
+      </w:r>
+      <w:r>
+        <w:t xml:space="preserve"> </w:t>
+      </w:r>
+      <w:r>
+        <w:t xml:space="preserve">November</w:t>
+      </w:r>
+      <w:r>
+        <w:t xml:space="preserve"> </w:t>
+      </w:r>
+      <w:r>
+        <w:t xml:space="preserve">20,</w:t>
+      </w:r>
+      <w:r>
+        <w:t xml:space="preserve"> </w:t>
+      </w:r>
+      <w:r>
+        <w:t xml:space="preserve">2024.</w:t>
+      </w:r>
+      <w:r>
+        <w:t xml:space="preserve"> </w:t>
+      </w:r>
+      <w:r>
+        <w:t xml:space="preserve">Ex.</w:t>
+      </w:r>
+      <w:r>
+        <w:t xml:space="preserve"> </w:t>
+      </w:r>
+      <w:r>
+        <w:t xml:space="preserve">7.023.</w:t>
+      </w:r>
+      <w:r>
+        <w:t xml:space="preserve"> </w:t>
+      </w:r>
+      <w:r>
+        <w:t xml:space="preserve">Meadors</w:t>
+      </w:r>
+      <w:r>
+        <w:t xml:space="preserve"> </w:t>
+      </w:r>
+      <w:r>
+        <w:t xml:space="preserve">testified</w:t>
+      </w:r>
+      <w:r>
+        <w:t xml:space="preserve"> </w:t>
+      </w:r>
+      <w:r>
+        <w:t xml:space="preserve">that</w:t>
+      </w:r>
+      <w:r>
+        <w:t xml:space="preserve"> </w:t>
+      </w:r>
+      <w:r>
+        <w:t xml:space="preserve">this</w:t>
+      </w:r>
+      <w:r>
+        <w:t xml:space="preserve"> </w:t>
+      </w:r>
+      <w:r>
+        <w:t xml:space="preserve">$737.81</w:t>
+      </w:r>
+      <w:r>
+        <w:t xml:space="preserve"> </w:t>
+      </w:r>
+      <w:r>
+        <w:t xml:space="preserve">expense</w:t>
+      </w:r>
+      <w:r>
+        <w:t xml:space="preserve"> </w:t>
+      </w:r>
+      <w:r>
+        <w:t xml:space="preserve">accounted</w:t>
+      </w:r>
+      <w:r>
+        <w:t xml:space="preserve"> </w:t>
+      </w:r>
+      <w:r>
+        <w:t xml:space="preserve">for</w:t>
+      </w:r>
+      <w:r>
+        <w:t xml:space="preserve"> </w:t>
+      </w:r>
+      <w:r>
+        <w:t xml:space="preserve">the</w:t>
+      </w:r>
+      <w:r>
+        <w:t xml:space="preserve"> </w:t>
+      </w:r>
+      <w:r>
+        <w:t xml:space="preserve">purchase</w:t>
+      </w:r>
+      <w:r>
+        <w:t xml:space="preserve"> </w:t>
+      </w:r>
+      <w:r>
+        <w:t xml:space="preserve">of</w:t>
+      </w:r>
+      <w:r>
+        <w:t xml:space="preserve"> </w:t>
+      </w:r>
+      <w:r>
+        <w:t xml:space="preserve">“</w:t>
+      </w:r>
+      <w:r>
+        <w:t xml:space="preserve">a</w:t>
+      </w:r>
+      <w:r>
+        <w:t xml:space="preserve"> </w:t>
+      </w:r>
+      <w:r>
+        <w:t xml:space="preserve">pair</w:t>
+      </w:r>
+      <w:r>
+        <w:t xml:space="preserve"> </w:t>
+      </w:r>
+      <w:r>
+        <w:t xml:space="preserve">of</w:t>
+      </w:r>
+      <w:r>
+        <w:t xml:space="preserve"> </w:t>
+      </w:r>
+      <w:r>
+        <w:t xml:space="preserve">jeans</w:t>
+      </w:r>
+      <w:r>
+        <w:t xml:space="preserve"> </w:t>
+      </w:r>
+      <w:r>
+        <w:t xml:space="preserve">and</w:t>
+      </w:r>
+      <w:r>
+        <w:t xml:space="preserve"> </w:t>
+      </w:r>
+      <w:r>
+        <w:t xml:space="preserve">a</w:t>
+      </w:r>
+      <w:r>
+        <w:t xml:space="preserve"> </w:t>
+      </w:r>
+      <w:r>
+        <w:t xml:space="preserve">shirt.</w:t>
+      </w:r>
+      <w:r>
+        <w:t xml:space="preserve">”</w:t>
+      </w:r>
+      <w:r>
+        <w:t xml:space="preserve"> </w:t>
+      </w:r>
+      <w:r>
+        <w:t xml:space="preserve">Transcript</w:t>
+      </w:r>
+      <w:r>
+        <w:t xml:space="preserve"> </w:t>
+      </w:r>
+      <w:r>
+        <w:t xml:space="preserve">at</w:t>
+      </w:r>
+      <w:r>
+        <w:t xml:space="preserve"> </w:t>
+      </w:r>
+      <w:r>
+        <w:t xml:space="preserve">82:16</w:t>
+        <w:noBreakHyphen/>
+        <w:t xml:space="preserve">25.</w:t>
+      </w:r>
+    </w:p>
+    <w:p>
+      <w:pPr>
+        <w:spacing w:before="0" w:after="0" w:line="552" w:lineRule="exact"/>
+        <w:ind w:left="0" w:firstLine="0"/>
+        <w:jc w:val="center"/>
+      </w:pPr>
+      <w:r>
+        <w:t xml:space="preserve">* * *</w:t>
+      </w:r>
+    </w:p>
+    <w:p>
+      <w:pPr>
+        <w:keepNext/>
+        <w:keepLines/>
+        <w:spacing w:before="276" w:after="276" w:line="276" w:lineRule="exact"/>
+        <w:ind w:left="0" w:firstLine="0"/>
+        <w:jc w:val="left"/>
+      </w:pPr>
+      <w:r>
+        <w:rPr>
+          <w:b/>
+          <w:bCs/>
+        </w:rPr>
         <w:t xml:space="preserve">CONCLUSION</w:t>
       </w:r>
-      <w:bookmarkEnd w:id="30"/>
-    </w:p>
-    <w:p>
-      <w:pPr>
-        <w:pStyle w:val="FirstParagraph"/>
+    </w:p>
+    <w:p>
+      <w:pPr>
+        <w:pStyle w:val="BodyTextKeep"/>
       </w:pPr>
       <w:r>
         <w:t xml:space="preserve">The Court should convert this case to a proceeding under chapter 7 of the Bankruptcy Code. GPNB need only show</w:t>
@@ -1435,28 +6625,298 @@
     </w:p>
     <w:p>
       <w:pPr>
-        <w:pStyle w:val="Single"/>
         <w:keepNext/>
-        <w:spacing w:before="336" w:after="288"/>
-      </w:pPr>
-      <w:r>
-        <w:t xml:space="preserve">Dated: April 28, 2025</w:t>
-      </w:r>
-    </w:p>
-    <w:p>
-      <w:pPr>
-        <w:pStyle w:val="SigBlock"/>
+        <w:keepLines/>
+        <w:spacing w:before="0" w:after="0" w:line="552" w:lineRule="exact"/>
+        <w:ind w:left="0" w:firstLine="0"/>
+        <w:jc w:val="left"/>
+      </w:pPr>
+    </w:p>
+    <w:tbl>
+      <w:tblPr>
+        <w:tblW w:w="9360" w:type="dxa"/>
+        <w:tblLayout w:type="fixed"/>
+        <w:tblCellMar>
+          <w:top w:w="0" w:type="dxa"/>
+          <w:left w:w="0" w:type="dxa"/>
+          <w:bottom w:w="0" w:type="dxa"/>
+          <w:right w:w="0" w:type="dxa"/>
+        </w:tblCellMar>
+        <w:tblLook w:val="0000" w:firstRow="0" w:lastRow="0" w:firstColumn="0" w:lastColumn="0" w:noHBand="0" w:noVBand="0"/>
+      </w:tblPr>
+      <w:tblGrid>
+        <w:gridCol w:w="9360"/>
+      </w:tblGrid>
+      <w:tr>
+        <w:trPr>
+          <w:cantSplit/>
+        </w:trPr>
+        <w:tc>
+          <w:tcPr>
+            <w:tcW w:w="9360" w:type="dxa"/>
+          </w:tcPr>
+          <w:p>
+            <w:pPr>
+              <w:spacing w:before="0" w:after="0" w:line="276" w:lineRule="exact"/>
+              <w:ind w:left="0" w:firstLine="0"/>
+              <w:jc w:val="left"/>
+            </w:pPr>
+            <w:r>
+              <w:t xml:space="preserve">Dated: April 28, 2025</w:t>
+            </w:r>
+          </w:p>
+          <w:p>
+            <w:pPr>
+              <w:spacing w:before="276" w:after="0" w:line="276" w:lineRule="exact"/>
+              <w:ind w:left="4680" w:firstLine="0"/>
+              <w:jc w:val="left"/>
+            </w:pPr>
+            <w:r>
+              <w:t xml:space="preserve">Respectfully submitted,</w:t>
+            </w:r>
+          </w:p>
+          <w:p>
+            <w:pPr>
+              <w:spacing w:before="276" w:after="0" w:line="276" w:lineRule="exact"/>
+              <w:ind w:left="4680" w:firstLine="0"/>
+              <w:jc w:val="left"/>
+            </w:pPr>
+            <w:r>
+              <w:t xml:space="preserve">/s/ Connor M. Andreen</w:t>
+            </w:r>
+          </w:p>
+          <w:p>
+            <w:pPr>
+              <w:spacing w:before="0" w:after="0" w:line="276" w:lineRule="exact"/>
+              <w:ind w:left="4680" w:firstLine="0"/>
+              <w:jc w:val="left"/>
+            </w:pPr>
+            <w:r>
+              <w:t xml:space="preserve">HALL, ESTILL HARDWICK, GABLE, GOLDEN &amp; NELSON, P.C.</w:t>
+            </w:r>
+          </w:p>
+          <w:p>
+            <w:pPr>
+              <w:spacing w:before="0" w:after="0" w:line="276" w:lineRule="exact"/>
+              <w:ind w:left="4680" w:firstLine="0"/>
+              <w:jc w:val="left"/>
+            </w:pPr>
+            <w:r>
+              <w:t xml:space="preserve">Steven W. Soulé, OBA No. 13781</w:t>
+            </w:r>
+          </w:p>
+          <w:p>
+            <w:pPr>
+              <w:spacing w:before="0" w:after="0" w:line="276" w:lineRule="exact"/>
+              <w:ind w:left="4680" w:firstLine="0"/>
+              <w:jc w:val="left"/>
+            </w:pPr>
+            <w:r>
+              <w:t xml:space="preserve">Christopher J. Gnaedig, OBA No. 33892</w:t>
+            </w:r>
+          </w:p>
+          <w:p>
+            <w:pPr>
+              <w:spacing w:before="0" w:after="0" w:line="276" w:lineRule="exact"/>
+              <w:ind w:left="4680" w:firstLine="0"/>
+              <w:jc w:val="left"/>
+            </w:pPr>
+            <w:r>
+              <w:t xml:space="preserve">Connor M. Andreen, OBA No. 35047</w:t>
+            </w:r>
+          </w:p>
+          <w:p>
+            <w:pPr>
+              <w:spacing w:before="0" w:after="0" w:line="276" w:lineRule="exact"/>
+              <w:ind w:left="4680" w:firstLine="0"/>
+              <w:jc w:val="left"/>
+            </w:pPr>
+            <w:r>
+              <w:t xml:space="preserve">521 East 2nd St., Suite 1200</w:t>
+            </w:r>
+          </w:p>
+          <w:p>
+            <w:pPr>
+              <w:spacing w:before="0" w:after="0" w:line="276" w:lineRule="exact"/>
+              <w:ind w:left="4680" w:firstLine="0"/>
+              <w:jc w:val="left"/>
+            </w:pPr>
+            <w:r>
+              <w:t xml:space="preserve">Tulsa, OK 74120</w:t>
+            </w:r>
+          </w:p>
+          <w:p>
+            <w:pPr>
+              <w:spacing w:before="0" w:after="0" w:line="276" w:lineRule="exact"/>
+              <w:ind w:left="4680" w:firstLine="0"/>
+              <w:jc w:val="left"/>
+            </w:pPr>
+            <w:r>
+              <w:t xml:space="preserve">Telephone: (918) 594</w:t>
+              <w:noBreakHyphen/>
+              <w:t xml:space="preserve">0400</w:t>
+            </w:r>
+          </w:p>
+          <w:p>
+            <w:pPr>
+              <w:spacing w:before="0" w:after="0" w:line="276" w:lineRule="exact"/>
+              <w:ind w:left="4680" w:firstLine="0"/>
+              <w:jc w:val="left"/>
+            </w:pPr>
+            <w:r>
+              <w:t xml:space="preserve">Facsimile: (918) 594</w:t>
+              <w:noBreakHyphen/>
+              <w:t xml:space="preserve">0505</w:t>
+            </w:r>
+          </w:p>
+          <w:p>
+            <w:pPr>
+              <w:spacing w:before="0" w:after="0" w:line="276" w:lineRule="exact"/>
+              <w:ind w:left="4680" w:firstLine="0"/>
+              <w:jc w:val="left"/>
+            </w:pPr>
+            <w:r>
+              <w:t xml:space="preserve">Email: ssoule@hallestill.com</w:t>
+            </w:r>
+          </w:p>
+          <w:p>
+            <w:pPr>
+              <w:spacing w:before="0" w:after="0" w:line="276" w:lineRule="exact"/>
+              <w:ind w:left="4680" w:firstLine="0"/>
+              <w:jc w:val="left"/>
+            </w:pPr>
+            <w:r>
+              <w:t xml:space="preserve">Email: cgnaedig@hallestill.com</w:t>
+            </w:r>
+          </w:p>
+          <w:p>
+            <w:pPr>
+              <w:spacing w:before="0" w:after="0" w:line="276" w:lineRule="exact"/>
+              <w:ind w:left="4680" w:firstLine="0"/>
+              <w:jc w:val="left"/>
+            </w:pPr>
+            <w:r>
+              <w:t xml:space="preserve">Email: candreen@hallestill.com</w:t>
+            </w:r>
+          </w:p>
+          <w:p>
+            <w:pPr>
+              <w:spacing w:before="0" w:after="0" w:line="276" w:lineRule="exact"/>
+              <w:ind w:left="4680" w:firstLine="0"/>
+              <w:jc w:val="left"/>
+            </w:pPr>
+            <w:r>
+              <w:t xml:space="preserve">-and-</w:t>
+            </w:r>
+          </w:p>
+          <w:p>
+            <w:pPr>
+              <w:spacing w:before="0" w:after="0" w:line="276" w:lineRule="exact"/>
+              <w:ind w:left="4680" w:firstLine="0"/>
+              <w:jc w:val="left"/>
+            </w:pPr>
+            <w:r>
+              <w:t xml:space="preserve">Daniel V. Carsey, OBA No. 21490</w:t>
+            </w:r>
+          </w:p>
+          <w:p>
+            <w:pPr>
+              <w:spacing w:before="0" w:after="0" w:line="276" w:lineRule="exact"/>
+              <w:ind w:left="4680" w:firstLine="0"/>
+              <w:jc w:val="left"/>
+            </w:pPr>
+            <w:r>
+              <w:t xml:space="preserve">100 North Broadway, Suite 2900</w:t>
+            </w:r>
+          </w:p>
+          <w:p>
+            <w:pPr>
+              <w:spacing w:before="0" w:after="0" w:line="276" w:lineRule="exact"/>
+              <w:ind w:left="4680" w:firstLine="0"/>
+              <w:jc w:val="left"/>
+            </w:pPr>
+            <w:r>
+              <w:t xml:space="preserve">Oklahoma City, OK 73102</w:t>
+            </w:r>
+          </w:p>
+          <w:p>
+            <w:pPr>
+              <w:spacing w:before="0" w:after="0" w:line="276" w:lineRule="exact"/>
+              <w:ind w:left="4680" w:firstLine="0"/>
+              <w:jc w:val="left"/>
+            </w:pPr>
+            <w:r>
+              <w:t xml:space="preserve">Telephone: (405) 553</w:t>
+              <w:noBreakHyphen/>
+              <w:t xml:space="preserve">2828</w:t>
+            </w:r>
+          </w:p>
+          <w:p>
+            <w:pPr>
+              <w:spacing w:before="0" w:after="0" w:line="276" w:lineRule="exact"/>
+              <w:ind w:left="4680" w:firstLine="0"/>
+              <w:jc w:val="left"/>
+            </w:pPr>
+            <w:r>
+              <w:t xml:space="preserve">Facsimile: (405) 553</w:t>
+              <w:noBreakHyphen/>
+              <w:t xml:space="preserve">2855</w:t>
+            </w:r>
+          </w:p>
+          <w:p>
+            <w:pPr>
+              <w:spacing w:before="0" w:after="0" w:line="276" w:lineRule="exact"/>
+              <w:ind w:left="4680" w:firstLine="0"/>
+              <w:jc w:val="left"/>
+            </w:pPr>
+            <w:r>
+              <w:t xml:space="preserve">Email: dcarsey@hallestill.com</w:t>
+            </w:r>
+          </w:p>
+          <w:p>
+            <w:pPr>
+              <w:spacing w:before="0" w:after="0" w:line="276" w:lineRule="exact"/>
+              <w:ind w:left="4680" w:firstLine="0"/>
+              <w:jc w:val="left"/>
+            </w:pPr>
+            <w:r>
+              <w:t xml:space="preserve">ATTORNEYS FOR GREAT PLAINS NATIONAL BANK</w:t>
+            </w:r>
+          </w:p>
+        </w:tc>
+      </w:tr>
+    </w:tbl>
+    <w:p>
+      <w:pPr>
         <w:keepNext/>
-      </w:pPr>
-      <w:r>
-        <w:t xml:space="preserve">Respectfully submitted,</w:t>
-      </w:r>
-    </w:p>
-    <w:p>
-      <w:pPr>
-        <w:pStyle w:val="SigBlock"/>
+        <w:keepLines/>
+        <w:spacing w:before="552" w:after="276" w:line="276" w:lineRule="exact"/>
+        <w:ind w:left="0" w:firstLine="0"/>
+        <w:jc w:val="center"/>
+      </w:pPr>
+      <w:r>
+        <w:rPr>
+          <w:b/>
+          <w:bCs/>
+        </w:rPr>
+        <w:t xml:space="preserve">CERTIFICATE OF SERVICE</w:t>
+      </w:r>
+    </w:p>
+    <w:p>
+      <w:pPr>
+        <w:pStyle w:val="BodyTextKeep"/>
+      </w:pPr>
+      <w:r>
+        <w:t xml:space="preserve">I certify that on this 28 day of April, 2025, a true and correct copy of the foregoing document was served electronically upon the parties registered to receive electronic notice via this Court’s electronic case filing system.</w:t>
+      </w:r>
+    </w:p>
+    <w:p>
+      <w:pPr>
         <w:keepNext/>
-        <w:spacing w:before="384"/>
+        <w:keepLines/>
+        <w:spacing w:before="276" w:after="0" w:line="276" w:lineRule="exact"/>
+        <w:ind w:left="4680" w:firstLine="0"/>
+        <w:jc w:val="left"/>
       </w:pPr>
       <w:r>
         <w:t xml:space="preserve">/s/ Connor M. Andreen</w:t>
@@ -1464,219 +6924,19 @@
     </w:p>
     <w:p>
       <w:pPr>
-        <w:pStyle w:val="SigBlock"/>
-        <w:keepNext/>
-        <w:spacing w:before="96"/>
-      </w:pPr>
-      <w:r>
-        <w:t xml:space="preserve">HALL, ESTILL HARDWICK, GABLE, GOLDEN &amp; NELSON, P.C.</w:t>
-      </w:r>
-    </w:p>
-    <w:p>
-      <w:pPr>
-        <w:pStyle w:val="SigBlock"/>
-        <w:keepNext/>
-      </w:pPr>
-      <w:r>
-        <w:t xml:space="preserve">Steven W. Soulé, OBA No. 13781</w:t>
-      </w:r>
-    </w:p>
-    <w:p>
-      <w:pPr>
-        <w:pStyle w:val="SigBlock"/>
-        <w:keepNext/>
-      </w:pPr>
-      <w:r>
-        <w:t xml:space="preserve">Christopher J. Gnaedig, OBA No. 33892</w:t>
-      </w:r>
-    </w:p>
-    <w:p>
-      <w:pPr>
-        <w:pStyle w:val="SigBlock"/>
-        <w:keepNext/>
-      </w:pPr>
-      <w:r>
-        <w:t xml:space="preserve">Connor M. Andreen, OBA No. 35047</w:t>
-      </w:r>
-    </w:p>
-    <w:p>
-      <w:pPr>
-        <w:pStyle w:val="SigBlock"/>
-        <w:keepNext/>
-      </w:pPr>
-      <w:r>
-        <w:t xml:space="preserve">521 East 2nd St., Suite 1200</w:t>
-      </w:r>
-    </w:p>
-    <w:p>
-      <w:pPr>
-        <w:pStyle w:val="SigBlock"/>
-        <w:keepNext/>
-      </w:pPr>
-      <w:r>
-        <w:t xml:space="preserve">Tulsa, OK 74120</w:t>
-      </w:r>
-    </w:p>
-    <w:p>
-      <w:pPr>
-        <w:pStyle w:val="SigBlock"/>
-        <w:keepNext/>
-      </w:pPr>
-      <w:r>
-        <w:t xml:space="preserve">Telephone: (918) 594-0400</w:t>
-      </w:r>
-    </w:p>
-    <w:p>
-      <w:pPr>
-        <w:pStyle w:val="SigBlock"/>
-        <w:keepNext/>
-      </w:pPr>
-      <w:r>
-        <w:t xml:space="preserve">Facsimile: (918) 594-0505</w:t>
-      </w:r>
-    </w:p>
-    <w:p>
-      <w:pPr>
-        <w:pStyle w:val="SigBlock"/>
-        <w:keepNext/>
-      </w:pPr>
-      <w:r>
-        <w:t xml:space="preserve">Email: ssoule@hallestill.com</w:t>
-      </w:r>
-    </w:p>
-    <w:p>
-      <w:pPr>
-        <w:pStyle w:val="SigBlock"/>
-        <w:keepNext/>
-      </w:pPr>
-      <w:r>
-        <w:t xml:space="preserve">Email: cgnaedig@hallestill.com</w:t>
-      </w:r>
-    </w:p>
-    <w:p>
-      <w:pPr>
-        <w:pStyle w:val="SigBlock"/>
-        <w:keepNext/>
-      </w:pPr>
-      <w:r>
-        <w:t xml:space="preserve">Email: candreen@hallestill.com</w:t>
-      </w:r>
-    </w:p>
-    <w:p>
-      <w:pPr>
-        <w:pStyle w:val="SigBlock"/>
-        <w:keepNext/>
-      </w:pPr>
-      <w:r>
-        <w:t xml:space="preserve">-and-</w:t>
-      </w:r>
-    </w:p>
-    <w:p>
-      <w:pPr>
-        <w:pStyle w:val="SigBlock"/>
-        <w:keepNext/>
-      </w:pPr>
-      <w:r>
-        <w:t xml:space="preserve">Daniel V. Carsey, OBA No. 21490</w:t>
-      </w:r>
-    </w:p>
-    <w:p>
-      <w:pPr>
-        <w:pStyle w:val="SigBlock"/>
-        <w:keepNext/>
-      </w:pPr>
-      <w:r>
-        <w:t xml:space="preserve">100 North Broadway, Suite 2900</w:t>
-      </w:r>
-    </w:p>
-    <w:p>
-      <w:pPr>
-        <w:pStyle w:val="SigBlock"/>
-        <w:keepNext/>
-      </w:pPr>
-      <w:r>
-        <w:t xml:space="preserve">Oklahoma City, OK 73102</w:t>
-      </w:r>
-    </w:p>
-    <w:p>
-      <w:pPr>
-        <w:pStyle w:val="SigBlock"/>
-        <w:keepNext/>
-      </w:pPr>
-      <w:r>
-        <w:t xml:space="preserve">Telephone: (405) 553-2828</w:t>
-      </w:r>
-    </w:p>
-    <w:p>
-      <w:pPr>
-        <w:pStyle w:val="SigBlock"/>
-        <w:keepNext/>
-      </w:pPr>
-      <w:r>
-        <w:t xml:space="preserve">Facsimile: (405) 553-2855</w:t>
-      </w:r>
-    </w:p>
-    <w:p>
-      <w:pPr>
-        <w:pStyle w:val="SigBlock"/>
-        <w:keepNext/>
-      </w:pPr>
-      <w:r>
-        <w:t xml:space="preserve">Email: dcarsey@hallestill.com</w:t>
-      </w:r>
-    </w:p>
-    <w:p>
-      <w:pPr>
-        <w:pStyle w:val="SigBlock"/>
-      </w:pPr>
-      <w:r>
-        <w:t xml:space="preserve">ATTORNEYS FOR GREAT PLAINS NATIONAL BANK</w:t>
-      </w:r>
-    </w:p>
-    <w:p>
-      <w:pPr>
-        <w:pStyle w:val="Centered"/>
-        <w:spacing w:before="336" w:after="288"/>
-      </w:pPr>
-      <w:r>
-        <w:rPr>
-          <w:b/>
-        </w:rPr>
-        <w:t xml:space="preserve">CERTIFICATE OF SERVICE</w:t>
-      </w:r>
-    </w:p>
-    <w:p>
-      <w:pPr>
-        <w:pStyle w:val="BodyText"/>
-      </w:pPr>
-      <w:r>
-        <w:t xml:space="preserve">I certify that on this 28 day of April, 2025, a true and correct copy of the foregoing document was served electronically upon the parties registered to receive electronic notice via this Court’s electronic case filing system.</w:t>
-      </w:r>
-    </w:p>
-    <w:p>
-      <w:pPr>
-        <w:pStyle w:val="SigBlock"/>
-        <w:keepNext/>
-        <w:spacing w:before="240"/>
-      </w:pPr>
-      <w:r>
-        <w:t xml:space="preserve">/s/ Connor M. Andreen</w:t>
-      </w:r>
-    </w:p>
-    <w:p>
-      <w:pPr>
-        <w:pStyle w:val="SigBlock"/>
-        <w:spacing w:before="96"/>
+        <w:keepLines/>
+        <w:spacing w:before="0" w:after="0" w:line="276" w:lineRule="exact"/>
+        <w:ind w:left="4680" w:firstLine="0"/>
+        <w:jc w:val="left"/>
       </w:pPr>
       <w:r>
         <w:t xml:space="preserve">Connor M. Andreen</w:t>
       </w:r>
     </w:p>
     <w:sectPr>
-      <w:footerReference w:type="default" r:id="rIdOkebFooter"/>
+      <w:footerReference w:type="default" r:id="rIdFooter1"/>
       <w:pgSz w:w="12240" w:h="15840"/>
       <w:pgMar w:top="1440" w:right="1440" w:bottom="1440" w:left="1440" w:header="720" w:footer="720" w:gutter="0"/>
-      <w:cols w:space="720"/>
     </w:sectPr>
   </w:body>
 </w:document>
@@ -1690,7 +6950,7 @@
 <w:ftr xmlns:w="http://schemas.openxmlformats.org/wordprocessingml/2006/main" xmlns:r="http://schemas.openxmlformats.org/officeDocument/2006/relationships">
   <w:p>
     <w:pPr>
-      <w:pStyle w:val="Footer"/>
+      <w:jc w:val="center"/>
     </w:pPr>
     <w:r>
       <w:fldChar w:fldCharType="begin"/>
@@ -1727,6 +6987,31 @@
       </w:r>
     </w:p>
   </w:footnote>
+  <w:footnote w:id="9">
+    <w:p>
+      <w:pPr>
+        <w:pStyle w:val="FootnoteText"/>
+      </w:pPr>
+      <w:r>
+        <w:rPr>
+          <w:rStyle w:val="FootnoteReference"/>
+        </w:rPr>
+        <w:footnoteRef/>
+      </w:r>
+      <w:r>
+        <w:t xml:space="preserve"> </w:t>
+      </w:r>
+      <w:r>
+        <w:t xml:space="preserve">11 U.S.C. § 1112(b)⁠(1) (</w:t>
+      </w:r>
+      <w:r>
+        <w:t xml:space="preserve">“Except as provided in paragraph (2) and subsection (c), on request of a party in interest, and after notice and a hearing, the court shall convert a case under this chapter to a case under chapter 7 or dismiss a case under this chapter, whichever is in the best interests of creditors and the estate, for cause unless the court determines that the appointment under section 1104(a) of a trustee or an examiner is in the best interests of creditors and the estate.”</w:t>
+      </w:r>
+      <w:r>
+        <w:t xml:space="preserve">).</w:t>
+      </w:r>
+    </w:p>
+  </w:footnote>
   <w:footnote w:id="10">
     <w:p>
       <w:pPr>
@@ -1742,13 +7027,17 @@
         <w:t xml:space="preserve"> </w:t>
       </w:r>
       <w:r>
-        <w:t xml:space="preserve">11 U.S.C. § 1112(b)(1) (</w:t>
-      </w:r>
-      <w:r>
-        <w:t xml:space="preserve">“Except as provided in paragraph (2) and subsection (c), on request of a party in interest, and after notice and a hearing, the court shall convert a case under this chapter to a case under chapter 7 or dismiss a case under this chapter, whichever is in the best interests of creditors and the estate, for cause unless the court determines that the appointment under section 1104(a) of a trustee or an examiner is in the best interests of creditors and the estate.”</w:t>
-      </w:r>
-      <w:r>
-        <w:t xml:space="preserve">).</w:t>
+        <w:rPr>
+          <w:i/>
+          <w:iCs/>
+        </w:rPr>
+        <w:t xml:space="preserve">Id.</w:t>
+      </w:r>
+      <w:r>
+        <w:t xml:space="preserve"> </w:t>
+      </w:r>
+      <w:r>
+        <w:t xml:space="preserve">§ 1112(b)⁠(4)⁠(A).</w:t>
       </w:r>
     </w:p>
   </w:footnote>
@@ -1771,13 +7060,50 @@
           <w:i/>
           <w:iCs/>
         </w:rPr>
-        <w:t xml:space="preserve">Id.</w:t>
-      </w:r>
-      <w:r>
-        <w:t xml:space="preserve"> </w:t>
-      </w:r>
-      <w:r>
-        <w:t xml:space="preserve">§ 1112(b)(4)(A).</w:t>
+        <w:t xml:space="preserve">See In re Ameribuild Constr. Mgmt.</w:t>
+      </w:r>
+      <w:r>
+        <w:t xml:space="preserve">, 399 B.R. 129, 131 n.3 (Bankr. S.D.N.Y. 2009) (</w:t>
+      </w:r>
+      <w:r>
+        <w:t xml:space="preserve">“The list contained in § 1112(b)</w:t>
+      </w:r>
+      <w:r>
+        <w:t xml:space="preserve"> </w:t>
+      </w:r>
+      <w:r>
+        <w:t xml:space="preserve">‘is not exhaustive. The Court will be able to consider other factors as they arise, and to use its equitable powers to reach an appropriate result in individual cases.’</w:t>
+      </w:r>
+      <w:r>
+        <w:t xml:space="preserve"> </w:t>
+      </w:r>
+      <w:r>
+        <w:t xml:space="preserve">(quotation omitted));</w:t>
+      </w:r>
+      <w:r>
+        <w:t xml:space="preserve"> </w:t>
+      </w:r>
+      <w:r>
+        <w:rPr>
+          <w:i/>
+          <w:iCs/>
+        </w:rPr>
+        <w:t xml:space="preserve">In re TCR of Denver, LLC</w:t>
+      </w:r>
+      <w:r>
+        <w:t xml:space="preserve">, 338 B.R. 494, 500 (Bankr. D. Colo. 2006) (”</w:t>
+      </w:r>
+      <w:r>
+        <w:t xml:space="preserve">[T]he Court may dismiss a Chapter 11 case for reasons other than those specified in section 1112(b) as long as those reasons satisfy</w:t>
+      </w:r>
+      <w:r>
+        <w:t xml:space="preserve"> </w:t>
+      </w:r>
+      <w:r>
+        <w:t xml:space="preserve">‘cause.’</w:t>
+      </w:r>
+      <w:r>
+        <w:t xml:space="preserve">“).</w:t>
       </w:r>
     </w:p>
   </w:footnote>
@@ -1800,25 +7126,10 @@
           <w:i/>
           <w:iCs/>
         </w:rPr>
-        <w:t xml:space="preserve">See In re Ameribuild Constr. Mgmt.</w:t>
-      </w:r>
-      <w:r>
-        <w:t xml:space="preserve">, 399 B.R. 129, 131 n.3 (Bankr. S.D.N.Y. 2009) (</w:t>
-      </w:r>
-      <w:r>
-        <w:t xml:space="preserve">“The list contained in § 1112(b)</w:t>
-      </w:r>
-      <w:r>
-        <w:t xml:space="preserve"> </w:t>
-      </w:r>
-      <w:r>
-        <w:t xml:space="preserve">‘is not exhaustive. The Court will be able to consider other factors as they arise, and to use its equitable powers to reach an appropriate result in individual cases.’</w:t>
-      </w:r>
-      <w:r>
-        <w:t xml:space="preserve"> </w:t>
-      </w:r>
-      <w:r>
-        <w:t xml:space="preserve">(quotation omitted));</w:t>
+        <w:t xml:space="preserve">In re Woodbrook Assocs.</w:t>
+      </w:r>
+      <w:r>
+        <w:t xml:space="preserve">, 19 F.3d 312, 317 (7th Cir. 1994) (citing 7 Colliers on Bankruptcy ¶ 1112.04);</w:t>
       </w:r>
       <w:r>
         <w:t xml:space="preserve"> </w:t>
@@ -1828,22 +7139,10 @@
           <w:i/>
           <w:iCs/>
         </w:rPr>
-        <w:t xml:space="preserve">In re TCR of Denver, LLC</w:t>
-      </w:r>
-      <w:r>
-        <w:t xml:space="preserve">, 338 B.R. 494, 500 (Bankr. D. Colo. 2006) (”</w:t>
-      </w:r>
-      <w:r>
-        <w:t xml:space="preserve">[T]he Court may dismiss a Chapter 11 case for reasons other than those specified in section 1112(b) as long as those reasons satisfy</w:t>
-      </w:r>
-      <w:r>
-        <w:t xml:space="preserve"> </w:t>
-      </w:r>
-      <w:r>
-        <w:t xml:space="preserve">‘cause.’</w:t>
-      </w:r>
-      <w:r>
-        <w:t xml:space="preserve">“).</w:t>
+        <w:t xml:space="preserve">In re Paterno</w:t>
+      </w:r>
+      <w:r>
+        <w:t xml:space="preserve">, 511 B.R. 62, 66 (Bankr. M.D.N.C. 2014).</w:t>
       </w:r>
     </w:p>
   </w:footnote>
@@ -1866,10 +7165,23 @@
           <w:i/>
           <w:iCs/>
         </w:rPr>
-        <w:t xml:space="preserve">In re Woodbrook Assocs.</w:t>
-      </w:r>
-      <w:r>
-        <w:t xml:space="preserve">, 19 F.3d 312, 317 (7th Cir. 1994) (citing 7 Colliers on Bankruptcy ¶ 1112.04);</w:t>
+        <w:t xml:space="preserve">In re Gateway Access Sols., Inc.</w:t>
+      </w:r>
+      <w:r>
+        <w:t xml:space="preserve">, 374 B.R. 556, 565 (Bankr. M.D. Pa. 2007).</w:t>
+      </w:r>
+    </w:p>
+  </w:footnote>
+  <w:footnote w:id="14">
+    <w:p>
+      <w:pPr>
+        <w:pStyle w:val="FootnoteText"/>
+      </w:pPr>
+      <w:r>
+        <w:rPr>
+          <w:rStyle w:val="FootnoteReference"/>
+        </w:rPr>
+        <w:footnoteRef/>
       </w:r>
       <w:r>
         <w:t xml:space="preserve"> </w:t>
@@ -1879,10 +7191,30 @@
           <w:i/>
           <w:iCs/>
         </w:rPr>
-        <w:t xml:space="preserve">In re Paterno</w:t>
-      </w:r>
-      <w:r>
-        <w:t xml:space="preserve">, 511 B.R. 62, 66 (Bankr. M.D.N.C. 2014).</w:t>
+        <w:t xml:space="preserve">Id.</w:t>
+      </w:r>
+    </w:p>
+  </w:footnote>
+  <w:footnote w:id="15">
+    <w:p>
+      <w:pPr>
+        <w:pStyle w:val="FootnoteText"/>
+      </w:pPr>
+      <w:r>
+        <w:rPr>
+          <w:rStyle w:val="FootnoteReference"/>
+        </w:rPr>
+        <w:footnoteRef/>
+      </w:r>
+      <w:r>
+        <w:t xml:space="preserve"> </w:t>
+      </w:r>
+      <w:r>
+        <w:rPr>
+          <w:i/>
+          <w:iCs/>
+        </w:rPr>
+        <w:t xml:space="preserve">Id.</w:t>
       </w:r>
     </w:p>
   </w:footnote>
@@ -1905,10 +7237,7 @@
           <w:i/>
           <w:iCs/>
         </w:rPr>
-        <w:t xml:space="preserve">In re Gateway Access Sols., Inc.</w:t>
-      </w:r>
-      <w:r>
-        <w:t xml:space="preserve">, 374 B.R. 556, 565 (Bankr. M.D. Pa. 2007).</w:t>
+        <w:t xml:space="preserve">Id.</w:t>
       </w:r>
     </w:p>
   </w:footnote>
@@ -1950,6 +7279,31 @@
         <w:t xml:space="preserve"> </w:t>
       </w:r>
       <w:r>
+        <w:t xml:space="preserve">653 B.R. 843, 858</w:t>
+      </w:r>
+      <w:r>
+        <w:noBreakHyphen/>
+      </w:r>
+      <w:r>
+        <w:t xml:space="preserve">59 (Bankr. S.D. Tex. 2023).</w:t>
+      </w:r>
+    </w:p>
+  </w:footnote>
+  <w:footnote w:id="19">
+    <w:p>
+      <w:pPr>
+        <w:pStyle w:val="FootnoteText"/>
+      </w:pPr>
+      <w:r>
+        <w:rPr>
+          <w:rStyle w:val="FootnoteReference"/>
+        </w:rPr>
+        <w:footnoteRef/>
+      </w:r>
+      <w:r>
+        <w:t xml:space="preserve"> </w:t>
+      </w:r>
+      <w:r>
         <w:rPr>
           <w:i/>
           <w:iCs/>
@@ -1958,7 +7312,7 @@
       </w:r>
     </w:p>
   </w:footnote>
-  <w:footnote w:id="19">
+  <w:footnote w:id="20">
     <w:p>
       <w:pPr>
         <w:pStyle w:val="FootnoteText"/>
@@ -1981,7 +7335,7 @@
       </w:r>
     </w:p>
   </w:footnote>
-  <w:footnote w:id="20">
+  <w:footnote w:id="21">
     <w:p>
       <w:pPr>
         <w:pStyle w:val="FootnoteText"/>
@@ -1996,30 +7350,19 @@
         <w:t xml:space="preserve"> </w:t>
       </w:r>
       <w:r>
-        <w:rPr>
-          <w:i/>
-          <w:iCs/>
-        </w:rPr>
-        <w:t xml:space="preserve">Id.</w:t>
-      </w:r>
-    </w:p>
-  </w:footnote>
-  <w:footnote w:id="21">
-    <w:p>
-      <w:pPr>
-        <w:pStyle w:val="FootnoteText"/>
-      </w:pPr>
-      <w:r>
-        <w:rPr>
-          <w:rStyle w:val="FootnoteReference"/>
-        </w:rPr>
-        <w:footnoteRef/>
-      </w:r>
-      <w:r>
-        <w:t xml:space="preserve"> </w:t>
-      </w:r>
-      <w:r>
-        <w:t xml:space="preserve">653 B.R. 843, 858-59 (Bankr. S.D. Tex. 2023).</w:t>
+        <w:t xml:space="preserve">Removing these errors, the correct average monthly profit of the Debtor equals $3,513.50. This</w:t>
+      </w:r>
+      <w:r>
+        <w:t xml:space="preserve"> </w:t>
+      </w:r>
+      <w:r>
+        <w:t xml:space="preserve">“correct”</w:t>
+      </w:r>
+      <w:r>
+        <w:t xml:space="preserve"> </w:t>
+      </w:r>
+      <w:r>
+        <w:t xml:space="preserve">calculation assumes the accuracy of the Profit and Loss Statements for September 2024 and January 2025, less the errors discussed above. But GPNB does not trust the accuracy of the financial statements—which is part and parcel of the Debtor’s gross mismanagement. GPNB therefore submits this calculation without conceding the accuracy of the Debtor’s Monthly Operating Reports.</w:t>
       </w:r>
     </w:p>
   </w:footnote>
@@ -2038,11 +7381,7 @@
         <w:t xml:space="preserve"> </w:t>
       </w:r>
       <w:r>
-        <w:rPr>
-          <w:i/>
-          <w:iCs/>
-        </w:rPr>
-        <w:t xml:space="preserve">Id.</w:t>
+        <w:t xml:space="preserve">473 B.R. at 565.</w:t>
       </w:r>
     </w:p>
   </w:footnote>
@@ -2061,84 +7400,17 @@
         <w:t xml:space="preserve"> </w:t>
       </w:r>
       <w:r>
-        <w:rPr>
-          <w:i/>
-          <w:iCs/>
-        </w:rPr>
-        <w:t xml:space="preserve">Id.</w:t>
+        <w:t xml:space="preserve">653 B.R. 843, 858</w:t>
+      </w:r>
+      <w:r>
+        <w:noBreakHyphen/>
+      </w:r>
+      <w:r>
+        <w:t xml:space="preserve">59 (Bankr. S.D. Tex. 2023).</w:t>
       </w:r>
     </w:p>
   </w:footnote>
   <w:footnote w:id="24">
-    <w:p>
-      <w:pPr>
-        <w:pStyle w:val="FootnoteText"/>
-      </w:pPr>
-      <w:r>
-        <w:rPr>
-          <w:rStyle w:val="FootnoteReference"/>
-        </w:rPr>
-        <w:footnoteRef/>
-      </w:r>
-      <w:r>
-        <w:t xml:space="preserve"> </w:t>
-      </w:r>
-      <w:r>
-        <w:t xml:space="preserve">Removing these errors, the correct average monthly profit of the Debtor equals $3,513.50. This</w:t>
-      </w:r>
-      <w:r>
-        <w:t xml:space="preserve"> </w:t>
-      </w:r>
-      <w:r>
-        <w:t xml:space="preserve">“correct”</w:t>
-      </w:r>
-      <w:r>
-        <w:t xml:space="preserve"> </w:t>
-      </w:r>
-      <w:r>
-        <w:t xml:space="preserve">calculation assumes the accuracy of the Profit and Loss Statements for September 2024 and January 2025, less the errors discussed above. But GPNB does not trust the accuracy of the financial statements—which is part and parcel of the Debtor’s gross mismanagement. GPNB therefore submits this calculation without conceding the accuracy of the Debtor’s Monthly Operating Reports.</w:t>
-      </w:r>
-    </w:p>
-  </w:footnote>
-  <w:footnote w:id="25">
-    <w:p>
-      <w:pPr>
-        <w:pStyle w:val="FootnoteText"/>
-      </w:pPr>
-      <w:r>
-        <w:rPr>
-          <w:rStyle w:val="FootnoteReference"/>
-        </w:rPr>
-        <w:footnoteRef/>
-      </w:r>
-      <w:r>
-        <w:t xml:space="preserve"> </w:t>
-      </w:r>
-      <w:r>
-        <w:t xml:space="preserve">473 B.R. at 565.</w:t>
-      </w:r>
-    </w:p>
-  </w:footnote>
-  <w:footnote w:id="26">
-    <w:p>
-      <w:pPr>
-        <w:pStyle w:val="FootnoteText"/>
-      </w:pPr>
-      <w:r>
-        <w:rPr>
-          <w:rStyle w:val="FootnoteReference"/>
-        </w:rPr>
-        <w:footnoteRef/>
-      </w:r>
-      <w:r>
-        <w:t xml:space="preserve"> </w:t>
-      </w:r>
-      <w:r>
-        <w:t xml:space="preserve">653 B.R. 843, 858-59 (Bankr. S.D. Tex. 2023).</w:t>
-      </w:r>
-    </w:p>
-  </w:footnote>
-  <w:footnote w:id="28">
     <w:p>
       <w:pPr>
         <w:pStyle w:val="FootnoteText"/>
@@ -2287,7 +7559,7 @@
   <w:docDefaults>
     <w:rPrDefault>
       <w:rPr>
-        <w:rFonts w:ascii="EB Garamond" w:hAnsi="EB Garamond" w:eastAsia="EB Garamond" w:cs="EB Garamond"/>
+        <w:rFonts w:ascii="Times New Roman" w:hAnsi="Times New Roman" w:eastAsia="Times New Roman" w:cs="Times New Roman"/>
         <w:sz w:val="24"/>
         <w:szCs w:val="24"/>
         <w:lang w:val="en-US" w:eastAsia="zh-CN" w:bidi="ar-SA"/>
@@ -2295,7 +7567,8 @@
     </w:rPrDefault>
     <w:pPrDefault>
       <w:pPr>
-        <w:spacing w:after="200"/>
+        <w:widowControl/>
+        <w:spacing w:after="0"/>
       </w:pPr>
     </w:pPrDefault>
   </w:docDefaults>
@@ -2303,19 +7576,11 @@
   <w:style w:type="paragraph" w:default="1" w:styleId="Normal">
     <w:name w:val="Normal"/>
     <w:qFormat/>
-    <w:pPr>
-      <w:widowControl/>
-      <w:spacing w:before="0" w:after="0" w:line="240" w:lineRule="auto"/>
-    </w:pPr>
-    <w:rPr>
-      <w:rFonts w:ascii="EB Garamond" w:hAnsi="EB Garamond" w:eastAsia="EB Garamond" w:cs="EB Garamond"/>
-      <w:sz w:val="24"/>
-      <w:szCs w:val="24"/>
-    </w:rPr>
   </w:style>
   <w:style w:type="paragraph" w:styleId="BodyText">
     <w:name w:val="Body Text"/>
     <w:basedOn w:val="Normal"/>
+    <w:link w:val="BodyTextChar"/>
     <w:qFormat/>
     <w:pPr>
       <w:spacing w:before="0" w:after="0" w:line="552" w:lineRule="exact"/>
@@ -2327,29 +7592,33 @@
     <w:basedOn w:val="BodyText"/>
     <w:next w:val="BodyText"/>
     <w:qFormat/>
-    <w:pPr>
-      <w:ind w:firstLine="720"/>
-    </w:pPr>
   </w:style>
   <w:style w:type="paragraph" w:customStyle="1" w:styleId="Compact">
     <w:name w:val="Compact"/>
     <w:basedOn w:val="BodyText"/>
     <w:qFormat/>
     <w:pPr>
-      <w:spacing w:before="0" w:after="0" w:line="240" w:lineRule="auto"/>
-      <w:ind w:firstLine="0"/>
+      <w:spacing w:before="36" w:after="36"/>
     </w:pPr>
   </w:style>
   <w:style w:type="paragraph" w:styleId="Title">
     <w:name w:val="Title"/>
     <w:basedOn w:val="Normal"/>
     <w:next w:val="BodyText"/>
+    <w:link w:val="TitleChar"/>
+    <w:uiPriority w:val="10"/>
     <w:qFormat/>
+    <w:rsid w:val="00A10FD9"/>
     <w:pPr>
-      <w:spacing w:before="0" w:after="0" w:line="240" w:lineRule="auto"/>
-      <w:ind w:firstLine="0"/>
+      <w:spacing w:after="80" w:line="240" w:lineRule="auto"/>
+      <w:contextualSpacing/>
       <w:jc w:val="center"/>
     </w:pPr>
+    <w:rPr>
+      <w:rFonts w:asciiTheme="majorHAnsi" w:eastAsiaTheme="majorEastAsia" w:hAnsiTheme="majorHAnsi" w:cstheme="majorBidi"/>
+      <w:sz w:val="56"/>
+      <w:szCs w:val="56"/>
+    </w:rPr>
   </w:style>
   <w:style w:type="character" w:customStyle="1" w:styleId="TitleChar">
     <w:name w:val="Title Char"/>
@@ -2358,9 +7627,9 @@
     <w:uiPriority w:val="10"/>
     <w:rsid w:val="00A10FD9"/>
     <w:rPr>
-      <w:rFonts w:ascii="EB Garamond" w:hAnsi="EB Garamond" w:eastAsia="EB Garamond" w:cs="EB Garamond"/>
-      <w:sz w:val="24"/>
-      <w:szCs w:val="24"/>
+      <w:rFonts w:asciiTheme="majorHAnsi" w:eastAsiaTheme="majorEastAsia" w:hAnsiTheme="majorHAnsi" w:cstheme="majorBidi"/>
+      <w:sz w:val="56"/>
+      <w:szCs w:val="56"/>
     </w:rPr>
   </w:style>
   <w:style w:type="paragraph" w:styleId="Subtitle">
@@ -2377,10 +7646,10 @@
       </w:numPr>
     </w:pPr>
     <w:rPr>
-      <w:rFonts w:ascii="EB Garamond" w:hAnsi="EB Garamond" w:eastAsia="EB Garamond" w:cs="EB Garamond"/>
+      <w:rFonts w:eastAsiaTheme="majorEastAsia" w:cstheme="majorBidi"/>
       <w:spacing w:val="15"/>
-      <w:sz w:val="24"/>
-      <w:szCs w:val="24"/>
+      <w:sz w:val="28"/>
+      <w:szCs w:val="28"/>
     </w:rPr>
   </w:style>
   <w:style w:type="character" w:customStyle="1" w:styleId="SubtitleChar">
@@ -2390,10 +7659,11 @@
     <w:uiPriority w:val="11"/>
     <w:rsid w:val="00A10FD9"/>
     <w:rPr>
-      <w:rFonts w:ascii="EB Garamond" w:hAnsi="EB Garamond" w:eastAsia="EB Garamond" w:cs="EB Garamond"/>
+      <w:rFonts w:eastAsiaTheme="majorEastAsia" w:cstheme="majorBidi"/>
+      <w:color w:val="595959" w:themeColor="text1" w:themeTint="A6"/>
       <w:spacing w:val="15"/>
-      <w:sz w:val="24"/>
-      <w:szCs w:val="24"/>
+      <w:sz w:val="28"/>
+      <w:szCs w:val="28"/>
     </w:rPr>
   </w:style>
   <w:style w:type="paragraph" w:customStyle="1" w:styleId="Author">
@@ -2437,8 +7707,8 @@
     </w:pPr>
     <w:rPr>
       <w:b/>
-      <w:sz w:val="24"/>
-      <w:szCs w:val="24"/>
+      <w:sz w:val="20"/>
+      <w:szCs w:val="20"/>
     </w:rPr>
   </w:style>
   <w:style w:type="paragraph" w:customStyle="1" w:styleId="Abstract">
@@ -2452,8 +7722,8 @@
       <w:spacing w:before="100" w:after="300"/>
     </w:pPr>
     <w:rPr>
-      <w:sz w:val="24"/>
-      <w:szCs w:val="24"/>
+      <w:sz w:val="20"/>
+      <w:szCs w:val="20"/>
     </w:rPr>
   </w:style>
   <w:style w:type="paragraph" w:styleId="Bibliography">
@@ -2468,56 +7738,78 @@
     <w:name w:val="heading 1"/>
     <w:basedOn w:val="Normal"/>
     <w:next w:val="BodyText"/>
+    <w:link w:val="Heading1Char"/>
     <w:uiPriority w:val="9"/>
     <w:qFormat/>
+    <w:rsid w:val="00A10FD9"/>
     <w:pPr>
       <w:keepNext/>
       <w:keepLines/>
-      <w:spacing w:before="240" w:after="240" w:line="240" w:lineRule="auto"/>
+      <w:spacing w:before="276" w:after="276" w:line="276" w:lineRule="exact"/>
       <w:ind w:firstLine="0"/>
       <w:jc w:val="center"/>
       <w:outlineLvl w:val="0"/>
     </w:pPr>
     <w:rPr>
+      <w:rFonts w:ascii="Times New Roman" w:hAnsi="Times New Roman" w:eastAsia="Times New Roman" w:cs="Times New Roman"/>
       <w:b/>
+      <w:bCs/>
       <w:caps/>
-      $sz
+      <w:color w:val="000000"/>
+      <w:sz w:val="24"/>
+      <w:szCs w:val="24"/>
     </w:rPr>
   </w:style>
   <w:style w:type="paragraph" w:styleId="Heading2">
     <w:name w:val="heading 2"/>
     <w:basedOn w:val="Normal"/>
     <w:next w:val="BodyText"/>
+    <w:link w:val="Heading2Char"/>
     <w:uiPriority w:val="9"/>
+    <w:semiHidden/>
+    <w:unhideWhenUsed/>
     <w:qFormat/>
+    <w:rsid w:val="00A10FD9"/>
     <w:pPr>
       <w:keepNext/>
       <w:keepLines/>
-      <w:spacing w:before="240" w:after="240" w:line="240" w:lineRule="auto"/>
+      <w:spacing w:before="276" w:after="276" w:line="276" w:lineRule="exact"/>
       <w:ind w:firstLine="0"/>
       <w:outlineLvl w:val="1"/>
     </w:pPr>
     <w:rPr>
+      <w:rFonts w:ascii="Times New Roman" w:hAnsi="Times New Roman" w:eastAsia="Times New Roman" w:cs="Times New Roman"/>
       <w:b/>
-      $sz
+      <w:bCs/>
+      <w:color w:val="000000"/>
+      <w:sz w:val="24"/>
+      <w:szCs w:val="24"/>
     </w:rPr>
   </w:style>
   <w:style w:type="paragraph" w:styleId="Heading3">
     <w:name w:val="heading 3"/>
     <w:basedOn w:val="Normal"/>
     <w:next w:val="BodyText"/>
+    <w:link w:val="Heading3Char"/>
     <w:uiPriority w:val="9"/>
+    <w:semiHidden/>
+    <w:unhideWhenUsed/>
     <w:qFormat/>
+    <w:rsid w:val="00A10FD9"/>
     <w:pPr>
       <w:keepNext/>
       <w:keepLines/>
-      <w:spacing w:before="240" w:after="240" w:line="240" w:lineRule="auto"/>
-      <w:ind w:left="720" w:firstLine="0"/>
+      <w:spacing w:before="276" w:after="276" w:line="276" w:lineRule="exact"/>
+      <w:ind w:firstLine="0"/>
       <w:outlineLvl w:val="2"/>
     </w:pPr>
     <w:rPr>
+      <w:rFonts w:ascii="Times New Roman" w:hAnsi="Times New Roman" w:eastAsia="Times New Roman" w:cs="Times New Roman"/>
       <w:b/>
-      $sz
+      <w:bCs/>
+      <w:color w:val="000000"/>
+      <w:sz w:val="24"/>
+      <w:szCs w:val="24"/>
     </w:rPr>
   </w:style>
   <w:style w:type="paragraph" w:styleId="Heading4">
@@ -2533,13 +7825,18 @@
     <w:pPr>
       <w:keepNext/>
       <w:keepLines/>
-      <w:spacing w:before="80" w:after="40"/>
+      <w:spacing w:before="276" w:after="276" w:line="276" w:lineRule="exact"/>
+      <w:ind w:firstLine="0"/>
       <w:outlineLvl w:val="3"/>
     </w:pPr>
     <w:rPr>
-      <w:rFonts w:ascii="EB Garamond" w:hAnsi="EB Garamond" w:eastAsia="EB Garamond" w:cs="EB Garamond"/>
+      <w:rFonts w:ascii="Times New Roman" w:hAnsi="Times New Roman" w:eastAsia="Times New Roman" w:cs="Times New Roman"/>
+      <w:b/>
+      <w:bCs/>
       <w:i/>
-      <w:iCs/>
+      <w:color w:val="000000"/>
+      <w:sz w:val="24"/>
+      <w:szCs w:val="24"/>
     </w:rPr>
   </w:style>
   <w:style w:type="paragraph" w:styleId="Heading5">
@@ -2555,11 +7852,18 @@
     <w:pPr>
       <w:keepNext/>
       <w:keepLines/>
-      <w:spacing w:before="80" w:after="40"/>
+      <w:spacing w:before="276" w:after="276" w:line="276" w:lineRule="exact"/>
+      <w:ind w:firstLine="0"/>
       <w:outlineLvl w:val="4"/>
     </w:pPr>
     <w:rPr>
-      <w:rFonts w:ascii="EB Garamond" w:hAnsi="EB Garamond" w:eastAsia="EB Garamond" w:cs="EB Garamond"/>
+      <w:rFonts w:ascii="Times New Roman" w:hAnsi="Times New Roman" w:eastAsia="Times New Roman" w:cs="Times New Roman"/>
+      <w:b/>
+      <w:bCs/>
+      <w:i/>
+      <w:color w:val="000000"/>
+      <w:sz w:val="24"/>
+      <w:szCs w:val="24"/>
     </w:rPr>
   </w:style>
   <w:style w:type="paragraph" w:styleId="Heading6">
@@ -2579,9 +7883,10 @@
       <w:outlineLvl w:val="5"/>
     </w:pPr>
     <w:rPr>
-      <w:rFonts w:ascii="EB Garamond" w:hAnsi="EB Garamond" w:eastAsia="EB Garamond" w:cs="EB Garamond"/>
+      <w:rFonts w:eastAsiaTheme="majorEastAsia" w:cstheme="majorBidi"/>
       <w:i/>
       <w:iCs/>
+      <w:color w:val="595959" w:themeColor="text1" w:themeTint="A6"/>
     </w:rPr>
   </w:style>
   <w:style w:type="paragraph" w:styleId="Heading7">
@@ -2601,7 +7906,8 @@
       <w:outlineLvl w:val="6"/>
     </w:pPr>
     <w:rPr>
-      <w:rFonts w:ascii="EB Garamond" w:hAnsi="EB Garamond" w:eastAsia="EB Garamond" w:cs="EB Garamond"/>
+      <w:rFonts w:eastAsiaTheme="majorEastAsia" w:cstheme="majorBidi"/>
+      <w:color w:val="595959" w:themeColor="text1" w:themeTint="A6"/>
     </w:rPr>
   </w:style>
   <w:style w:type="paragraph" w:styleId="Heading8">
@@ -2621,9 +7927,10 @@
       <w:outlineLvl w:val="7"/>
     </w:pPr>
     <w:rPr>
-      <w:rFonts w:ascii="EB Garamond" w:hAnsi="EB Garamond" w:eastAsia="EB Garamond" w:cs="EB Garamond"/>
+      <w:rFonts w:eastAsiaTheme="majorEastAsia" w:cstheme="majorBidi"/>
       <w:i/>
       <w:iCs/>
+      <w:color w:val="272727" w:themeColor="text1" w:themeTint="D8"/>
     </w:rPr>
   </w:style>
   <w:style w:type="paragraph" w:styleId="Heading9">
@@ -2643,7 +7950,8 @@
       <w:outlineLvl w:val="8"/>
     </w:pPr>
     <w:rPr>
-      <w:rFonts w:ascii="EB Garamond" w:hAnsi="EB Garamond" w:eastAsia="EB Garamond" w:cs="EB Garamond"/>
+      <w:rFonts w:eastAsiaTheme="majorEastAsia" w:cstheme="majorBidi"/>
+      <w:color w:val="272727" w:themeColor="text1" w:themeTint="D8"/>
     </w:rPr>
   </w:style>
   <w:style w:type="character" w:customStyle="1" w:styleId="Heading1Char">
@@ -2653,9 +7961,10 @@
     <w:uiPriority w:val="9"/>
     <w:rsid w:val="00A10FD9"/>
     <w:rPr>
-      <w:rFonts w:ascii="EB Garamond" w:hAnsi="EB Garamond" w:eastAsia="EB Garamond" w:cs="EB Garamond"/>
-      <w:sz w:val="24"/>
-      <w:szCs w:val="24"/>
+      <w:rFonts w:asciiTheme="majorHAnsi" w:eastAsiaTheme="majorEastAsia" w:hAnsiTheme="majorHAnsi" w:cstheme="majorBidi"/>
+      <w:color w:val="0F4761" w:themeColor="accent1" w:themeShade="BF"/>
+      <w:sz w:val="40"/>
+      <w:szCs w:val="40"/>
     </w:rPr>
   </w:style>
   <w:style w:type="character" w:customStyle="1" w:styleId="Heading2Char">
@@ -2666,9 +7975,10 @@
     <w:semiHidden/>
     <w:rsid w:val="00A10FD9"/>
     <w:rPr>
-      <w:rFonts w:ascii="EB Garamond" w:hAnsi="EB Garamond" w:eastAsia="EB Garamond" w:cs="EB Garamond"/>
-      <w:sz w:val="24"/>
-      <w:szCs w:val="24"/>
+      <w:rFonts w:asciiTheme="majorHAnsi" w:eastAsiaTheme="majorEastAsia" w:hAnsiTheme="majorHAnsi" w:cstheme="majorBidi"/>
+      <w:color w:val="0F4761" w:themeColor="accent1" w:themeShade="BF"/>
+      <w:sz w:val="32"/>
+      <w:szCs w:val="32"/>
     </w:rPr>
   </w:style>
   <w:style w:type="character" w:customStyle="1" w:styleId="Heading3Char">
@@ -2679,9 +7989,10 @@
     <w:semiHidden/>
     <w:rsid w:val="00A10FD9"/>
     <w:rPr>
-      <w:rFonts w:ascii="EB Garamond" w:hAnsi="EB Garamond" w:eastAsia="EB Garamond" w:cs="EB Garamond"/>
-      <w:sz w:val="24"/>
-      <w:szCs w:val="24"/>
+      <w:rFonts w:eastAsiaTheme="majorEastAsia" w:cstheme="majorBidi"/>
+      <w:color w:val="0F4761" w:themeColor="accent1" w:themeShade="BF"/>
+      <w:sz w:val="28"/>
+      <w:szCs w:val="28"/>
     </w:rPr>
   </w:style>
   <w:style w:type="character" w:customStyle="1" w:styleId="Heading4Char">
@@ -2692,9 +8003,10 @@
     <w:semiHidden/>
     <w:rsid w:val="00A10FD9"/>
     <w:rPr>
-      <w:rFonts w:ascii="EB Garamond" w:hAnsi="EB Garamond" w:eastAsia="EB Garamond" w:cs="EB Garamond"/>
+      <w:rFonts w:eastAsiaTheme="majorEastAsia" w:cstheme="majorBidi"/>
       <w:i/>
       <w:iCs/>
+      <w:color w:val="0F4761" w:themeColor="accent1" w:themeShade="BF"/>
     </w:rPr>
   </w:style>
   <w:style w:type="character" w:customStyle="1" w:styleId="Heading5Char">
@@ -2705,7 +8017,8 @@
     <w:semiHidden/>
     <w:rsid w:val="00A10FD9"/>
     <w:rPr>
-      <w:rFonts w:ascii="EB Garamond" w:hAnsi="EB Garamond" w:eastAsia="EB Garamond" w:cs="EB Garamond"/>
+      <w:rFonts w:eastAsiaTheme="majorEastAsia" w:cstheme="majorBidi"/>
+      <w:color w:val="0F4761" w:themeColor="accent1" w:themeShade="BF"/>
     </w:rPr>
   </w:style>
   <w:style w:type="character" w:customStyle="1" w:styleId="Heading6Char">
@@ -2716,9 +8029,10 @@
     <w:semiHidden/>
     <w:rsid w:val="00A10FD9"/>
     <w:rPr>
-      <w:rFonts w:ascii="EB Garamond" w:hAnsi="EB Garamond" w:eastAsia="EB Garamond" w:cs="EB Garamond"/>
+      <w:rFonts w:eastAsiaTheme="majorEastAsia" w:cstheme="majorBidi"/>
       <w:i/>
       <w:iCs/>
+      <w:color w:val="595959" w:themeColor="text1" w:themeTint="A6"/>
     </w:rPr>
   </w:style>
   <w:style w:type="character" w:customStyle="1" w:styleId="Heading7Char">
@@ -2729,7 +8043,8 @@
     <w:semiHidden/>
     <w:rsid w:val="00A10FD9"/>
     <w:rPr>
-      <w:rFonts w:ascii="EB Garamond" w:hAnsi="EB Garamond" w:eastAsia="EB Garamond" w:cs="EB Garamond"/>
+      <w:rFonts w:eastAsiaTheme="majorEastAsia" w:cstheme="majorBidi"/>
+      <w:color w:val="595959" w:themeColor="text1" w:themeTint="A6"/>
     </w:rPr>
   </w:style>
   <w:style w:type="character" w:customStyle="1" w:styleId="Heading8Char">
@@ -2740,9 +8055,10 @@
     <w:semiHidden/>
     <w:rsid w:val="00A10FD9"/>
     <w:rPr>
-      <w:rFonts w:ascii="EB Garamond" w:hAnsi="EB Garamond" w:eastAsia="EB Garamond" w:cs="EB Garamond"/>
+      <w:rFonts w:eastAsiaTheme="majorEastAsia" w:cstheme="majorBidi"/>
       <w:i/>
       <w:iCs/>
+      <w:color w:val="272727" w:themeColor="text1" w:themeTint="D8"/>
     </w:rPr>
   </w:style>
   <w:style w:type="character" w:customStyle="1" w:styleId="Heading9Char">
@@ -2753,30 +8069,45 @@
     <w:semiHidden/>
     <w:rsid w:val="00A10FD9"/>
     <w:rPr>
-      <w:rFonts w:ascii="EB Garamond" w:hAnsi="EB Garamond" w:eastAsia="EB Garamond" w:cs="EB Garamond"/>
+      <w:rFonts w:eastAsiaTheme="majorEastAsia" w:cstheme="majorBidi"/>
+      <w:color w:val="272727" w:themeColor="text1" w:themeTint="D8"/>
     </w:rPr>
+  </w:style>
+  <w:style w:type="paragraph" w:customStyle="1" w:styleId="ListItem">
+    <w:name w:val="List Item"/>
+    <w:basedOn w:val="BodyText"/>
+    <w:qFormat/>
+    <w:pPr>
+      <w:spacing w:before="0" w:after="0" w:line="552" w:lineRule="exact"/>
+      <w:ind w:left="720" w:hanging="720"/>
+    </w:pPr>
   </w:style>
   <w:style w:type="paragraph" w:styleId="BlockText">
     <w:name w:val="Block Text"/>
-    <w:basedOn w:val="Normal"/>
+    <w:basedOn w:val="BodyText"/>
     <w:next w:val="BodyText"/>
     <w:uiPriority w:val="9"/>
+    <w:unhideWhenUsed/>
     <w:qFormat/>
     <w:pPr>
-      <w:spacing w:before="0" w:after="240" w:line="240" w:lineRule="auto"/>
-      <w:ind w:left="720" w:right="720" w:firstLine="0"/>
+      <w:spacing w:before="276" w:after="276" w:line="276" w:lineRule="exact"/>
+      <w:ind w:firstLine="0" w:left="720" w:right="720"/>
     </w:pPr>
   </w:style>
   <w:style w:type="paragraph" w:styleId="FootnoteText">
-    <w:name w:val="footnote text"/>
+    <w:name w:val="Footnote Text"/>
     <w:basedOn w:val="Normal"/>
+    <w:next w:val="FootnoteText"/>
     <w:uiPriority w:val="9"/>
     <w:unhideWhenUsed/>
+    <w:qFormat/>
     <w:pPr>
-      <w:spacing w:before="0" w:after="120" w:line="240" w:lineRule="auto"/>
-      <w:ind w:firstLine="0"/>
+      <w:spacing w:before="0" w:after="140" w:line="276" w:lineRule="exact"/>
     </w:pPr>
-    <w:rPr>$sz</w:rPr>
+    <w:rPr>
+      <w:sz w:val="24"/>
+      <w:szCs w:val="24"/>
+    </w:rPr>
   </w:style>
   <w:style w:type="paragraph" w:styleId="FootnoteBlockText">
     <w:name w:val="Footnote Block Text"/>
@@ -2786,8 +8117,8 @@
     <w:unhideWhenUsed/>
     <w:qFormat/>
     <w:pPr>
-      <w:spacing w:before="100" w:after="100"/>
-      <w:ind w:firstLine="0" w:left="480" w:right="480"/>
+      <w:spacing w:before="276" w:after="276"/>
+      <w:ind w:firstLine="0" w:left="720" w:right="720"/>
     </w:pPr>
   </w:style>
   <w:style w:type="character" w:default="1" w:styleId="DefaultParagraphFont">
@@ -2876,8 +8207,8 @@
     <w:name w:val="Verbatim Char"/>
     <w:basedOn w:val="BodyTextChar"/>
     <w:rPr>
-      <w:rFonts w:ascii="EB Garamond" w:hAnsi="EB Garamond" w:eastAsia="EB Garamond" w:cs="EB Garamond"/>
-      <w:sz w:val="24"/>
+      <w:rFonts w:ascii="Consolas" w:hAnsi="Consolas"/>
+      <w:sz w:val="22"/>
     </w:rPr>
   </w:style>
   <w:style w:type="character" w:customStyle="1" w:styleId="SectionNumber">
@@ -2895,6 +8226,7 @@
     <w:name w:val="Hyperlink"/>
     <w:basedOn w:val="BodyTextChar"/>
     <w:rPr>
+      <w:color w:val="000000"/>
     </w:rPr>
   </w:style>
   <w:style w:type="paragraph" w:styleId="TOCHeading">
@@ -2909,73 +8241,28 @@
       <w:outlineLvl w:val="9"/>
     </w:pPr>
     <w:rPr>
-      <w:rFonts w:ascii="EB Garamond" w:hAnsi="EB Garamond" w:eastAsia="EB Garamond" w:cs="EB Garamond"/>
+      <w:rFonts w:asciiTheme="majorHAnsi" w:eastAsiaTheme="majorEastAsia" w:hAnsiTheme="majorHAnsi" w:cstheme="majorBidi"/>
       <w:b w:val="0"/>
       <w:bCs w:val="0"/>
+      <w:color w:val="365F91" w:themeColor="accent1" w:themeShade="BF"/>
     </w:rPr>
   </w:style>
-  <w:style w:type="paragraph" w:customStyle="1" w:styleId="Centered">
-    <w:name w:val="Centered"/>
-    <w:basedOn w:val="Normal"/>
-    <w:qFormat/>
-    <w:pPr>
-      <w:spacing w:before="0" w:after="0" w:line="240" w:lineRule="auto"/>
-      <w:ind w:firstLine="0"/>
-      <w:jc w:val="center"/>
-    </w:pPr>
-  </w:style>
-  <w:style w:type="paragraph" w:styleId="Footer">
-    <w:name w:val="footer"/>
-    <w:basedOn w:val="Normal"/>
-    <w:uiPriority w:val="99"/>
-    <w:unhideWhenUsed/>
-    <w:pPr>
-      <w:spacing w:before="0" w:after="0" w:line="240" w:lineRule="auto"/>
-      <w:ind w:firstLine="0"/>
-      <w:jc w:val="center"/>
-    </w:pPr>
-    <w:rPr>$sz</w:rPr>
-  </w:style>
-  <w:style w:type="paragraph" w:customStyle="1" w:styleId="Numbered">
-    <w:name w:val="Numbered"/>
+  <w:style w:type="paragraph" w:customStyle="1" w:styleId="BodyTextNote">
+    <w:name w:val="Body Text Note"/>
     <w:basedOn w:val="BodyText"/>
     <w:qFormat/>
     <w:pPr>
-      <w:spacing w:before="0" w:after="0" w:line="552" w:lineRule="exact"/>
-      <w:ind w:firstLine="720"/>
+      <w:widowControl w:val="0"/>
     </w:pPr>
   </w:style>
-  <w:style w:type="paragraph" w:customStyle="1" w:styleId="PropertyList">
-    <w:name w:val="Property List"/>
-    <w:basedOn w:val="Single"/>
+  <w:style w:type="paragraph" w:customStyle="1" w:styleId="BodyTextKeep">
+    <w:name w:val="Body Text Keep"/>
+    <w:basedOn w:val="BodyText"/>
     <w:qFormat/>
     <w:pPr>
-      <w:spacing w:before="120" w:after="240" w:line="240" w:lineRule="auto"/>
-      <w:ind w:left="1440" w:firstLine="0"/>
+      <w:keepNext/>
+      <w:keepLines/>
     </w:pPr>
-  </w:style>
-  <w:style w:type="paragraph" w:customStyle="1" w:styleId="SigBlock">
-    <w:name w:val="Signature Block"/>
-    <w:basedOn w:val="Single"/>
-    <w:qFormat/>
-    <w:pPr>
-      <w:spacing w:before="0" w:after="0" w:line="240" w:lineRule="auto"/>
-      <w:ind w:left="4680" w:firstLine="0"/>
-    </w:pPr>
-  </w:style>
-  <w:style w:type="paragraph" w:customStyle="1" w:styleId="Single">
-    <w:name w:val="Single"/>
-    <w:basedOn w:val="Normal"/>
-    <w:qFormat/>
-    <w:pPr>
-      <w:spacing w:before="0" w:after="0" w:line="240" w:lineRule="auto"/>
-      <w:ind w:firstLine="0"/>
-    </w:pPr>
-  </w:style>
-  <w:style w:type="paragraph" w:customStyle="1" w:styleId="PropertyList">
-    <w:name w:val="PropertyList"/>
-    <w:basedOn w:val="BodyText"/>
-    <w:qFormat/>
   </w:style>
   <w:style w:type="paragraph" w:customStyle="1" w:styleId="SourceCode">
     <w:name w:val="Source Code"/>
